--- a/studies/teacher_reference_bias_paper/experiments/samrs_plane/reports/cross_analysis/samrs_plane_cross_reference_analysis_colored.docx
+++ b/studies/teacher_reference_bias_paper/experiments/samrs_plane/reports/cross_analysis/samrs_plane_cross_reference_analysis_colored.docx
@@ -7,7 +7,7 @@
         <w:pStyle w:val="Title"/>
       </w:pPr>
       <w:r>
-        <w:t>Samrs Plane Cross-Reference Analysis</w:t>
+        <w:t>SAMRS SOTA Plane Cross-Reference Analysis</w:t>
       </w:r>
     </w:p>
     <w:p>
@@ -54,7 +54,20 @@
           <w:rFonts w:ascii="DejaVu Sans" w:hAnsi="DejaVu Sans"/>
           <w:sz w:val="18"/>
         </w:rPr>
-        <w:t>GT-bbox öz-referans diagonali bağımsız performans değil coverage-aware identity control'dür; ana teacher-affinity kanıtı YOLO-bbox hücreleridir.</w:t>
+        <w:t>GT bbox ile bir modelin kendi ürettiği maske yine aynı maskeye karşı ölçüldüğünde IoU'nun 1,000 olması beklenir; bu bağımsız başarı sonucu değildir.</w:t>
+      </w:r>
+    </w:p>
+    <w:p>
+      <w:pPr>
+        <w:pStyle w:val="ListBullet"/>
+        <w:spacing w:after="60"/>
+      </w:pPr>
+      <w:r>
+        <w:rPr>
+          <w:rFonts w:ascii="DejaVu Sans" w:hAnsi="DejaVu Sans"/>
+          <w:sz w:val="18"/>
+        </w:rPr>
+        <w:t>YOLO bbox koşulunda her modelin kendi ürettiği etikette kazandığı ek IoU, aynı tahminlerin diğer iki SAM etiketindeki ortalaması çıkarılarak hesaplandı; Overall aralık +0.122 ile +0.133 arasındadır.</w:t>
       </w:r>
     </w:p>
     <w:p>
@@ -101,7 +114,7 @@
           <w:rFonts w:ascii="DejaVu Sans" w:hAnsi="DejaVu Sans"/>
           <w:sz w:val="18"/>
         </w:rPr>
-        <w:t>Kapsam: 512 görüntü. her dört tabakada 128 görüntü ve toplam 3.713 uçak instance.</w:t>
+        <w:t>Kapsam: 512 görüntü, dört sahne grubunun her birinde 128 görüntü ve toplam 3.713 uçak nesnesi.</w:t>
       </w:r>
     </w:p>
     <w:p>
@@ -114,7 +127,7 @@
           <w:rFonts w:ascii="DejaVu Sans" w:hAnsi="DejaVu Sans"/>
           <w:sz w:val="18"/>
         </w:rPr>
-        <w:t>Avg IoU instance başına hesaplanır ve bütün instance'lar eşit ağırlıkla ortalanır.</w:t>
+        <w:t>Avg IoU her nesne için ayrı hesaplanır ve bütün nesneler eşit ağırlıkla ortalanır.</w:t>
       </w:r>
     </w:p>
     <w:p>
@@ -127,7 +140,7 @@
           <w:rFonts w:ascii="DejaVu Sans" w:hAnsi="DejaVu Sans"/>
           <w:sz w:val="18"/>
         </w:rPr>
-        <w:t>Teacher advantage, ilgili pseudo referansta öğretmen modelin IoU değeri ile diğer iki modelin ortalaması arasındaki farktır.</w:t>
+        <w:t>Model–referans matrislerinde satır değerlendirilen modeli, sütun kullanılan referans maskeyi, hücre ise Avg IoU değerini gösterir.</w:t>
       </w:r>
     </w:p>
     <w:p>
@@ -140,7 +153,72 @@
           <w:rFonts w:ascii="DejaVu Sans" w:hAnsi="DejaVu Sans"/>
           <w:sz w:val="18"/>
         </w:rPr>
-        <w:t>Eşleşmiş fark güven aralıkları kaynak sahne kümeli bootstrap ile hesaplanır; aynı büyük sahneden gelen crop'lar bağımsız sayılmaz.</w:t>
+        <w:t>Kendi Etiketiyle IoU, örneğin SAM2 tahmininin SAM2 tarafından üretilen referans maskeye göre puanıdır.</w:t>
+      </w:r>
+    </w:p>
+    <w:p>
+      <w:pPr>
+        <w:pStyle w:val="ListBullet"/>
+        <w:spacing w:after="60"/>
+      </w:pPr>
+      <w:r>
+        <w:rPr>
+          <w:rFonts w:ascii="DejaVu Sans" w:hAnsi="DejaVu Sans"/>
+          <w:sz w:val="18"/>
+        </w:rPr>
+        <w:t>Diğer SAM Etiketleriyle Ortalama IoU, aynı tahminin diğer iki SAM modelinin ürettiği maskelere göre aldığı iki puanın ortalamasıdır.</w:t>
+      </w:r>
+    </w:p>
+    <w:p>
+      <w:pPr>
+        <w:pStyle w:val="ListBullet"/>
+        <w:spacing w:after="60"/>
+      </w:pPr>
+      <w:r>
+        <w:rPr>
+          <w:rFonts w:ascii="DejaVu Sans" w:hAnsi="DejaVu Sans"/>
+          <w:sz w:val="18"/>
+        </w:rPr>
+        <w:t>Ek IoU, bu iki değerin farkıdır. Pozitif değer, modelin kendi etiketine göre ölçüldüğünde daha yüksek puan aldığını gösterir.</w:t>
+      </w:r>
+    </w:p>
+    <w:p>
+      <w:pPr>
+        <w:pStyle w:val="ListBullet"/>
+        <w:spacing w:after="60"/>
+      </w:pPr>
+      <w:r>
+        <w:rPr>
+          <w:rFonts w:ascii="DejaVu Sans" w:hAnsi="DejaVu Sans"/>
+          <w:sz w:val="18"/>
+        </w:rPr>
+        <w:t>Güven aralıkları ve ayrıntılı istatistiksel kontroller analiz CSV'lerinde saklanır; okunabilirliği korumak için bu özet tablolara basılmaz.</w:t>
+      </w:r>
+    </w:p>
+    <w:p>
+      <w:pPr>
+        <w:pStyle w:val="ListBullet"/>
+        <w:spacing w:after="60"/>
+      </w:pPr>
+      <w:r>
+        <w:rPr>
+          <w:rFonts w:ascii="DejaVu Sans" w:hAnsi="DejaVu Sans"/>
+          <w:sz w:val="18"/>
+        </w:rPr>
+        <w:t>Bu karşılaştırmalar ilk sonuçlar görüldükten sonra geliştirilmiştir; önceden kaydedilmiş doğrulayıcı test değildir ve çoklu karşılaştırma düzeltmesi uygulanmamıştır.</w:t>
+      </w:r>
+    </w:p>
+    <w:p>
+      <w:pPr>
+        <w:pStyle w:val="ListBullet"/>
+        <w:spacing w:after="60"/>
+      </w:pPr>
+      <w:r>
+        <w:rPr>
+          <w:rFonts w:ascii="DejaVu Sans" w:hAnsi="DejaVu Sans"/>
+          <w:sz w:val="18"/>
+        </w:rPr>
+        <w:t>Aynı-model karşılaştırması aynı dondurulmuş checkpoint ile sınırlıdır; farklı eğitim seed'i/checkpoint'i veya model ailesi düzeyinde genelleme test edilmemiştir.</w:t>
       </w:r>
     </w:p>
     <w:p>
@@ -193,47 +271,23 @@
       </w:r>
     </w:p>
     <w:p>
-      <w:r>
-        <w:drawing>
-          <wp:inline xmlns:a="http://schemas.openxmlformats.org/drawingml/2006/main" xmlns:pic="http://schemas.openxmlformats.org/drawingml/2006/picture">
-            <wp:extent cx="8778240" cy="3037720"/>
-            <wp:docPr id="2" name="Picture 2"/>
-            <wp:cNvGraphicFramePr>
-              <a:graphicFrameLocks noChangeAspect="1"/>
-            </wp:cNvGraphicFramePr>
-            <a:graphic>
-              <a:graphicData uri="http://schemas.openxmlformats.org/drawingml/2006/picture">
-                <pic:pic>
-                  <pic:nvPicPr>
-                    <pic:cNvPr id="0" name="reference_effect_with_ci.png"/>
-                    <pic:cNvPicPr/>
-                  </pic:nvPicPr>
-                  <pic:blipFill>
-                    <a:blip r:embed="rId10"/>
-                    <a:stretch>
-                      <a:fillRect/>
-                    </a:stretch>
-                  </pic:blipFill>
-                  <pic:spPr>
-                    <a:xfrm>
-                      <a:off x="0" y="0"/>
-                      <a:ext cx="8778240" cy="3037720"/>
-                    </a:xfrm>
-                    <a:prstGeom prst="rect"/>
-                  </pic:spPr>
-                </pic:pic>
-              </a:graphicData>
-            </a:graphic>
-          </wp:inline>
-        </w:drawing>
-      </w:r>
-    </w:p>
-    <w:p>
       <w:pPr>
         <w:pStyle w:val="Heading2"/>
       </w:pPr>
       <w:r>
         <w:t>Overall · GT bbox Avg IoU</w:t>
+      </w:r>
+    </w:p>
+    <w:p>
+      <w:pPr>
+        <w:spacing w:after="80"/>
+      </w:pPr>
+      <w:r>
+        <w:rPr>
+          <w:rFonts w:ascii="DejaVu Sans" w:hAnsi="DejaVu Sans"/>
+          <w:sz w:val="16"/>
+        </w:rPr>
+        <w:t>Satır modeli, sütun referans maskeyi, hücre Avg IoU değerini gösterir.</w:t>
       </w:r>
     </w:p>
     <w:tbl>
@@ -629,397 +683,16 @@
         <w:t>Overall · YOLO bbox Avg IoU</w:t>
       </w:r>
     </w:p>
-    <w:tbl>
-      <w:tblPr>
-        <w:tblStyle w:val="TableGrid"/>
-        <w:tblW w:type="auto" w:w="0"/>
-        <w:jc w:val="center"/>
-        <w:tblLook w:firstColumn="1" w:firstRow="1" w:lastColumn="0" w:lastRow="0" w:noHBand="0" w:noVBand="1" w:val="04A0"/>
-      </w:tblPr>
-      <w:tblGrid>
-        <w:gridCol w:w="2892"/>
-        <w:gridCol w:w="2892"/>
-        <w:gridCol w:w="2892"/>
-        <w:gridCol w:w="2892"/>
-        <w:gridCol w:w="2892"/>
-      </w:tblGrid>
-      <w:tr>
-        <w:tc>
-          <w:tcPr>
-            <w:tcW w:type="dxa" w:w="2892"/>
-            <w:shd w:fill="1F4E79"/>
-          </w:tcPr>
-          <w:p>
-            <w:r>
-              <w:rPr>
-                <w:b/>
-                <w:color w:val="FFFFFF"/>
-                <w:sz w:val="13"/>
-              </w:rPr>
-              <w:t>Model</w:t>
-            </w:r>
-          </w:p>
-        </w:tc>
-        <w:tc>
-          <w:tcPr>
-            <w:tcW w:type="dxa" w:w="2892"/>
-            <w:shd w:fill="1F4E79"/>
-          </w:tcPr>
-          <w:p>
-            <w:r>
-              <w:rPr>
-                <w:b/>
-                <w:color w:val="FFFFFF"/>
-                <w:sz w:val="13"/>
-              </w:rPr>
-              <w:t>Yayımlanmış SAMRS</w:t>
-            </w:r>
-          </w:p>
-        </w:tc>
-        <w:tc>
-          <w:tcPr>
-            <w:tcW w:type="dxa" w:w="2892"/>
-            <w:shd w:fill="1F4E79"/>
-          </w:tcPr>
-          <w:p>
-            <w:r>
-              <w:rPr>
-                <w:b/>
-                <w:color w:val="FFFFFF"/>
-                <w:sz w:val="13"/>
-              </w:rPr>
-              <w:t>Yeniden SAM1</w:t>
-            </w:r>
-          </w:p>
-        </w:tc>
-        <w:tc>
-          <w:tcPr>
-            <w:tcW w:type="dxa" w:w="2892"/>
-            <w:shd w:fill="1F4E79"/>
-          </w:tcPr>
-          <w:p>
-            <w:r>
-              <w:rPr>
-                <w:b/>
-                <w:color w:val="FFFFFF"/>
-                <w:sz w:val="13"/>
-              </w:rPr>
-              <w:t>SAM2 pseudo</w:t>
-            </w:r>
-          </w:p>
-        </w:tc>
-        <w:tc>
-          <w:tcPr>
-            <w:tcW w:type="dxa" w:w="2892"/>
-            <w:shd w:fill="1F4E79"/>
-          </w:tcPr>
-          <w:p>
-            <w:r>
-              <w:rPr>
-                <w:b/>
-                <w:color w:val="FFFFFF"/>
-                <w:sz w:val="13"/>
-              </w:rPr>
-              <w:t>SAM3 pseudo</w:t>
-            </w:r>
-          </w:p>
-        </w:tc>
-      </w:tr>
-      <w:tr>
-        <w:tc>
-          <w:tcPr>
-            <w:tcW w:type="dxa" w:w="2892"/>
-            <w:vAlign w:val="center"/>
-          </w:tcPr>
-          <w:p>
-            <w:pPr>
-              <w:jc w:val="center"/>
-            </w:pPr>
-            <w:r>
-              <w:rPr>
-                <w:rFonts w:ascii="DejaVu Sans" w:hAnsi="DejaVu Sans"/>
-                <w:sz w:val="12"/>
-              </w:rPr>
-              <w:t>SAM1</w:t>
-            </w:r>
-          </w:p>
-        </w:tc>
-        <w:tc>
-          <w:tcPr>
-            <w:tcW w:type="dxa" w:w="2892"/>
-            <w:vAlign w:val="center"/>
-            <w:shd w:fill="9DCF7E"/>
-          </w:tcPr>
-          <w:p>
-            <w:pPr>
-              <w:jc w:val="center"/>
-            </w:pPr>
-            <w:r>
-              <w:rPr>
-                <w:rFonts w:ascii="DejaVu Sans" w:hAnsi="DejaVu Sans"/>
-                <w:sz w:val="12"/>
-              </w:rPr>
-              <w:t>0.813</w:t>
-            </w:r>
-          </w:p>
-        </w:tc>
-        <w:tc>
-          <w:tcPr>
-            <w:tcW w:type="dxa" w:w="2892"/>
-            <w:vAlign w:val="center"/>
-            <w:shd w:fill="9CCE7E"/>
-          </w:tcPr>
-          <w:p>
-            <w:pPr>
-              <w:jc w:val="center"/>
-            </w:pPr>
-            <w:r>
-              <w:rPr>
-                <w:rFonts w:ascii="DejaVu Sans" w:hAnsi="DejaVu Sans"/>
-                <w:sz w:val="12"/>
-              </w:rPr>
-              <w:t>0.818</w:t>
-            </w:r>
-          </w:p>
-        </w:tc>
-        <w:tc>
-          <w:tcPr>
-            <w:tcW w:type="dxa" w:w="2892"/>
-            <w:vAlign w:val="center"/>
-            <w:shd w:fill="C8DB81"/>
-          </w:tcPr>
-          <w:p>
-            <w:pPr>
-              <w:jc w:val="center"/>
-            </w:pPr>
-            <w:r>
-              <w:rPr>
-                <w:rFonts w:ascii="DejaVu Sans" w:hAnsi="DejaVu Sans"/>
-                <w:sz w:val="12"/>
-              </w:rPr>
-              <w:t>0.676</w:t>
-            </w:r>
-          </w:p>
-        </w:tc>
-        <w:tc>
-          <w:tcPr>
-            <w:tcW w:type="dxa" w:w="2892"/>
-            <w:vAlign w:val="center"/>
-            <w:shd w:fill="C2D980"/>
-          </w:tcPr>
-          <w:p>
-            <w:pPr>
-              <w:jc w:val="center"/>
-            </w:pPr>
-            <w:r>
-              <w:rPr>
-                <w:rFonts w:ascii="DejaVu Sans" w:hAnsi="DejaVu Sans"/>
-                <w:sz w:val="12"/>
-              </w:rPr>
-              <w:t>0.695</w:t>
-            </w:r>
-          </w:p>
-        </w:tc>
-      </w:tr>
-      <w:tr>
-        <w:tc>
-          <w:tcPr>
-            <w:tcW w:type="dxa" w:w="2892"/>
-            <w:vAlign w:val="center"/>
-          </w:tcPr>
-          <w:p>
-            <w:pPr>
-              <w:jc w:val="center"/>
-            </w:pPr>
-            <w:r>
-              <w:rPr>
-                <w:rFonts w:ascii="DejaVu Sans" w:hAnsi="DejaVu Sans"/>
-                <w:sz w:val="12"/>
-              </w:rPr>
-              <w:t>SAM2</w:t>
-            </w:r>
-          </w:p>
-        </w:tc>
-        <w:tc>
-          <w:tcPr>
-            <w:tcW w:type="dxa" w:w="2892"/>
-            <w:vAlign w:val="center"/>
-            <w:shd w:fill="C7DB81"/>
-          </w:tcPr>
-          <w:p>
-            <w:pPr>
-              <w:jc w:val="center"/>
-            </w:pPr>
-            <w:r>
-              <w:rPr>
-                <w:rFonts w:ascii="DejaVu Sans" w:hAnsi="DejaVu Sans"/>
-                <w:sz w:val="12"/>
-              </w:rPr>
-              <w:t>0.679</w:t>
-            </w:r>
-          </w:p>
-        </w:tc>
-        <w:tc>
-          <w:tcPr>
-            <w:tcW w:type="dxa" w:w="2892"/>
-            <w:vAlign w:val="center"/>
-            <w:shd w:fill="C6DB81"/>
-          </w:tcPr>
-          <w:p>
-            <w:pPr>
-              <w:jc w:val="center"/>
-            </w:pPr>
-            <w:r>
-              <w:rPr>
-                <w:rFonts w:ascii="DejaVu Sans" w:hAnsi="DejaVu Sans"/>
-                <w:sz w:val="12"/>
-              </w:rPr>
-              <w:t>0.682</w:t>
-            </w:r>
-          </w:p>
-        </w:tc>
-        <w:tc>
-          <w:tcPr>
-            <w:tcW w:type="dxa" w:w="2892"/>
-            <w:vAlign w:val="center"/>
-            <w:shd w:fill="A6D17F"/>
-          </w:tcPr>
-          <w:p>
-            <w:pPr>
-              <w:jc w:val="center"/>
-            </w:pPr>
-            <w:r>
-              <w:rPr>
-                <w:rFonts w:ascii="DejaVu Sans" w:hAnsi="DejaVu Sans"/>
-                <w:sz w:val="12"/>
-              </w:rPr>
-              <w:t>0.785</w:t>
-            </w:r>
-          </w:p>
-        </w:tc>
-        <w:tc>
-          <w:tcPr>
-            <w:tcW w:type="dxa" w:w="2892"/>
-            <w:vAlign w:val="center"/>
-            <w:shd w:fill="D2DE81"/>
-          </w:tcPr>
-          <w:p>
-            <w:pPr>
-              <w:jc w:val="center"/>
-            </w:pPr>
-            <w:r>
-              <w:rPr>
-                <w:rFonts w:ascii="DejaVu Sans" w:hAnsi="DejaVu Sans"/>
-                <w:sz w:val="12"/>
-              </w:rPr>
-              <w:t>0.643</w:t>
-            </w:r>
-          </w:p>
-        </w:tc>
-      </w:tr>
-      <w:tr>
-        <w:tc>
-          <w:tcPr>
-            <w:tcW w:type="dxa" w:w="2892"/>
-            <w:vAlign w:val="center"/>
-          </w:tcPr>
-          <w:p>
-            <w:pPr>
-              <w:jc w:val="center"/>
-            </w:pPr>
-            <w:r>
-              <w:rPr>
-                <w:rFonts w:ascii="DejaVu Sans" w:hAnsi="DejaVu Sans"/>
-                <w:sz w:val="12"/>
-              </w:rPr>
-              <w:t>SAM3</w:t>
-            </w:r>
-          </w:p>
-        </w:tc>
-        <w:tc>
-          <w:tcPr>
-            <w:tcW w:type="dxa" w:w="2892"/>
-            <w:vAlign w:val="center"/>
-            <w:shd w:fill="C3DA81"/>
-          </w:tcPr>
-          <w:p>
-            <w:pPr>
-              <w:jc w:val="center"/>
-            </w:pPr>
-            <w:r>
-              <w:rPr>
-                <w:rFonts w:ascii="DejaVu Sans" w:hAnsi="DejaVu Sans"/>
-                <w:sz w:val="12"/>
-              </w:rPr>
-              <w:t>0.691</w:t>
-            </w:r>
-          </w:p>
-        </w:tc>
-        <w:tc>
-          <w:tcPr>
-            <w:tcW w:type="dxa" w:w="2892"/>
-            <w:vAlign w:val="center"/>
-            <w:shd w:fill="C2D980"/>
-          </w:tcPr>
-          <w:p>
-            <w:pPr>
-              <w:jc w:val="center"/>
-            </w:pPr>
-            <w:r>
-              <w:rPr>
-                <w:rFonts w:ascii="DejaVu Sans" w:hAnsi="DejaVu Sans"/>
-                <w:sz w:val="12"/>
-              </w:rPr>
-              <w:t>0.695</w:t>
-            </w:r>
-          </w:p>
-        </w:tc>
-        <w:tc>
-          <w:tcPr>
-            <w:tcW w:type="dxa" w:w="2892"/>
-            <w:vAlign w:val="center"/>
-            <w:shd w:fill="D4DE81"/>
-          </w:tcPr>
-          <w:p>
-            <w:pPr>
-              <w:jc w:val="center"/>
-            </w:pPr>
-            <w:r>
-              <w:rPr>
-                <w:rFonts w:ascii="DejaVu Sans" w:hAnsi="DejaVu Sans"/>
-                <w:sz w:val="12"/>
-              </w:rPr>
-              <w:t>0.639</w:t>
-            </w:r>
-          </w:p>
-        </w:tc>
-        <w:tc>
-          <w:tcPr>
-            <w:tcW w:type="dxa" w:w="2892"/>
-            <w:vAlign w:val="center"/>
-            <w:shd w:fill="A2D07F"/>
-          </w:tcPr>
-          <w:p>
-            <w:pPr>
-              <w:jc w:val="center"/>
-            </w:pPr>
-            <w:r>
-              <w:rPr>
-                <w:rFonts w:ascii="DejaVu Sans" w:hAnsi="DejaVu Sans"/>
-                <w:sz w:val="12"/>
-              </w:rPr>
-              <w:t>0.799</w:t>
-            </w:r>
-          </w:p>
-        </w:tc>
-      </w:tr>
-    </w:tbl>
     <w:p>
       <w:pPr>
-        <w:pStyle w:val="Heading2"/>
+        <w:spacing w:after="80"/>
       </w:pPr>
       <w:r>
-        <w:t>No Overlap × Low Mask Area · GT bbox Avg IoU</w:t>
+        <w:rPr>
+          <w:rFonts w:ascii="DejaVu Sans" w:hAnsi="DejaVu Sans"/>
+          <w:sz w:val="16"/>
+        </w:rPr>
+        <w:t>Satır modeli, sütun referans maskeyi, hücre Avg IoU değerini gösterir.</w:t>
       </w:r>
     </w:p>
     <w:tbl>
@@ -1141,7 +814,7 @@
           <w:tcPr>
             <w:tcW w:type="dxa" w:w="2892"/>
             <w:vAlign w:val="center"/>
-            <w:shd w:fill="6AC07B"/>
+            <w:shd w:fill="9DCF7E"/>
           </w:tcPr>
           <w:p>
             <w:pPr>
@@ -1152,7 +825,7 @@
                 <w:rFonts w:ascii="DejaVu Sans" w:hAnsi="DejaVu Sans"/>
                 <w:sz w:val="12"/>
               </w:rPr>
-              <w:t>0.979</w:t>
+              <w:t>0.813</w:t>
             </w:r>
           </w:p>
         </w:tc>
@@ -1160,7 +833,7 @@
           <w:tcPr>
             <w:tcW w:type="dxa" w:w="2892"/>
             <w:vAlign w:val="center"/>
-            <w:shd w:fill="63BE7B"/>
+            <w:shd w:fill="9CCE7E"/>
           </w:tcPr>
           <w:p>
             <w:pPr>
@@ -1171,7 +844,103 @@
                 <w:rFonts w:ascii="DejaVu Sans" w:hAnsi="DejaVu Sans"/>
                 <w:sz w:val="12"/>
               </w:rPr>
-              <w:t>1.000</w:t>
+              <w:t>0.818</w:t>
+            </w:r>
+          </w:p>
+        </w:tc>
+        <w:tc>
+          <w:tcPr>
+            <w:tcW w:type="dxa" w:w="2892"/>
+            <w:vAlign w:val="center"/>
+            <w:shd w:fill="C8DB81"/>
+          </w:tcPr>
+          <w:p>
+            <w:pPr>
+              <w:jc w:val="center"/>
+            </w:pPr>
+            <w:r>
+              <w:rPr>
+                <w:rFonts w:ascii="DejaVu Sans" w:hAnsi="DejaVu Sans"/>
+                <w:sz w:val="12"/>
+              </w:rPr>
+              <w:t>0.676</w:t>
+            </w:r>
+          </w:p>
+        </w:tc>
+        <w:tc>
+          <w:tcPr>
+            <w:tcW w:type="dxa" w:w="2892"/>
+            <w:vAlign w:val="center"/>
+            <w:shd w:fill="C2D980"/>
+          </w:tcPr>
+          <w:p>
+            <w:pPr>
+              <w:jc w:val="center"/>
+            </w:pPr>
+            <w:r>
+              <w:rPr>
+                <w:rFonts w:ascii="DejaVu Sans" w:hAnsi="DejaVu Sans"/>
+                <w:sz w:val="12"/>
+              </w:rPr>
+              <w:t>0.695</w:t>
+            </w:r>
+          </w:p>
+        </w:tc>
+      </w:tr>
+      <w:tr>
+        <w:tc>
+          <w:tcPr>
+            <w:tcW w:type="dxa" w:w="2892"/>
+            <w:vAlign w:val="center"/>
+          </w:tcPr>
+          <w:p>
+            <w:pPr>
+              <w:jc w:val="center"/>
+            </w:pPr>
+            <w:r>
+              <w:rPr>
+                <w:rFonts w:ascii="DejaVu Sans" w:hAnsi="DejaVu Sans"/>
+                <w:sz w:val="12"/>
+              </w:rPr>
+              <w:t>SAM2</w:t>
+            </w:r>
+          </w:p>
+        </w:tc>
+        <w:tc>
+          <w:tcPr>
+            <w:tcW w:type="dxa" w:w="2892"/>
+            <w:vAlign w:val="center"/>
+            <w:shd w:fill="C7DB81"/>
+          </w:tcPr>
+          <w:p>
+            <w:pPr>
+              <w:jc w:val="center"/>
+            </w:pPr>
+            <w:r>
+              <w:rPr>
+                <w:rFonts w:ascii="DejaVu Sans" w:hAnsi="DejaVu Sans"/>
+                <w:sz w:val="12"/>
+              </w:rPr>
+              <w:t>0.679</w:t>
+            </w:r>
+          </w:p>
+        </w:tc>
+        <w:tc>
+          <w:tcPr>
+            <w:tcW w:type="dxa" w:w="2892"/>
+            <w:vAlign w:val="center"/>
+            <w:shd w:fill="C6DB81"/>
+          </w:tcPr>
+          <w:p>
+            <w:pPr>
+              <w:jc w:val="center"/>
+            </w:pPr>
+            <w:r>
+              <w:rPr>
+                <w:rFonts w:ascii="DejaVu Sans" w:hAnsi="DejaVu Sans"/>
+                <w:sz w:val="12"/>
+              </w:rPr>
+              <w:t>0.682</w:t>
             </w:r>
           </w:p>
         </w:tc>
@@ -1190,7 +959,7 @@
                 <w:rFonts w:ascii="DejaVu Sans" w:hAnsi="DejaVu Sans"/>
                 <w:sz w:val="12"/>
               </w:rPr>
-              <w:t>0.784</w:t>
+              <w:t>0.785</w:t>
             </w:r>
           </w:p>
         </w:tc>
@@ -1198,7 +967,7 @@
           <w:tcPr>
             <w:tcW w:type="dxa" w:w="2892"/>
             <w:vAlign w:val="center"/>
-            <w:shd w:fill="9ACE7E"/>
+            <w:shd w:fill="D2DE81"/>
           </w:tcPr>
           <w:p>
             <w:pPr>
@@ -1209,7 +978,7 @@
                 <w:rFonts w:ascii="DejaVu Sans" w:hAnsi="DejaVu Sans"/>
                 <w:sz w:val="12"/>
               </w:rPr>
-              <w:t>0.825</w:t>
+              <w:t>0.643</w:t>
             </w:r>
           </w:p>
         </w:tc>
@@ -1229,7 +998,7 @@
                 <w:rFonts w:ascii="DejaVu Sans" w:hAnsi="DejaVu Sans"/>
                 <w:sz w:val="12"/>
               </w:rPr>
-              <w:t>SAM2</w:t>
+              <w:t>SAM3</w:t>
             </w:r>
           </w:p>
         </w:tc>
@@ -1237,7 +1006,7 @@
           <w:tcPr>
             <w:tcW w:type="dxa" w:w="2892"/>
             <w:vAlign w:val="center"/>
-            <w:shd w:fill="ABD37F"/>
+            <w:shd w:fill="C3DA81"/>
           </w:tcPr>
           <w:p>
             <w:pPr>
@@ -1248,7 +1017,7 @@
                 <w:rFonts w:ascii="DejaVu Sans" w:hAnsi="DejaVu Sans"/>
                 <w:sz w:val="12"/>
               </w:rPr>
-              <w:t>0.769</w:t>
+              <w:t>0.691</w:t>
             </w:r>
           </w:p>
         </w:tc>
@@ -1256,7 +1025,7 @@
           <w:tcPr>
             <w:tcW w:type="dxa" w:w="2892"/>
             <w:vAlign w:val="center"/>
-            <w:shd w:fill="A6D17F"/>
+            <w:shd w:fill="C2D980"/>
           </w:tcPr>
           <w:p>
             <w:pPr>
@@ -1267,7 +1036,7 @@
                 <w:rFonts w:ascii="DejaVu Sans" w:hAnsi="DejaVu Sans"/>
                 <w:sz w:val="12"/>
               </w:rPr>
-              <w:t>0.784</w:t>
+              <w:t>0.695</w:t>
             </w:r>
           </w:p>
         </w:tc>
@@ -1275,7 +1044,7 @@
           <w:tcPr>
             <w:tcW w:type="dxa" w:w="2892"/>
             <w:vAlign w:val="center"/>
-            <w:shd w:fill="63BE7B"/>
+            <w:shd w:fill="D4DE81"/>
           </w:tcPr>
           <w:p>
             <w:pPr>
@@ -1286,7 +1055,7 @@
                 <w:rFonts w:ascii="DejaVu Sans" w:hAnsi="DejaVu Sans"/>
                 <w:sz w:val="12"/>
               </w:rPr>
-              <w:t>1.000</w:t>
+              <w:t>0.639</w:t>
             </w:r>
           </w:p>
         </w:tc>
@@ -1294,7 +1063,7 @@
           <w:tcPr>
             <w:tcW w:type="dxa" w:w="2892"/>
             <w:vAlign w:val="center"/>
-            <w:shd w:fill="AED47F"/>
+            <w:shd w:fill="A2D07F"/>
           </w:tcPr>
           <w:p>
             <w:pPr>
@@ -1305,103 +1074,7 @@
                 <w:rFonts w:ascii="DejaVu Sans" w:hAnsi="DejaVu Sans"/>
                 <w:sz w:val="12"/>
               </w:rPr>
-              <w:t>0.761</w:t>
-            </w:r>
-          </w:p>
-        </w:tc>
-      </w:tr>
-      <w:tr>
-        <w:tc>
-          <w:tcPr>
-            <w:tcW w:type="dxa" w:w="2892"/>
-            <w:vAlign w:val="center"/>
-          </w:tcPr>
-          <w:p>
-            <w:pPr>
-              <w:jc w:val="center"/>
-            </w:pPr>
-            <w:r>
-              <w:rPr>
-                <w:rFonts w:ascii="DejaVu Sans" w:hAnsi="DejaVu Sans"/>
-                <w:sz w:val="12"/>
-              </w:rPr>
-              <w:t>SAM3</w:t>
-            </w:r>
-          </w:p>
-        </w:tc>
-        <w:tc>
-          <w:tcPr>
-            <w:tcW w:type="dxa" w:w="2892"/>
-            <w:vAlign w:val="center"/>
-            <w:shd w:fill="9ECF7E"/>
-          </w:tcPr>
-          <w:p>
-            <w:pPr>
-              <w:jc w:val="center"/>
-            </w:pPr>
-            <w:r>
-              <w:rPr>
-                <w:rFonts w:ascii="DejaVu Sans" w:hAnsi="DejaVu Sans"/>
-                <w:sz w:val="12"/>
-              </w:rPr>
-              <w:t>0.812</w:t>
-            </w:r>
-          </w:p>
-        </w:tc>
-        <w:tc>
-          <w:tcPr>
-            <w:tcW w:type="dxa" w:w="2892"/>
-            <w:vAlign w:val="center"/>
-            <w:shd w:fill="9ACE7E"/>
-          </w:tcPr>
-          <w:p>
-            <w:pPr>
-              <w:jc w:val="center"/>
-            </w:pPr>
-            <w:r>
-              <w:rPr>
-                <w:rFonts w:ascii="DejaVu Sans" w:hAnsi="DejaVu Sans"/>
-                <w:sz w:val="12"/>
-              </w:rPr>
-              <w:t>0.825</w:t>
-            </w:r>
-          </w:p>
-        </w:tc>
-        <w:tc>
-          <w:tcPr>
-            <w:tcW w:type="dxa" w:w="2892"/>
-            <w:vAlign w:val="center"/>
-            <w:shd w:fill="AED47F"/>
-          </w:tcPr>
-          <w:p>
-            <w:pPr>
-              <w:jc w:val="center"/>
-            </w:pPr>
-            <w:r>
-              <w:rPr>
-                <w:rFonts w:ascii="DejaVu Sans" w:hAnsi="DejaVu Sans"/>
-                <w:sz w:val="12"/>
-              </w:rPr>
-              <w:t>0.761</w:t>
-            </w:r>
-          </w:p>
-        </w:tc>
-        <w:tc>
-          <w:tcPr>
-            <w:tcW w:type="dxa" w:w="2892"/>
-            <w:vAlign w:val="center"/>
-            <w:shd w:fill="63BE7B"/>
-          </w:tcPr>
-          <w:p>
-            <w:pPr>
-              <w:jc w:val="center"/>
-            </w:pPr>
-            <w:r>
-              <w:rPr>
-                <w:rFonts w:ascii="DejaVu Sans" w:hAnsi="DejaVu Sans"/>
-                <w:sz w:val="12"/>
-              </w:rPr>
-              <w:t>1.000</w:t>
+              <w:t>0.799</w:t>
             </w:r>
           </w:p>
         </w:tc>
@@ -1412,7 +1085,19 @@
         <w:pStyle w:val="Heading2"/>
       </w:pPr>
       <w:r>
-        <w:t>No Overlap × Low Mask Area · YOLO bbox Avg IoU</w:t>
+        <w:t>No Overlap × Low Mask Area · GT bbox Avg IoU</w:t>
+      </w:r>
+    </w:p>
+    <w:p>
+      <w:pPr>
+        <w:spacing w:after="80"/>
+      </w:pPr>
+      <w:r>
+        <w:rPr>
+          <w:rFonts w:ascii="DejaVu Sans" w:hAnsi="DejaVu Sans"/>
+          <w:sz w:val="16"/>
+        </w:rPr>
+        <w:t>Satır modeli, sütun referans maskeyi, hücre Avg IoU değerini gösterir.</w:t>
       </w:r>
     </w:p>
     <w:tbl>
@@ -1534,7 +1219,7 @@
           <w:tcPr>
             <w:tcW w:type="dxa" w:w="2892"/>
             <w:vAlign w:val="center"/>
-            <w:shd w:fill="ACD37F"/>
+            <w:shd w:fill="6AC07B"/>
           </w:tcPr>
           <w:p>
             <w:pPr>
@@ -1545,7 +1230,26 @@
                 <w:rFonts w:ascii="DejaVu Sans" w:hAnsi="DejaVu Sans"/>
                 <w:sz w:val="12"/>
               </w:rPr>
-              <w:t>0.765</w:t>
+              <w:t>0.979</w:t>
+            </w:r>
+          </w:p>
+        </w:tc>
+        <w:tc>
+          <w:tcPr>
+            <w:tcW w:type="dxa" w:w="2892"/>
+            <w:vAlign w:val="center"/>
+            <w:shd w:fill="63BE7B"/>
+          </w:tcPr>
+          <w:p>
+            <w:pPr>
+              <w:jc w:val="center"/>
+            </w:pPr>
+            <w:r>
+              <w:rPr>
+                <w:rFonts w:ascii="DejaVu Sans" w:hAnsi="DejaVu Sans"/>
+                <w:sz w:val="12"/>
+              </w:rPr>
+              <w:t>1.000</w:t>
             </w:r>
           </w:p>
         </w:tc>
@@ -1572,7 +1276,7 @@
           <w:tcPr>
             <w:tcW w:type="dxa" w:w="2892"/>
             <w:vAlign w:val="center"/>
-            <w:shd w:fill="D1DE81"/>
+            <w:shd w:fill="9ACE7E"/>
           </w:tcPr>
           <w:p>
             <w:pPr>
@@ -1583,15 +1287,16 @@
                 <w:rFonts w:ascii="DejaVu Sans" w:hAnsi="DejaVu Sans"/>
                 <w:sz w:val="12"/>
               </w:rPr>
-              <w:t>0.647</w:t>
-            </w:r>
-          </w:p>
-        </w:tc>
+              <w:t>0.825</w:t>
+            </w:r>
+          </w:p>
+        </w:tc>
+      </w:tr>
+      <w:tr>
         <w:tc>
           <w:tcPr>
             <w:tcW w:type="dxa" w:w="2892"/>
             <w:vAlign w:val="center"/>
-            <w:shd w:fill="CADC81"/>
           </w:tcPr>
           <w:p>
             <w:pPr>
@@ -1602,16 +1307,15 @@
                 <w:rFonts w:ascii="DejaVu Sans" w:hAnsi="DejaVu Sans"/>
                 <w:sz w:val="12"/>
               </w:rPr>
-              <w:t>0.671</w:t>
-            </w:r>
-          </w:p>
-        </w:tc>
-      </w:tr>
-      <w:tr>
+              <w:t>SAM2</w:t>
+            </w:r>
+          </w:p>
+        </w:tc>
         <w:tc>
           <w:tcPr>
             <w:tcW w:type="dxa" w:w="2892"/>
             <w:vAlign w:val="center"/>
+            <w:shd w:fill="ABD37F"/>
           </w:tcPr>
           <w:p>
             <w:pPr>
@@ -1622,7 +1326,7 @@
                 <w:rFonts w:ascii="DejaVu Sans" w:hAnsi="DejaVu Sans"/>
                 <w:sz w:val="12"/>
               </w:rPr>
-              <w:t>SAM2</w:t>
+              <w:t>0.769</w:t>
             </w:r>
           </w:p>
         </w:tc>
@@ -1630,7 +1334,7 @@
           <w:tcPr>
             <w:tcW w:type="dxa" w:w="2892"/>
             <w:vAlign w:val="center"/>
-            <w:shd w:fill="D6DF82"/>
+            <w:shd w:fill="A6D17F"/>
           </w:tcPr>
           <w:p>
             <w:pPr>
@@ -1641,7 +1345,7 @@
                 <w:rFonts w:ascii="DejaVu Sans" w:hAnsi="DejaVu Sans"/>
                 <w:sz w:val="12"/>
               </w:rPr>
-              <w:t>0.631</w:t>
+              <w:t>0.784</w:t>
             </w:r>
           </w:p>
         </w:tc>
@@ -1649,7 +1353,7 @@
           <w:tcPr>
             <w:tcW w:type="dxa" w:w="2892"/>
             <w:vAlign w:val="center"/>
-            <w:shd w:fill="D1DE81"/>
+            <w:shd w:fill="63BE7B"/>
           </w:tcPr>
           <w:p>
             <w:pPr>
@@ -1660,7 +1364,7 @@
                 <w:rFonts w:ascii="DejaVu Sans" w:hAnsi="DejaVu Sans"/>
                 <w:sz w:val="12"/>
               </w:rPr>
-              <w:t>0.646</w:t>
+              <w:t>1.000</w:t>
             </w:r>
           </w:p>
         </w:tc>
@@ -1668,7 +1372,7 @@
           <w:tcPr>
             <w:tcW w:type="dxa" w:w="2892"/>
             <w:vAlign w:val="center"/>
-            <w:shd w:fill="B3D580"/>
+            <w:shd w:fill="AED47F"/>
           </w:tcPr>
           <w:p>
             <w:pPr>
@@ -1679,15 +1383,16 @@
                 <w:rFonts w:ascii="DejaVu Sans" w:hAnsi="DejaVu Sans"/>
                 <w:sz w:val="12"/>
               </w:rPr>
-              <w:t>0.745</w:t>
-            </w:r>
-          </w:p>
-        </w:tc>
+              <w:t>0.761</w:t>
+            </w:r>
+          </w:p>
+        </w:tc>
+      </w:tr>
+      <w:tr>
         <w:tc>
           <w:tcPr>
             <w:tcW w:type="dxa" w:w="2892"/>
             <w:vAlign w:val="center"/>
-            <w:shd w:fill="D9E082"/>
           </w:tcPr>
           <w:p>
             <w:pPr>
@@ -1698,16 +1403,15 @@
                 <w:rFonts w:ascii="DejaVu Sans" w:hAnsi="DejaVu Sans"/>
                 <w:sz w:val="12"/>
               </w:rPr>
-              <w:t>0.622</w:t>
-            </w:r>
-          </w:p>
-        </w:tc>
-      </w:tr>
-      <w:tr>
+              <w:t>SAM3</w:t>
+            </w:r>
+          </w:p>
+        </w:tc>
         <w:tc>
           <w:tcPr>
             <w:tcW w:type="dxa" w:w="2892"/>
             <w:vAlign w:val="center"/>
+            <w:shd w:fill="9ECF7E"/>
           </w:tcPr>
           <w:p>
             <w:pPr>
@@ -1718,7 +1422,7 @@
                 <w:rFonts w:ascii="DejaVu Sans" w:hAnsi="DejaVu Sans"/>
                 <w:sz w:val="12"/>
               </w:rPr>
-              <w:t>SAM3</w:t>
+              <w:t>0.812</w:t>
             </w:r>
           </w:p>
         </w:tc>
@@ -1726,7 +1430,7 @@
           <w:tcPr>
             <w:tcW w:type="dxa" w:w="2892"/>
             <w:vAlign w:val="center"/>
-            <w:shd w:fill="CDDD81"/>
+            <w:shd w:fill="9ACE7E"/>
           </w:tcPr>
           <w:p>
             <w:pPr>
@@ -1737,7 +1441,7 @@
                 <w:rFonts w:ascii="DejaVu Sans" w:hAnsi="DejaVu Sans"/>
                 <w:sz w:val="12"/>
               </w:rPr>
-              <w:t>0.659</w:t>
+              <w:t>0.825</w:t>
             </w:r>
           </w:p>
         </w:tc>
@@ -1745,7 +1449,7 @@
           <w:tcPr>
             <w:tcW w:type="dxa" w:w="2892"/>
             <w:vAlign w:val="center"/>
-            <w:shd w:fill="C9DC81"/>
+            <w:shd w:fill="AED47F"/>
           </w:tcPr>
           <w:p>
             <w:pPr>
@@ -1756,7 +1460,7 @@
                 <w:rFonts w:ascii="DejaVu Sans" w:hAnsi="DejaVu Sans"/>
                 <w:sz w:val="12"/>
               </w:rPr>
-              <w:t>0.672</w:t>
+              <w:t>0.761</w:t>
             </w:r>
           </w:p>
         </w:tc>
@@ -1764,7 +1468,7 @@
           <w:tcPr>
             <w:tcW w:type="dxa" w:w="2892"/>
             <w:vAlign w:val="center"/>
-            <w:shd w:fill="D8E082"/>
+            <w:shd w:fill="63BE7B"/>
           </w:tcPr>
           <w:p>
             <w:pPr>
@@ -1775,26 +1479,7 @@
                 <w:rFonts w:ascii="DejaVu Sans" w:hAnsi="DejaVu Sans"/>
                 <w:sz w:val="12"/>
               </w:rPr>
-              <w:t>0.624</w:t>
-            </w:r>
-          </w:p>
-        </w:tc>
-        <w:tc>
-          <w:tcPr>
-            <w:tcW w:type="dxa" w:w="2892"/>
-            <w:vAlign w:val="center"/>
-            <w:shd w:fill="AED47F"/>
-          </w:tcPr>
-          <w:p>
-            <w:pPr>
-              <w:jc w:val="center"/>
-            </w:pPr>
-            <w:r>
-              <w:rPr>
-                <w:rFonts w:ascii="DejaVu Sans" w:hAnsi="DejaVu Sans"/>
-                <w:sz w:val="12"/>
-              </w:rPr>
-              <w:t>0.759</w:t>
+              <w:t>1.000</w:t>
             </w:r>
           </w:p>
         </w:tc>
@@ -1805,7 +1490,19 @@
         <w:pStyle w:val="Heading2"/>
       </w:pPr>
       <w:r>
-        <w:t>No Overlap × High Mask Area · GT bbox Avg IoU</w:t>
+        <w:t>No Overlap × Low Mask Area · YOLO bbox Avg IoU</w:t>
+      </w:r>
+    </w:p>
+    <w:p>
+      <w:pPr>
+        <w:spacing w:after="80"/>
+      </w:pPr>
+      <w:r>
+        <w:rPr>
+          <w:rFonts w:ascii="DejaVu Sans" w:hAnsi="DejaVu Sans"/>
+          <w:sz w:val="16"/>
+        </w:rPr>
+        <w:t>Satır modeli, sütun referans maskeyi, hücre Avg IoU değerini gösterir.</w:t>
       </w:r>
     </w:p>
     <w:tbl>
@@ -1927,7 +1624,7 @@
           <w:tcPr>
             <w:tcW w:type="dxa" w:w="2892"/>
             <w:vAlign w:val="center"/>
-            <w:shd w:fill="6AC07B"/>
+            <w:shd w:fill="ACD37F"/>
           </w:tcPr>
           <w:p>
             <w:pPr>
@@ -1938,7 +1635,7 @@
                 <w:rFonts w:ascii="DejaVu Sans" w:hAnsi="DejaVu Sans"/>
                 <w:sz w:val="12"/>
               </w:rPr>
-              <w:t>0.979</w:t>
+              <w:t>0.765</w:t>
             </w:r>
           </w:p>
         </w:tc>
@@ -1946,7 +1643,7 @@
           <w:tcPr>
             <w:tcW w:type="dxa" w:w="2892"/>
             <w:vAlign w:val="center"/>
-            <w:shd w:fill="63BE7B"/>
+            <w:shd w:fill="A6D17F"/>
           </w:tcPr>
           <w:p>
             <w:pPr>
@@ -1957,7 +1654,7 @@
                 <w:rFonts w:ascii="DejaVu Sans" w:hAnsi="DejaVu Sans"/>
                 <w:sz w:val="12"/>
               </w:rPr>
-              <w:t>1.000</w:t>
+              <w:t>0.784</w:t>
             </w:r>
           </w:p>
         </w:tc>
@@ -1965,7 +1662,7 @@
           <w:tcPr>
             <w:tcW w:type="dxa" w:w="2892"/>
             <w:vAlign w:val="center"/>
-            <w:shd w:fill="96CD7E"/>
+            <w:shd w:fill="D1DE81"/>
           </w:tcPr>
           <w:p>
             <w:pPr>
@@ -1976,7 +1673,7 @@
                 <w:rFonts w:ascii="DejaVu Sans" w:hAnsi="DejaVu Sans"/>
                 <w:sz w:val="12"/>
               </w:rPr>
-              <w:t>0.837</w:t>
+              <w:t>0.647</w:t>
             </w:r>
           </w:p>
         </w:tc>
@@ -1984,7 +1681,7 @@
           <w:tcPr>
             <w:tcW w:type="dxa" w:w="2892"/>
             <w:vAlign w:val="center"/>
-            <w:shd w:fill="A2D07F"/>
+            <w:shd w:fill="CADC81"/>
           </w:tcPr>
           <w:p>
             <w:pPr>
@@ -1995,7 +1692,7 @@
                 <w:rFonts w:ascii="DejaVu Sans" w:hAnsi="DejaVu Sans"/>
                 <w:sz w:val="12"/>
               </w:rPr>
-              <w:t>0.798</w:t>
+              <w:t>0.671</w:t>
             </w:r>
           </w:p>
         </w:tc>
@@ -2023,7 +1720,7 @@
           <w:tcPr>
             <w:tcW w:type="dxa" w:w="2892"/>
             <w:vAlign w:val="center"/>
-            <w:shd w:fill="99CE7E"/>
+            <w:shd w:fill="D6DF82"/>
           </w:tcPr>
           <w:p>
             <w:pPr>
@@ -2034,7 +1731,7 @@
                 <w:rFonts w:ascii="DejaVu Sans" w:hAnsi="DejaVu Sans"/>
                 <w:sz w:val="12"/>
               </w:rPr>
-              <w:t>0.827</w:t>
+              <w:t>0.631</w:t>
             </w:r>
           </w:p>
         </w:tc>
@@ -2042,7 +1739,7 @@
           <w:tcPr>
             <w:tcW w:type="dxa" w:w="2892"/>
             <w:vAlign w:val="center"/>
-            <w:shd w:fill="96CD7E"/>
+            <w:shd w:fill="D1DE81"/>
           </w:tcPr>
           <w:p>
             <w:pPr>
@@ -2053,7 +1750,7 @@
                 <w:rFonts w:ascii="DejaVu Sans" w:hAnsi="DejaVu Sans"/>
                 <w:sz w:val="12"/>
               </w:rPr>
-              <w:t>0.837</w:t>
+              <w:t>0.646</w:t>
             </w:r>
           </w:p>
         </w:tc>
@@ -2061,7 +1758,7 @@
           <w:tcPr>
             <w:tcW w:type="dxa" w:w="2892"/>
             <w:vAlign w:val="center"/>
-            <w:shd w:fill="63BE7B"/>
+            <w:shd w:fill="B3D580"/>
           </w:tcPr>
           <w:p>
             <w:pPr>
@@ -2072,7 +1769,7 @@
                 <w:rFonts w:ascii="DejaVu Sans" w:hAnsi="DejaVu Sans"/>
                 <w:sz w:val="12"/>
               </w:rPr>
-              <w:t>1.000</w:t>
+              <w:t>0.745</w:t>
             </w:r>
           </w:p>
         </w:tc>
@@ -2080,7 +1777,7 @@
           <w:tcPr>
             <w:tcW w:type="dxa" w:w="2892"/>
             <w:vAlign w:val="center"/>
-            <w:shd w:fill="A1D07F"/>
+            <w:shd w:fill="D9E082"/>
           </w:tcPr>
           <w:p>
             <w:pPr>
@@ -2091,7 +1788,7 @@
                 <w:rFonts w:ascii="DejaVu Sans" w:hAnsi="DejaVu Sans"/>
                 <w:sz w:val="12"/>
               </w:rPr>
-              <w:t>0.801</w:t>
+              <w:t>0.622</w:t>
             </w:r>
           </w:p>
         </w:tc>
@@ -2119,7 +1816,7 @@
           <w:tcPr>
             <w:tcW w:type="dxa" w:w="2892"/>
             <w:vAlign w:val="center"/>
-            <w:shd w:fill="A5D17F"/>
+            <w:shd w:fill="CDDD81"/>
           </w:tcPr>
           <w:p>
             <w:pPr>
@@ -2130,7 +1827,7 @@
                 <w:rFonts w:ascii="DejaVu Sans" w:hAnsi="DejaVu Sans"/>
                 <w:sz w:val="12"/>
               </w:rPr>
-              <w:t>0.788</w:t>
+              <w:t>0.659</w:t>
             </w:r>
           </w:p>
         </w:tc>
@@ -2138,7 +1835,7 @@
           <w:tcPr>
             <w:tcW w:type="dxa" w:w="2892"/>
             <w:vAlign w:val="center"/>
-            <w:shd w:fill="A2D07F"/>
+            <w:shd w:fill="C9DC81"/>
           </w:tcPr>
           <w:p>
             <w:pPr>
@@ -2149,7 +1846,7 @@
                 <w:rFonts w:ascii="DejaVu Sans" w:hAnsi="DejaVu Sans"/>
                 <w:sz w:val="12"/>
               </w:rPr>
-              <w:t>0.798</w:t>
+              <w:t>0.672</w:t>
             </w:r>
           </w:p>
         </w:tc>
@@ -2157,7 +1854,7 @@
           <w:tcPr>
             <w:tcW w:type="dxa" w:w="2892"/>
             <w:vAlign w:val="center"/>
-            <w:shd w:fill="A1D07F"/>
+            <w:shd w:fill="D8E082"/>
           </w:tcPr>
           <w:p>
             <w:pPr>
@@ -2168,7 +1865,7 @@
                 <w:rFonts w:ascii="DejaVu Sans" w:hAnsi="DejaVu Sans"/>
                 <w:sz w:val="12"/>
               </w:rPr>
-              <w:t>0.801</w:t>
+              <w:t>0.624</w:t>
             </w:r>
           </w:p>
         </w:tc>
@@ -2176,7 +1873,7 @@
           <w:tcPr>
             <w:tcW w:type="dxa" w:w="2892"/>
             <w:vAlign w:val="center"/>
-            <w:shd w:fill="63BE7B"/>
+            <w:shd w:fill="AED47F"/>
           </w:tcPr>
           <w:p>
             <w:pPr>
@@ -2187,7 +1884,7 @@
                 <w:rFonts w:ascii="DejaVu Sans" w:hAnsi="DejaVu Sans"/>
                 <w:sz w:val="12"/>
               </w:rPr>
-              <w:t>1.000</w:t>
+              <w:t>0.759</w:t>
             </w:r>
           </w:p>
         </w:tc>
@@ -2198,7 +1895,19 @@
         <w:pStyle w:val="Heading2"/>
       </w:pPr>
       <w:r>
-        <w:t>No Overlap × High Mask Area · YOLO bbox Avg IoU</w:t>
+        <w:t>No Overlap × High Mask Area · GT bbox Avg IoU</w:t>
+      </w:r>
+    </w:p>
+    <w:p>
+      <w:pPr>
+        <w:spacing w:after="80"/>
+      </w:pPr>
+      <w:r>
+        <w:rPr>
+          <w:rFonts w:ascii="DejaVu Sans" w:hAnsi="DejaVu Sans"/>
+          <w:sz w:val="16"/>
+        </w:rPr>
+        <w:t>Satır modeli, sütun referans maskeyi, hücre Avg IoU değerini gösterir.</w:t>
       </w:r>
     </w:p>
     <w:tbl>
@@ -2320,7 +2029,7 @@
           <w:tcPr>
             <w:tcW w:type="dxa" w:w="2892"/>
             <w:vAlign w:val="center"/>
-            <w:shd w:fill="82C77D"/>
+            <w:shd w:fill="6AC07B"/>
           </w:tcPr>
           <w:p>
             <w:pPr>
@@ -2331,7 +2040,7 @@
                 <w:rFonts w:ascii="DejaVu Sans" w:hAnsi="DejaVu Sans"/>
                 <w:sz w:val="12"/>
               </w:rPr>
-              <w:t>0.901</w:t>
+              <w:t>0.979</w:t>
             </w:r>
           </w:p>
         </w:tc>
@@ -2339,7 +2048,7 @@
           <w:tcPr>
             <w:tcW w:type="dxa" w:w="2892"/>
             <w:vAlign w:val="center"/>
-            <w:shd w:fill="7FC67D"/>
+            <w:shd w:fill="63BE7B"/>
           </w:tcPr>
           <w:p>
             <w:pPr>
@@ -2350,7 +2059,7 @@
                 <w:rFonts w:ascii="DejaVu Sans" w:hAnsi="DejaVu Sans"/>
                 <w:sz w:val="12"/>
               </w:rPr>
-              <w:t>0.909</w:t>
+              <w:t>1.000</w:t>
             </w:r>
           </w:p>
         </w:tc>
@@ -2358,7 +2067,7 @@
           <w:tcPr>
             <w:tcW w:type="dxa" w:w="2892"/>
             <w:vAlign w:val="center"/>
-            <w:shd w:fill="A6D17F"/>
+            <w:shd w:fill="96CD7E"/>
           </w:tcPr>
           <w:p>
             <w:pPr>
@@ -2369,7 +2078,7 @@
                 <w:rFonts w:ascii="DejaVu Sans" w:hAnsi="DejaVu Sans"/>
                 <w:sz w:val="12"/>
               </w:rPr>
-              <w:t>0.786</w:t>
+              <w:t>0.837</w:t>
             </w:r>
           </w:p>
         </w:tc>
@@ -2377,7 +2086,7 @@
           <w:tcPr>
             <w:tcW w:type="dxa" w:w="2892"/>
             <w:vAlign w:val="center"/>
-            <w:shd w:fill="B3D580"/>
+            <w:shd w:fill="A2D07F"/>
           </w:tcPr>
           <w:p>
             <w:pPr>
@@ -2388,7 +2097,7 @@
                 <w:rFonts w:ascii="DejaVu Sans" w:hAnsi="DejaVu Sans"/>
                 <w:sz w:val="12"/>
               </w:rPr>
-              <w:t>0.744</w:t>
+              <w:t>0.798</w:t>
             </w:r>
           </w:p>
         </w:tc>
@@ -2416,7 +2125,7 @@
           <w:tcPr>
             <w:tcW w:type="dxa" w:w="2892"/>
             <w:vAlign w:val="center"/>
-            <w:shd w:fill="A8D27F"/>
+            <w:shd w:fill="99CE7E"/>
           </w:tcPr>
           <w:p>
             <w:pPr>
@@ -2427,7 +2136,84 @@
                 <w:rFonts w:ascii="DejaVu Sans" w:hAnsi="DejaVu Sans"/>
                 <w:sz w:val="12"/>
               </w:rPr>
-              <w:t>0.780</w:t>
+              <w:t>0.827</w:t>
+            </w:r>
+          </w:p>
+        </w:tc>
+        <w:tc>
+          <w:tcPr>
+            <w:tcW w:type="dxa" w:w="2892"/>
+            <w:vAlign w:val="center"/>
+            <w:shd w:fill="96CD7E"/>
+          </w:tcPr>
+          <w:p>
+            <w:pPr>
+              <w:jc w:val="center"/>
+            </w:pPr>
+            <w:r>
+              <w:rPr>
+                <w:rFonts w:ascii="DejaVu Sans" w:hAnsi="DejaVu Sans"/>
+                <w:sz w:val="12"/>
+              </w:rPr>
+              <w:t>0.837</w:t>
+            </w:r>
+          </w:p>
+        </w:tc>
+        <w:tc>
+          <w:tcPr>
+            <w:tcW w:type="dxa" w:w="2892"/>
+            <w:vAlign w:val="center"/>
+            <w:shd w:fill="63BE7B"/>
+          </w:tcPr>
+          <w:p>
+            <w:pPr>
+              <w:jc w:val="center"/>
+            </w:pPr>
+            <w:r>
+              <w:rPr>
+                <w:rFonts w:ascii="DejaVu Sans" w:hAnsi="DejaVu Sans"/>
+                <w:sz w:val="12"/>
+              </w:rPr>
+              <w:t>1.000</w:t>
+            </w:r>
+          </w:p>
+        </w:tc>
+        <w:tc>
+          <w:tcPr>
+            <w:tcW w:type="dxa" w:w="2892"/>
+            <w:vAlign w:val="center"/>
+            <w:shd w:fill="A1D07F"/>
+          </w:tcPr>
+          <w:p>
+            <w:pPr>
+              <w:jc w:val="center"/>
+            </w:pPr>
+            <w:r>
+              <w:rPr>
+                <w:rFonts w:ascii="DejaVu Sans" w:hAnsi="DejaVu Sans"/>
+                <w:sz w:val="12"/>
+              </w:rPr>
+              <w:t>0.801</w:t>
+            </w:r>
+          </w:p>
+        </w:tc>
+      </w:tr>
+      <w:tr>
+        <w:tc>
+          <w:tcPr>
+            <w:tcW w:type="dxa" w:w="2892"/>
+            <w:vAlign w:val="center"/>
+          </w:tcPr>
+          <w:p>
+            <w:pPr>
+              <w:jc w:val="center"/>
+            </w:pPr>
+            <w:r>
+              <w:rPr>
+                <w:rFonts w:ascii="DejaVu Sans" w:hAnsi="DejaVu Sans"/>
+                <w:sz w:val="12"/>
+              </w:rPr>
+              <w:t>SAM3</w:t>
             </w:r>
           </w:p>
         </w:tc>
@@ -2446,7 +2232,7 @@
                 <w:rFonts w:ascii="DejaVu Sans" w:hAnsi="DejaVu Sans"/>
                 <w:sz w:val="12"/>
               </w:rPr>
-              <w:t>0.789</w:t>
+              <w:t>0.788</w:t>
             </w:r>
           </w:p>
         </w:tc>
@@ -2454,7 +2240,7 @@
           <w:tcPr>
             <w:tcW w:type="dxa" w:w="2892"/>
             <w:vAlign w:val="center"/>
-            <w:shd w:fill="84C87D"/>
+            <w:shd w:fill="A2D07F"/>
           </w:tcPr>
           <w:p>
             <w:pPr>
@@ -2465,7 +2251,7 @@
                 <w:rFonts w:ascii="DejaVu Sans" w:hAnsi="DejaVu Sans"/>
                 <w:sz w:val="12"/>
               </w:rPr>
-              <w:t>0.893</w:t>
+              <w:t>0.798</w:t>
             </w:r>
           </w:p>
         </w:tc>
@@ -2473,7 +2259,7 @@
           <w:tcPr>
             <w:tcW w:type="dxa" w:w="2892"/>
             <w:vAlign w:val="center"/>
-            <w:shd w:fill="B2D580"/>
+            <w:shd w:fill="A1D07F"/>
           </w:tcPr>
           <w:p>
             <w:pPr>
@@ -2484,16 +2270,15 @@
                 <w:rFonts w:ascii="DejaVu Sans" w:hAnsi="DejaVu Sans"/>
                 <w:sz w:val="12"/>
               </w:rPr>
-              <w:t>0.746</w:t>
-            </w:r>
-          </w:p>
-        </w:tc>
-      </w:tr>
-      <w:tr>
+              <w:t>0.801</w:t>
+            </w:r>
+          </w:p>
+        </w:tc>
         <w:tc>
           <w:tcPr>
             <w:tcW w:type="dxa" w:w="2892"/>
             <w:vAlign w:val="center"/>
+            <w:shd w:fill="63BE7B"/>
           </w:tcPr>
           <w:p>
             <w:pPr>
@@ -2504,83 +2289,7 @@
                 <w:rFonts w:ascii="DejaVu Sans" w:hAnsi="DejaVu Sans"/>
                 <w:sz w:val="12"/>
               </w:rPr>
-              <w:t>SAM3</w:t>
-            </w:r>
-          </w:p>
-        </w:tc>
-        <w:tc>
-          <w:tcPr>
-            <w:tcW w:type="dxa" w:w="2892"/>
-            <w:vAlign w:val="center"/>
-            <w:shd w:fill="B3D580"/>
-          </w:tcPr>
-          <w:p>
-            <w:pPr>
-              <w:jc w:val="center"/>
-            </w:pPr>
-            <w:r>
-              <w:rPr>
-                <w:rFonts w:ascii="DejaVu Sans" w:hAnsi="DejaVu Sans"/>
-                <w:sz w:val="12"/>
-              </w:rPr>
-              <w:t>0.743</w:t>
-            </w:r>
-          </w:p>
-        </w:tc>
-        <w:tc>
-          <w:tcPr>
-            <w:tcW w:type="dxa" w:w="2892"/>
-            <w:vAlign w:val="center"/>
-            <w:shd w:fill="B0D47F"/>
-          </w:tcPr>
-          <w:p>
-            <w:pPr>
-              <w:jc w:val="center"/>
-            </w:pPr>
-            <w:r>
-              <w:rPr>
-                <w:rFonts w:ascii="DejaVu Sans" w:hAnsi="DejaVu Sans"/>
-                <w:sz w:val="12"/>
-              </w:rPr>
-              <w:t>0.752</w:t>
-            </w:r>
-          </w:p>
-        </w:tc>
-        <w:tc>
-          <w:tcPr>
-            <w:tcW w:type="dxa" w:w="2892"/>
-            <w:vAlign w:val="center"/>
-            <w:shd w:fill="B1D47F"/>
-          </w:tcPr>
-          <w:p>
-            <w:pPr>
-              <w:jc w:val="center"/>
-            </w:pPr>
-            <w:r>
-              <w:rPr>
-                <w:rFonts w:ascii="DejaVu Sans" w:hAnsi="DejaVu Sans"/>
-                <w:sz w:val="12"/>
-              </w:rPr>
-              <w:t>0.751</w:t>
-            </w:r>
-          </w:p>
-        </w:tc>
-        <w:tc>
-          <w:tcPr>
-            <w:tcW w:type="dxa" w:w="2892"/>
-            <w:vAlign w:val="center"/>
-            <w:shd w:fill="82C77D"/>
-          </w:tcPr>
-          <w:p>
-            <w:pPr>
-              <w:jc w:val="center"/>
-            </w:pPr>
-            <w:r>
-              <w:rPr>
-                <w:rFonts w:ascii="DejaVu Sans" w:hAnsi="DejaVu Sans"/>
-                <w:sz w:val="12"/>
-              </w:rPr>
-              <w:t>0.901</w:t>
+              <w:t>1.000</w:t>
             </w:r>
           </w:p>
         </w:tc>
@@ -2591,7 +2300,19 @@
         <w:pStyle w:val="Heading2"/>
       </w:pPr>
       <w:r>
-        <w:t>Overlap × Low Mask Area · GT bbox Avg IoU</w:t>
+        <w:t>No Overlap × High Mask Area · YOLO bbox Avg IoU</w:t>
+      </w:r>
+    </w:p>
+    <w:p>
+      <w:pPr>
+        <w:spacing w:after="80"/>
+      </w:pPr>
+      <w:r>
+        <w:rPr>
+          <w:rFonts w:ascii="DejaVu Sans" w:hAnsi="DejaVu Sans"/>
+          <w:sz w:val="16"/>
+        </w:rPr>
+        <w:t>Satır modeli, sütun referans maskeyi, hücre Avg IoU değerini gösterir.</w:t>
       </w:r>
     </w:p>
     <w:tbl>
@@ -2713,7 +2434,7 @@
           <w:tcPr>
             <w:tcW w:type="dxa" w:w="2892"/>
             <w:vAlign w:val="center"/>
-            <w:shd w:fill="64BE7B"/>
+            <w:shd w:fill="82C77D"/>
           </w:tcPr>
           <w:p>
             <w:pPr>
@@ -2724,7 +2445,7 @@
                 <w:rFonts w:ascii="DejaVu Sans" w:hAnsi="DejaVu Sans"/>
                 <w:sz w:val="12"/>
               </w:rPr>
-              <w:t>0.997</w:t>
+              <w:t>0.901</w:t>
             </w:r>
           </w:p>
         </w:tc>
@@ -2732,7 +2453,7 @@
           <w:tcPr>
             <w:tcW w:type="dxa" w:w="2892"/>
             <w:vAlign w:val="center"/>
-            <w:shd w:fill="63BE7B"/>
+            <w:shd w:fill="7FC67D"/>
           </w:tcPr>
           <w:p>
             <w:pPr>
@@ -2743,7 +2464,7 @@
                 <w:rFonts w:ascii="DejaVu Sans" w:hAnsi="DejaVu Sans"/>
                 <w:sz w:val="12"/>
               </w:rPr>
-              <w:t>1.000</w:t>
+              <w:t>0.909</w:t>
             </w:r>
           </w:p>
         </w:tc>
@@ -2751,7 +2472,7 @@
           <w:tcPr>
             <w:tcW w:type="dxa" w:w="2892"/>
             <w:vAlign w:val="center"/>
-            <w:shd w:fill="C0D980"/>
+            <w:shd w:fill="A6D17F"/>
           </w:tcPr>
           <w:p>
             <w:pPr>
@@ -2762,7 +2483,46 @@
                 <w:rFonts w:ascii="DejaVu Sans" w:hAnsi="DejaVu Sans"/>
                 <w:sz w:val="12"/>
               </w:rPr>
-              <w:t>0.701</w:t>
+              <w:t>0.786</w:t>
+            </w:r>
+          </w:p>
+        </w:tc>
+        <w:tc>
+          <w:tcPr>
+            <w:tcW w:type="dxa" w:w="2892"/>
+            <w:vAlign w:val="center"/>
+            <w:shd w:fill="B3D580"/>
+          </w:tcPr>
+          <w:p>
+            <w:pPr>
+              <w:jc w:val="center"/>
+            </w:pPr>
+            <w:r>
+              <w:rPr>
+                <w:rFonts w:ascii="DejaVu Sans" w:hAnsi="DejaVu Sans"/>
+                <w:sz w:val="12"/>
+              </w:rPr>
+              <w:t>0.744</w:t>
+            </w:r>
+          </w:p>
+        </w:tc>
+      </w:tr>
+      <w:tr>
+        <w:tc>
+          <w:tcPr>
+            <w:tcW w:type="dxa" w:w="2892"/>
+            <w:vAlign w:val="center"/>
+          </w:tcPr>
+          <w:p>
+            <w:pPr>
+              <w:jc w:val="center"/>
+            </w:pPr>
+            <w:r>
+              <w:rPr>
+                <w:rFonts w:ascii="DejaVu Sans" w:hAnsi="DejaVu Sans"/>
+                <w:sz w:val="12"/>
+              </w:rPr>
+              <w:t>SAM2</w:t>
             </w:r>
           </w:p>
         </w:tc>
@@ -2785,12 +2545,11 @@
             </w:r>
           </w:p>
         </w:tc>
-      </w:tr>
-      <w:tr>
         <w:tc>
           <w:tcPr>
             <w:tcW w:type="dxa" w:w="2892"/>
             <w:vAlign w:val="center"/>
+            <w:shd w:fill="A5D17F"/>
           </w:tcPr>
           <w:p>
             <w:pPr>
@@ -2801,7 +2560,7 @@
                 <w:rFonts w:ascii="DejaVu Sans" w:hAnsi="DejaVu Sans"/>
                 <w:sz w:val="12"/>
               </w:rPr>
-              <w:t>SAM2</w:t>
+              <w:t>0.789</w:t>
             </w:r>
           </w:p>
         </w:tc>
@@ -2809,7 +2568,7 @@
           <w:tcPr>
             <w:tcW w:type="dxa" w:w="2892"/>
             <w:vAlign w:val="center"/>
-            <w:shd w:fill="C0D980"/>
+            <w:shd w:fill="84C87D"/>
           </w:tcPr>
           <w:p>
             <w:pPr>
@@ -2820,7 +2579,7 @@
                 <w:rFonts w:ascii="DejaVu Sans" w:hAnsi="DejaVu Sans"/>
                 <w:sz w:val="12"/>
               </w:rPr>
-              <w:t>0.702</w:t>
+              <w:t>0.893</w:t>
             </w:r>
           </w:p>
         </w:tc>
@@ -2828,7 +2587,7 @@
           <w:tcPr>
             <w:tcW w:type="dxa" w:w="2892"/>
             <w:vAlign w:val="center"/>
-            <w:shd w:fill="C0D980"/>
+            <w:shd w:fill="B2D580"/>
           </w:tcPr>
           <w:p>
             <w:pPr>
@@ -2839,15 +2598,16 @@
                 <w:rFonts w:ascii="DejaVu Sans" w:hAnsi="DejaVu Sans"/>
                 <w:sz w:val="12"/>
               </w:rPr>
-              <w:t>0.701</w:t>
-            </w:r>
-          </w:p>
-        </w:tc>
+              <w:t>0.746</w:t>
+            </w:r>
+          </w:p>
+        </w:tc>
+      </w:tr>
+      <w:tr>
         <w:tc>
           <w:tcPr>
             <w:tcW w:type="dxa" w:w="2892"/>
             <w:vAlign w:val="center"/>
-            <w:shd w:fill="63BE7B"/>
           </w:tcPr>
           <w:p>
             <w:pPr>
@@ -2858,7 +2618,7 @@
                 <w:rFonts w:ascii="DejaVu Sans" w:hAnsi="DejaVu Sans"/>
                 <w:sz w:val="12"/>
               </w:rPr>
-              <w:t>1.000</w:t>
+              <w:t>SAM3</w:t>
             </w:r>
           </w:p>
         </w:tc>
@@ -2866,7 +2626,7 @@
           <w:tcPr>
             <w:tcW w:type="dxa" w:w="2892"/>
             <w:vAlign w:val="center"/>
-            <w:shd w:fill="C5DA81"/>
+            <w:shd w:fill="B3D580"/>
           </w:tcPr>
           <w:p>
             <w:pPr>
@@ -2877,16 +2637,15 @@
                 <w:rFonts w:ascii="DejaVu Sans" w:hAnsi="DejaVu Sans"/>
                 <w:sz w:val="12"/>
               </w:rPr>
-              <w:t>0.685</w:t>
-            </w:r>
-          </w:p>
-        </w:tc>
-      </w:tr>
-      <w:tr>
+              <w:t>0.743</w:t>
+            </w:r>
+          </w:p>
+        </w:tc>
         <w:tc>
           <w:tcPr>
             <w:tcW w:type="dxa" w:w="2892"/>
             <w:vAlign w:val="center"/>
+            <w:shd w:fill="B0D47F"/>
           </w:tcPr>
           <w:p>
             <w:pPr>
@@ -2897,7 +2656,7 @@
                 <w:rFonts w:ascii="DejaVu Sans" w:hAnsi="DejaVu Sans"/>
                 <w:sz w:val="12"/>
               </w:rPr>
-              <w:t>SAM3</w:t>
+              <w:t>0.752</w:t>
             </w:r>
           </w:p>
         </w:tc>
@@ -2905,7 +2664,7 @@
           <w:tcPr>
             <w:tcW w:type="dxa" w:w="2892"/>
             <w:vAlign w:val="center"/>
-            <w:shd w:fill="A8D27F"/>
+            <w:shd w:fill="B1D47F"/>
           </w:tcPr>
           <w:p>
             <w:pPr>
@@ -2916,7 +2675,7 @@
                 <w:rFonts w:ascii="DejaVu Sans" w:hAnsi="DejaVu Sans"/>
                 <w:sz w:val="12"/>
               </w:rPr>
-              <w:t>0.778</w:t>
+              <w:t>0.751</w:t>
             </w:r>
           </w:p>
         </w:tc>
@@ -2924,7 +2683,7 @@
           <w:tcPr>
             <w:tcW w:type="dxa" w:w="2892"/>
             <w:vAlign w:val="center"/>
-            <w:shd w:fill="A8D27F"/>
+            <w:shd w:fill="82C77D"/>
           </w:tcPr>
           <w:p>
             <w:pPr>
@@ -2935,45 +2694,7 @@
                 <w:rFonts w:ascii="DejaVu Sans" w:hAnsi="DejaVu Sans"/>
                 <w:sz w:val="12"/>
               </w:rPr>
-              <w:t>0.780</w:t>
-            </w:r>
-          </w:p>
-        </w:tc>
-        <w:tc>
-          <w:tcPr>
-            <w:tcW w:type="dxa" w:w="2892"/>
-            <w:vAlign w:val="center"/>
-            <w:shd w:fill="C5DA81"/>
-          </w:tcPr>
-          <w:p>
-            <w:pPr>
-              <w:jc w:val="center"/>
-            </w:pPr>
-            <w:r>
-              <w:rPr>
-                <w:rFonts w:ascii="DejaVu Sans" w:hAnsi="DejaVu Sans"/>
-                <w:sz w:val="12"/>
-              </w:rPr>
-              <w:t>0.685</w:t>
-            </w:r>
-          </w:p>
-        </w:tc>
-        <w:tc>
-          <w:tcPr>
-            <w:tcW w:type="dxa" w:w="2892"/>
-            <w:vAlign w:val="center"/>
-            <w:shd w:fill="63BE7B"/>
-          </w:tcPr>
-          <w:p>
-            <w:pPr>
-              <w:jc w:val="center"/>
-            </w:pPr>
-            <w:r>
-              <w:rPr>
-                <w:rFonts w:ascii="DejaVu Sans" w:hAnsi="DejaVu Sans"/>
-                <w:sz w:val="12"/>
-              </w:rPr>
-              <w:t>1.000</w:t>
+              <w:t>0.901</w:t>
             </w:r>
           </w:p>
         </w:tc>
@@ -2984,7 +2705,19 @@
         <w:pStyle w:val="Heading2"/>
       </w:pPr>
       <w:r>
-        <w:t>Overlap × Low Mask Area · YOLO bbox Avg IoU</w:t>
+        <w:t>Overlap × Low Mask Area · GT bbox Avg IoU</w:t>
+      </w:r>
+    </w:p>
+    <w:p>
+      <w:pPr>
+        <w:spacing w:after="80"/>
+      </w:pPr>
+      <w:r>
+        <w:rPr>
+          <w:rFonts w:ascii="DejaVu Sans" w:hAnsi="DejaVu Sans"/>
+          <w:sz w:val="16"/>
+        </w:rPr>
+        <w:t>Satır modeli, sütun referans maskeyi, hücre Avg IoU değerini gösterir.</w:t>
       </w:r>
     </w:p>
     <w:tbl>
@@ -3106,7 +2839,7 @@
           <w:tcPr>
             <w:tcW w:type="dxa" w:w="2892"/>
             <w:vAlign w:val="center"/>
-            <w:shd w:fill="C8DB81"/>
+            <w:shd w:fill="64BE7B"/>
           </w:tcPr>
           <w:p>
             <w:pPr>
@@ -3117,7 +2850,7 @@
                 <w:rFonts w:ascii="DejaVu Sans" w:hAnsi="DejaVu Sans"/>
                 <w:sz w:val="12"/>
               </w:rPr>
-              <w:t>0.676</w:t>
+              <w:t>0.997</w:t>
             </w:r>
           </w:p>
         </w:tc>
@@ -3125,7 +2858,7 @@
           <w:tcPr>
             <w:tcW w:type="dxa" w:w="2892"/>
             <w:vAlign w:val="center"/>
-            <w:shd w:fill="C7DB81"/>
+            <w:shd w:fill="63BE7B"/>
           </w:tcPr>
           <w:p>
             <w:pPr>
@@ -3136,7 +2869,7 @@
                 <w:rFonts w:ascii="DejaVu Sans" w:hAnsi="DejaVu Sans"/>
                 <w:sz w:val="12"/>
               </w:rPr>
-              <w:t>0.678</w:t>
+              <w:t>1.000</w:t>
             </w:r>
           </w:p>
         </w:tc>
@@ -3144,7 +2877,7 @@
           <w:tcPr>
             <w:tcW w:type="dxa" w:w="2892"/>
             <w:vAlign w:val="center"/>
-            <w:shd w:fill="FDEB84"/>
+            <w:shd w:fill="C0D980"/>
           </w:tcPr>
           <w:p>
             <w:pPr>
@@ -3155,7 +2888,7 @@
                 <w:rFonts w:ascii="DejaVu Sans" w:hAnsi="DejaVu Sans"/>
                 <w:sz w:val="12"/>
               </w:rPr>
-              <w:t>0.505</w:t>
+              <w:t>0.701</w:t>
             </w:r>
           </w:p>
         </w:tc>
@@ -3163,7 +2896,7 @@
           <w:tcPr>
             <w:tcW w:type="dxa" w:w="2892"/>
             <w:vAlign w:val="center"/>
-            <w:shd w:fill="EBE583"/>
+            <w:shd w:fill="A8D27F"/>
           </w:tcPr>
           <w:p>
             <w:pPr>
@@ -3174,7 +2907,7 @@
                 <w:rFonts w:ascii="DejaVu Sans" w:hAnsi="DejaVu Sans"/>
                 <w:sz w:val="12"/>
               </w:rPr>
-              <w:t>0.564</w:t>
+              <w:t>0.780</w:t>
             </w:r>
           </w:p>
         </w:tc>
@@ -3202,7 +2935,7 @@
           <w:tcPr>
             <w:tcW w:type="dxa" w:w="2892"/>
             <w:vAlign w:val="center"/>
-            <w:shd w:fill="FCEA84"/>
+            <w:shd w:fill="C0D980"/>
           </w:tcPr>
           <w:p>
             <w:pPr>
@@ -3213,7 +2946,7 @@
                 <w:rFonts w:ascii="DejaVu Sans" w:hAnsi="DejaVu Sans"/>
                 <w:sz w:val="12"/>
               </w:rPr>
-              <w:t>0.511</w:t>
+              <w:t>0.702</w:t>
             </w:r>
           </w:p>
         </w:tc>
@@ -3221,7 +2954,7 @@
           <w:tcPr>
             <w:tcW w:type="dxa" w:w="2892"/>
             <w:vAlign w:val="center"/>
-            <w:shd w:fill="FCEA84"/>
+            <w:shd w:fill="C0D980"/>
           </w:tcPr>
           <w:p>
             <w:pPr>
@@ -3232,7 +2965,7 @@
                 <w:rFonts w:ascii="DejaVu Sans" w:hAnsi="DejaVu Sans"/>
                 <w:sz w:val="12"/>
               </w:rPr>
-              <w:t>0.511</w:t>
+              <w:t>0.701</w:t>
             </w:r>
           </w:p>
         </w:tc>
@@ -3240,7 +2973,7 @@
           <w:tcPr>
             <w:tcW w:type="dxa" w:w="2892"/>
             <w:vAlign w:val="center"/>
-            <w:shd w:fill="D6DF82"/>
+            <w:shd w:fill="63BE7B"/>
           </w:tcPr>
           <w:p>
             <w:pPr>
@@ -3251,7 +2984,7 @@
                 <w:rFonts w:ascii="DejaVu Sans" w:hAnsi="DejaVu Sans"/>
                 <w:sz w:val="12"/>
               </w:rPr>
-              <w:t>0.630</w:t>
+              <w:t>1.000</w:t>
             </w:r>
           </w:p>
         </w:tc>
@@ -3259,7 +2992,7 @@
           <w:tcPr>
             <w:tcW w:type="dxa" w:w="2892"/>
             <w:vAlign w:val="center"/>
-            <w:shd w:fill="FFE883"/>
+            <w:shd w:fill="C5DA81"/>
           </w:tcPr>
           <w:p>
             <w:pPr>
@@ -3270,7 +3003,7 @@
                 <w:rFonts w:ascii="DejaVu Sans" w:hAnsi="DejaVu Sans"/>
                 <w:sz w:val="12"/>
               </w:rPr>
-              <w:t>0.487</w:t>
+              <w:t>0.685</w:t>
             </w:r>
           </w:p>
         </w:tc>
@@ -3298,7 +3031,7 @@
           <w:tcPr>
             <w:tcW w:type="dxa" w:w="2892"/>
             <w:vAlign w:val="center"/>
-            <w:shd w:fill="ECE583"/>
+            <w:shd w:fill="A8D27F"/>
           </w:tcPr>
           <w:p>
             <w:pPr>
@@ -3309,7 +3042,7 @@
                 <w:rFonts w:ascii="DejaVu Sans" w:hAnsi="DejaVu Sans"/>
                 <w:sz w:val="12"/>
               </w:rPr>
-              <w:t>0.562</w:t>
+              <w:t>0.778</w:t>
             </w:r>
           </w:p>
         </w:tc>
@@ -3317,7 +3050,7 @@
           <w:tcPr>
             <w:tcW w:type="dxa" w:w="2892"/>
             <w:vAlign w:val="center"/>
-            <w:shd w:fill="EBE583"/>
+            <w:shd w:fill="A8D27F"/>
           </w:tcPr>
           <w:p>
             <w:pPr>
@@ -3328,7 +3061,7 @@
                 <w:rFonts w:ascii="DejaVu Sans" w:hAnsi="DejaVu Sans"/>
                 <w:sz w:val="12"/>
               </w:rPr>
-              <w:t>0.563</w:t>
+              <w:t>0.780</w:t>
             </w:r>
           </w:p>
         </w:tc>
@@ -3336,7 +3069,7 @@
           <w:tcPr>
             <w:tcW w:type="dxa" w:w="2892"/>
             <w:vAlign w:val="center"/>
-            <w:shd w:fill="FFE683"/>
+            <w:shd w:fill="C5DA81"/>
           </w:tcPr>
           <w:p>
             <w:pPr>
@@ -3347,7 +3080,7 @@
                 <w:rFonts w:ascii="DejaVu Sans" w:hAnsi="DejaVu Sans"/>
                 <w:sz w:val="12"/>
               </w:rPr>
-              <w:t>0.482</w:t>
+              <w:t>0.685</w:t>
             </w:r>
           </w:p>
         </w:tc>
@@ -3355,7 +3088,7 @@
           <w:tcPr>
             <w:tcW w:type="dxa" w:w="2892"/>
             <w:vAlign w:val="center"/>
-            <w:shd w:fill="CFDD81"/>
+            <w:shd w:fill="63BE7B"/>
           </w:tcPr>
           <w:p>
             <w:pPr>
@@ -3366,7 +3099,7 @@
                 <w:rFonts w:ascii="DejaVu Sans" w:hAnsi="DejaVu Sans"/>
                 <w:sz w:val="12"/>
               </w:rPr>
-              <w:t>0.655</w:t>
+              <w:t>1.000</w:t>
             </w:r>
           </w:p>
         </w:tc>
@@ -3377,7 +3110,19 @@
         <w:pStyle w:val="Heading2"/>
       </w:pPr>
       <w:r>
-        <w:t>Overlap × High Mask Area · GT bbox Avg IoU</w:t>
+        <w:t>Overlap × Low Mask Area · YOLO bbox Avg IoU</w:t>
+      </w:r>
+    </w:p>
+    <w:p>
+      <w:pPr>
+        <w:spacing w:after="80"/>
+      </w:pPr>
+      <w:r>
+        <w:rPr>
+          <w:rFonts w:ascii="DejaVu Sans" w:hAnsi="DejaVu Sans"/>
+          <w:sz w:val="16"/>
+        </w:rPr>
+        <w:t>Satır modeli, sütun referans maskeyi, hücre Avg IoU değerini gösterir.</w:t>
       </w:r>
     </w:p>
     <w:tbl>
@@ -3499,7 +3244,7 @@
           <w:tcPr>
             <w:tcW w:type="dxa" w:w="2892"/>
             <w:vAlign w:val="center"/>
-            <w:shd w:fill="66BF7B"/>
+            <w:shd w:fill="C8DB81"/>
           </w:tcPr>
           <w:p>
             <w:pPr>
@@ -3510,7 +3255,7 @@
                 <w:rFonts w:ascii="DejaVu Sans" w:hAnsi="DejaVu Sans"/>
                 <w:sz w:val="12"/>
               </w:rPr>
-              <w:t>0.991</w:t>
+              <w:t>0.676</w:t>
             </w:r>
           </w:p>
         </w:tc>
@@ -3518,7 +3263,7 @@
           <w:tcPr>
             <w:tcW w:type="dxa" w:w="2892"/>
             <w:vAlign w:val="center"/>
-            <w:shd w:fill="63BE7B"/>
+            <w:shd w:fill="C7DB81"/>
           </w:tcPr>
           <w:p>
             <w:pPr>
@@ -3529,7 +3274,7 @@
                 <w:rFonts w:ascii="DejaVu Sans" w:hAnsi="DejaVu Sans"/>
                 <w:sz w:val="12"/>
               </w:rPr>
-              <w:t>1.000</w:t>
+              <w:t>0.678</w:t>
             </w:r>
           </w:p>
         </w:tc>
@@ -3537,7 +3282,7 @@
           <w:tcPr>
             <w:tcW w:type="dxa" w:w="2892"/>
             <w:vAlign w:val="center"/>
-            <w:shd w:fill="98CD7E"/>
+            <w:shd w:fill="FDEB84"/>
           </w:tcPr>
           <w:p>
             <w:pPr>
@@ -3548,7 +3293,7 @@
                 <w:rFonts w:ascii="DejaVu Sans" w:hAnsi="DejaVu Sans"/>
                 <w:sz w:val="12"/>
               </w:rPr>
-              <w:t>0.829</w:t>
+              <w:t>0.505</w:t>
             </w:r>
           </w:p>
         </w:tc>
@@ -3556,7 +3301,7 @@
           <w:tcPr>
             <w:tcW w:type="dxa" w:w="2892"/>
             <w:vAlign w:val="center"/>
-            <w:shd w:fill="96CD7E"/>
+            <w:shd w:fill="EBE583"/>
           </w:tcPr>
           <w:p>
             <w:pPr>
@@ -3567,7 +3312,7 @@
                 <w:rFonts w:ascii="DejaVu Sans" w:hAnsi="DejaVu Sans"/>
                 <w:sz w:val="12"/>
               </w:rPr>
-              <w:t>0.836</w:t>
+              <w:t>0.564</w:t>
             </w:r>
           </w:p>
         </w:tc>
@@ -3595,7 +3340,7 @@
           <w:tcPr>
             <w:tcW w:type="dxa" w:w="2892"/>
             <w:vAlign w:val="center"/>
-            <w:shd w:fill="9ACE7E"/>
+            <w:shd w:fill="FCEA84"/>
           </w:tcPr>
           <w:p>
             <w:pPr>
@@ -3606,7 +3351,7 @@
                 <w:rFonts w:ascii="DejaVu Sans" w:hAnsi="DejaVu Sans"/>
                 <w:sz w:val="12"/>
               </w:rPr>
-              <w:t>0.825</w:t>
+              <w:t>0.511</w:t>
             </w:r>
           </w:p>
         </w:tc>
@@ -3614,7 +3359,7 @@
           <w:tcPr>
             <w:tcW w:type="dxa" w:w="2892"/>
             <w:vAlign w:val="center"/>
-            <w:shd w:fill="98CD7E"/>
+            <w:shd w:fill="FCEA84"/>
           </w:tcPr>
           <w:p>
             <w:pPr>
@@ -3625,7 +3370,7 @@
                 <w:rFonts w:ascii="DejaVu Sans" w:hAnsi="DejaVu Sans"/>
                 <w:sz w:val="12"/>
               </w:rPr>
-              <w:t>0.829</w:t>
+              <w:t>0.511</w:t>
             </w:r>
           </w:p>
         </w:tc>
@@ -3633,7 +3378,7 @@
           <w:tcPr>
             <w:tcW w:type="dxa" w:w="2892"/>
             <w:vAlign w:val="center"/>
-            <w:shd w:fill="63BE7B"/>
+            <w:shd w:fill="D6DF82"/>
           </w:tcPr>
           <w:p>
             <w:pPr>
@@ -3644,7 +3389,7 @@
                 <w:rFonts w:ascii="DejaVu Sans" w:hAnsi="DejaVu Sans"/>
                 <w:sz w:val="12"/>
               </w:rPr>
-              <w:t>1.000</w:t>
+              <w:t>0.630</w:t>
             </w:r>
           </w:p>
         </w:tc>
@@ -3652,7 +3397,7 @@
           <w:tcPr>
             <w:tcW w:type="dxa" w:w="2892"/>
             <w:vAlign w:val="center"/>
-            <w:shd w:fill="A7D27F"/>
+            <w:shd w:fill="FFE883"/>
           </w:tcPr>
           <w:p>
             <w:pPr>
@@ -3663,7 +3408,7 @@
                 <w:rFonts w:ascii="DejaVu Sans" w:hAnsi="DejaVu Sans"/>
                 <w:sz w:val="12"/>
               </w:rPr>
-              <w:t>0.782</w:t>
+              <w:t>0.487</w:t>
             </w:r>
           </w:p>
         </w:tc>
@@ -3691,7 +3436,7 @@
           <w:tcPr>
             <w:tcW w:type="dxa" w:w="2892"/>
             <w:vAlign w:val="center"/>
-            <w:shd w:fill="98CD7E"/>
+            <w:shd w:fill="ECE583"/>
           </w:tcPr>
           <w:p>
             <w:pPr>
@@ -3702,7 +3447,7 @@
                 <w:rFonts w:ascii="DejaVu Sans" w:hAnsi="DejaVu Sans"/>
                 <w:sz w:val="12"/>
               </w:rPr>
-              <w:t>0.831</w:t>
+              <w:t>0.562</w:t>
             </w:r>
           </w:p>
         </w:tc>
@@ -3710,7 +3455,7 @@
           <w:tcPr>
             <w:tcW w:type="dxa" w:w="2892"/>
             <w:vAlign w:val="center"/>
-            <w:shd w:fill="96CD7E"/>
+            <w:shd w:fill="EBE583"/>
           </w:tcPr>
           <w:p>
             <w:pPr>
@@ -3721,7 +3466,7 @@
                 <w:rFonts w:ascii="DejaVu Sans" w:hAnsi="DejaVu Sans"/>
                 <w:sz w:val="12"/>
               </w:rPr>
-              <w:t>0.836</w:t>
+              <w:t>0.563</w:t>
             </w:r>
           </w:p>
         </w:tc>
@@ -3729,7 +3474,7 @@
           <w:tcPr>
             <w:tcW w:type="dxa" w:w="2892"/>
             <w:vAlign w:val="center"/>
-            <w:shd w:fill="A7D27F"/>
+            <w:shd w:fill="FFE683"/>
           </w:tcPr>
           <w:p>
             <w:pPr>
@@ -3740,7 +3485,7 @@
                 <w:rFonts w:ascii="DejaVu Sans" w:hAnsi="DejaVu Sans"/>
                 <w:sz w:val="12"/>
               </w:rPr>
-              <w:t>0.782</w:t>
+              <w:t>0.482</w:t>
             </w:r>
           </w:p>
         </w:tc>
@@ -3748,7 +3493,7 @@
           <w:tcPr>
             <w:tcW w:type="dxa" w:w="2892"/>
             <w:vAlign w:val="center"/>
-            <w:shd w:fill="63BE7B"/>
+            <w:shd w:fill="CFDD81"/>
           </w:tcPr>
           <w:p>
             <w:pPr>
@@ -3759,7 +3504,7 @@
                 <w:rFonts w:ascii="DejaVu Sans" w:hAnsi="DejaVu Sans"/>
                 <w:sz w:val="12"/>
               </w:rPr>
-              <w:t>1.000</w:t>
+              <w:t>0.655</w:t>
             </w:r>
           </w:p>
         </w:tc>
@@ -3770,7 +3515,19 @@
         <w:pStyle w:val="Heading2"/>
       </w:pPr>
       <w:r>
-        <w:t>Overlap × High Mask Area · YOLO bbox Avg IoU</w:t>
+        <w:t>Overlap × High Mask Area · GT bbox Avg IoU</w:t>
+      </w:r>
+    </w:p>
+    <w:p>
+      <w:pPr>
+        <w:spacing w:after="80"/>
+      </w:pPr>
+      <w:r>
+        <w:rPr>
+          <w:rFonts w:ascii="DejaVu Sans" w:hAnsi="DejaVu Sans"/>
+          <w:sz w:val="16"/>
+        </w:rPr>
+        <w:t>Satır modeli, sütun referans maskeyi, hücre Avg IoU değerini gösterir.</w:t>
       </w:r>
     </w:p>
     <w:tbl>
@@ -3892,7 +3649,7 @@
           <w:tcPr>
             <w:tcW w:type="dxa" w:w="2892"/>
             <w:vAlign w:val="center"/>
-            <w:shd w:fill="85C87D"/>
+            <w:shd w:fill="66BF7B"/>
           </w:tcPr>
           <w:p>
             <w:pPr>
@@ -3903,7 +3660,7 @@
                 <w:rFonts w:ascii="DejaVu Sans" w:hAnsi="DejaVu Sans"/>
                 <w:sz w:val="12"/>
               </w:rPr>
-              <w:t>0.891</w:t>
+              <w:t>0.991</w:t>
             </w:r>
           </w:p>
         </w:tc>
@@ -3911,7 +3668,7 @@
           <w:tcPr>
             <w:tcW w:type="dxa" w:w="2892"/>
             <w:vAlign w:val="center"/>
-            <w:shd w:fill="83C77D"/>
+            <w:shd w:fill="63BE7B"/>
           </w:tcPr>
           <w:p>
             <w:pPr>
@@ -3922,7 +3679,7 @@
                 <w:rFonts w:ascii="DejaVu Sans" w:hAnsi="DejaVu Sans"/>
                 <w:sz w:val="12"/>
               </w:rPr>
-              <w:t>0.897</w:t>
+              <w:t>1.000</w:t>
             </w:r>
           </w:p>
         </w:tc>
@@ -3930,7 +3687,7 @@
           <w:tcPr>
             <w:tcW w:type="dxa" w:w="2892"/>
             <w:vAlign w:val="center"/>
-            <w:shd w:fill="ABD37F"/>
+            <w:shd w:fill="98CD7E"/>
           </w:tcPr>
           <w:p>
             <w:pPr>
@@ -3941,7 +3698,7 @@
                 <w:rFonts w:ascii="DejaVu Sans" w:hAnsi="DejaVu Sans"/>
                 <w:sz w:val="12"/>
               </w:rPr>
-              <w:t>0.769</w:t>
+              <w:t>0.829</w:t>
             </w:r>
           </w:p>
         </w:tc>
@@ -3949,7 +3706,7 @@
           <w:tcPr>
             <w:tcW w:type="dxa" w:w="2892"/>
             <w:vAlign w:val="center"/>
-            <w:shd w:fill="A9D27F"/>
+            <w:shd w:fill="96CD7E"/>
           </w:tcPr>
           <w:p>
             <w:pPr>
@@ -3960,7 +3717,7 @@
                 <w:rFonts w:ascii="DejaVu Sans" w:hAnsi="DejaVu Sans"/>
                 <w:sz w:val="12"/>
               </w:rPr>
-              <w:t>0.775</w:t>
+              <w:t>0.836</w:t>
             </w:r>
           </w:p>
         </w:tc>
@@ -3988,7 +3745,7 @@
           <w:tcPr>
             <w:tcW w:type="dxa" w:w="2892"/>
             <w:vAlign w:val="center"/>
-            <w:shd w:fill="A9D27F"/>
+            <w:shd w:fill="9ACE7E"/>
           </w:tcPr>
           <w:p>
             <w:pPr>
@@ -3999,7 +3756,7 @@
                 <w:rFonts w:ascii="DejaVu Sans" w:hAnsi="DejaVu Sans"/>
                 <w:sz w:val="12"/>
               </w:rPr>
-              <w:t>0.775</w:t>
+              <w:t>0.825</w:t>
             </w:r>
           </w:p>
         </w:tc>
@@ -4007,7 +3764,7 @@
           <w:tcPr>
             <w:tcW w:type="dxa" w:w="2892"/>
             <w:vAlign w:val="center"/>
-            <w:shd w:fill="A8D27F"/>
+            <w:shd w:fill="98CD7E"/>
           </w:tcPr>
           <w:p>
             <w:pPr>
@@ -4018,7 +3775,7 @@
                 <w:rFonts w:ascii="DejaVu Sans" w:hAnsi="DejaVu Sans"/>
                 <w:sz w:val="12"/>
               </w:rPr>
-              <w:t>0.778</w:t>
+              <w:t>0.829</w:t>
             </w:r>
           </w:p>
         </w:tc>
@@ -4026,7 +3783,7 @@
           <w:tcPr>
             <w:tcW w:type="dxa" w:w="2892"/>
             <w:vAlign w:val="center"/>
-            <w:shd w:fill="8CCA7D"/>
+            <w:shd w:fill="63BE7B"/>
           </w:tcPr>
           <w:p>
             <w:pPr>
@@ -4037,7 +3794,7 @@
                 <w:rFonts w:ascii="DejaVu Sans" w:hAnsi="DejaVu Sans"/>
                 <w:sz w:val="12"/>
               </w:rPr>
-              <w:t>0.870</w:t>
+              <w:t>1.000</w:t>
             </w:r>
           </w:p>
         </w:tc>
@@ -4045,7 +3802,7 @@
           <w:tcPr>
             <w:tcW w:type="dxa" w:w="2892"/>
             <w:vAlign w:val="center"/>
-            <w:shd w:fill="B8D680"/>
+            <w:shd w:fill="A7D27F"/>
           </w:tcPr>
           <w:p>
             <w:pPr>
@@ -4056,7 +3813,7 @@
                 <w:rFonts w:ascii="DejaVu Sans" w:hAnsi="DejaVu Sans"/>
                 <w:sz w:val="12"/>
               </w:rPr>
-              <w:t>0.728</w:t>
+              <w:t>0.782</w:t>
             </w:r>
           </w:p>
         </w:tc>
@@ -4084,7 +3841,7 @@
           <w:tcPr>
             <w:tcW w:type="dxa" w:w="2892"/>
             <w:vAlign w:val="center"/>
-            <w:shd w:fill="AAD37F"/>
+            <w:shd w:fill="98CD7E"/>
           </w:tcPr>
           <w:p>
             <w:pPr>
@@ -4095,7 +3852,7 @@
                 <w:rFonts w:ascii="DejaVu Sans" w:hAnsi="DejaVu Sans"/>
                 <w:sz w:val="12"/>
               </w:rPr>
-              <w:t>0.771</w:t>
+              <w:t>0.831</w:t>
             </w:r>
           </w:p>
         </w:tc>
@@ -4103,7 +3860,7 @@
           <w:tcPr>
             <w:tcW w:type="dxa" w:w="2892"/>
             <w:vAlign w:val="center"/>
-            <w:shd w:fill="A9D27F"/>
+            <w:shd w:fill="96CD7E"/>
           </w:tcPr>
           <w:p>
             <w:pPr>
@@ -4114,7 +3871,7 @@
                 <w:rFonts w:ascii="DejaVu Sans" w:hAnsi="DejaVu Sans"/>
                 <w:sz w:val="12"/>
               </w:rPr>
-              <w:t>0.775</w:t>
+              <w:t>0.836</w:t>
             </w:r>
           </w:p>
         </w:tc>
@@ -4122,7 +3879,7 @@
           <w:tcPr>
             <w:tcW w:type="dxa" w:w="2892"/>
             <w:vAlign w:val="center"/>
-            <w:shd w:fill="BAD780"/>
+            <w:shd w:fill="A7D27F"/>
           </w:tcPr>
           <w:p>
             <w:pPr>
@@ -4133,7 +3890,7 @@
                 <w:rFonts w:ascii="DejaVu Sans" w:hAnsi="DejaVu Sans"/>
                 <w:sz w:val="12"/>
               </w:rPr>
-              <w:t>0.721</w:t>
+              <w:t>0.782</w:t>
             </w:r>
           </w:p>
         </w:tc>
@@ -4141,7 +3898,7 @@
           <w:tcPr>
             <w:tcW w:type="dxa" w:w="2892"/>
             <w:vAlign w:val="center"/>
-            <w:shd w:fill="89C97D"/>
+            <w:shd w:fill="63BE7B"/>
           </w:tcPr>
           <w:p>
             <w:pPr>
@@ -4152,7 +3909,7 @@
                 <w:rFonts w:ascii="DejaVu Sans" w:hAnsi="DejaVu Sans"/>
                 <w:sz w:val="12"/>
               </w:rPr>
-              <w:t>0.879</w:t>
+              <w:t>1.000</w:t>
             </w:r>
           </w:p>
         </w:tc>
@@ -4163,7 +3920,19 @@
         <w:pStyle w:val="Heading2"/>
       </w:pPr>
       <w:r>
-        <w:t>Eşleşmiş Referans Etkileri</w:t>
+        <w:t>Overlap × High Mask Area · YOLO bbox Avg IoU</w:t>
+      </w:r>
+    </w:p>
+    <w:p>
+      <w:pPr>
+        <w:spacing w:after="80"/>
+      </w:pPr>
+      <w:r>
+        <w:rPr>
+          <w:rFonts w:ascii="DejaVu Sans" w:hAnsi="DejaVu Sans"/>
+          <w:sz w:val="16"/>
+        </w:rPr>
+        <w:t>Satır modeli, sütun referans maskeyi, hücre Avg IoU değerini gösterir.</w:t>
       </w:r>
     </w:p>
     <w:tbl>
@@ -4174,17 +3943,16 @@
         <w:tblLook w:firstColumn="1" w:firstRow="1" w:lastColumn="0" w:lastRow="0" w:noHBand="0" w:noVBand="1" w:val="04A0"/>
       </w:tblPr>
       <w:tblGrid>
-        <w:gridCol w:w="2410"/>
-        <w:gridCol w:w="2410"/>
-        <w:gridCol w:w="2410"/>
-        <w:gridCol w:w="2410"/>
-        <w:gridCol w:w="2410"/>
-        <w:gridCol w:w="2410"/>
+        <w:gridCol w:w="2892"/>
+        <w:gridCol w:w="2892"/>
+        <w:gridCol w:w="2892"/>
+        <w:gridCol w:w="2892"/>
+        <w:gridCol w:w="2892"/>
       </w:tblGrid>
       <w:tr>
         <w:tc>
           <w:tcPr>
-            <w:tcW w:type="dxa" w:w="2410"/>
+            <w:tcW w:type="dxa" w:w="2892"/>
             <w:shd w:fill="1F4E79"/>
           </w:tcPr>
           <w:p>
@@ -4200,7 +3968,7 @@
         </w:tc>
         <w:tc>
           <w:tcPr>
-            <w:tcW w:type="dxa" w:w="2410"/>
+            <w:tcW w:type="dxa" w:w="2892"/>
             <w:shd w:fill="1F4E79"/>
           </w:tcPr>
           <w:p>
@@ -4210,13 +3978,13 @@
                 <w:color w:val="FFFFFF"/>
                 <w:sz w:val="13"/>
               </w:rPr>
-              <w:t>BBox</w:t>
-            </w:r>
-          </w:p>
-        </w:tc>
-        <w:tc>
-          <w:tcPr>
-            <w:tcW w:type="dxa" w:w="2410"/>
+              <w:t>Yayımlanmış SAMRS</w:t>
+            </w:r>
+          </w:p>
+        </w:tc>
+        <w:tc>
+          <w:tcPr>
+            <w:tcW w:type="dxa" w:w="2892"/>
             <w:shd w:fill="1F4E79"/>
           </w:tcPr>
           <w:p>
@@ -4226,13 +3994,13 @@
                 <w:color w:val="FFFFFF"/>
                 <w:sz w:val="13"/>
               </w:rPr>
-              <w:t>Karşılaştırılan Referans</w:t>
-            </w:r>
-          </w:p>
-        </w:tc>
-        <w:tc>
-          <w:tcPr>
-            <w:tcW w:type="dxa" w:w="2410"/>
+              <w:t>Yeniden SAM1</w:t>
+            </w:r>
+          </w:p>
+        </w:tc>
+        <w:tc>
+          <w:tcPr>
+            <w:tcW w:type="dxa" w:w="2892"/>
             <w:shd w:fill="1F4E79"/>
           </w:tcPr>
           <w:p>
@@ -4242,13 +4010,13 @@
                 <w:color w:val="FFFFFF"/>
                 <w:sz w:val="13"/>
               </w:rPr>
-              <w:t>Temel IoU</w:t>
-            </w:r>
-          </w:p>
-        </w:tc>
-        <w:tc>
-          <w:tcPr>
-            <w:tcW w:type="dxa" w:w="2410"/>
+              <w:t>SAM2 pseudo</w:t>
+            </w:r>
+          </w:p>
+        </w:tc>
+        <w:tc>
+          <w:tcPr>
+            <w:tcW w:type="dxa" w:w="2892"/>
             <w:shd w:fill="1F4E79"/>
           </w:tcPr>
           <w:p>
@@ -4258,23 +4026,7 @@
                 <w:color w:val="FFFFFF"/>
                 <w:sz w:val="13"/>
               </w:rPr>
-              <w:t>Referans IoU</w:t>
-            </w:r>
-          </w:p>
-        </w:tc>
-        <w:tc>
-          <w:tcPr>
-            <w:tcW w:type="dxa" w:w="2410"/>
-            <w:shd w:fill="1F4E79"/>
-          </w:tcPr>
-          <w:p>
-            <w:r>
-              <w:rPr>
-                <w:b/>
-                <w:color w:val="FFFFFF"/>
-                <w:sz w:val="13"/>
-              </w:rPr>
-              <w:t>IoU Farkı (%95 GA)</w:t>
+              <w:t>SAM3 pseudo</w:t>
             </w:r>
           </w:p>
         </w:tc>
@@ -4282,7 +4034,7 @@
       <w:tr>
         <w:tc>
           <w:tcPr>
-            <w:tcW w:type="dxa" w:w="2410"/>
+            <w:tcW w:type="dxa" w:w="2892"/>
             <w:vAlign w:val="center"/>
           </w:tcPr>
           <w:p>
@@ -4300,8 +4052,9 @@
         </w:tc>
         <w:tc>
           <w:tcPr>
-            <w:tcW w:type="dxa" w:w="2410"/>
+            <w:tcW w:type="dxa" w:w="2892"/>
             <w:vAlign w:val="center"/>
+            <w:shd w:fill="85C87D"/>
           </w:tcPr>
           <w:p>
             <w:pPr>
@@ -4312,14 +4065,15 @@
                 <w:rFonts w:ascii="DejaVu Sans" w:hAnsi="DejaVu Sans"/>
                 <w:sz w:val="12"/>
               </w:rPr>
-              <w:t>GT bbox</w:t>
-            </w:r>
-          </w:p>
-        </w:tc>
-        <w:tc>
-          <w:tcPr>
-            <w:tcW w:type="dxa" w:w="2410"/>
+              <w:t>0.891</w:t>
+            </w:r>
+          </w:p>
+        </w:tc>
+        <w:tc>
+          <w:tcPr>
+            <w:tcW w:type="dxa" w:w="2892"/>
             <w:vAlign w:val="center"/>
+            <w:shd w:fill="83C77D"/>
           </w:tcPr>
           <w:p>
             <w:pPr>
@@ -4330,15 +4084,15 @@
                 <w:rFonts w:ascii="DejaVu Sans" w:hAnsi="DejaVu Sans"/>
                 <w:sz w:val="12"/>
               </w:rPr>
-              <w:t>SAM2 pseudo</w:t>
-            </w:r>
-          </w:p>
-        </w:tc>
-        <w:tc>
-          <w:tcPr>
-            <w:tcW w:type="dxa" w:w="2410"/>
+              <w:t>0.897</w:t>
+            </w:r>
+          </w:p>
+        </w:tc>
+        <w:tc>
+          <w:tcPr>
+            <w:tcW w:type="dxa" w:w="2892"/>
             <w:vAlign w:val="center"/>
-            <w:shd w:fill="66BF7B"/>
+            <w:shd w:fill="ABD37F"/>
           </w:tcPr>
           <w:p>
             <w:pPr>
@@ -4349,15 +4103,15 @@
                 <w:rFonts w:ascii="DejaVu Sans" w:hAnsi="DejaVu Sans"/>
                 <w:sz w:val="12"/>
               </w:rPr>
-              <w:t>0.991</w:t>
-            </w:r>
-          </w:p>
-        </w:tc>
-        <w:tc>
-          <w:tcPr>
-            <w:tcW w:type="dxa" w:w="2410"/>
+              <w:t>0.769</w:t>
+            </w:r>
+          </w:p>
+        </w:tc>
+        <w:tc>
+          <w:tcPr>
+            <w:tcW w:type="dxa" w:w="2892"/>
             <w:vAlign w:val="center"/>
-            <w:shd w:fill="A6D17F"/>
+            <w:shd w:fill="A9D27F"/>
           </w:tcPr>
           <w:p>
             <w:pPr>
@@ -4368,13 +4122,15 @@
                 <w:rFonts w:ascii="DejaVu Sans" w:hAnsi="DejaVu Sans"/>
                 <w:sz w:val="12"/>
               </w:rPr>
-              <w:t>0.785</w:t>
-            </w:r>
-          </w:p>
-        </w:tc>
-        <w:tc>
-          <w:tcPr>
-            <w:tcW w:type="dxa" w:w="2410"/>
+              <w:t>0.775</w:t>
+            </w:r>
+          </w:p>
+        </w:tc>
+      </w:tr>
+      <w:tr>
+        <w:tc>
+          <w:tcPr>
+            <w:tcW w:type="dxa" w:w="2892"/>
             <w:vAlign w:val="center"/>
           </w:tcPr>
           <w:p>
@@ -4386,16 +4142,15 @@
                 <w:rFonts w:ascii="DejaVu Sans" w:hAnsi="DejaVu Sans"/>
                 <w:sz w:val="12"/>
               </w:rPr>
-              <w:t>-0.206 [-0.262, -0.159]</w:t>
-            </w:r>
-          </w:p>
-        </w:tc>
-      </w:tr>
-      <w:tr>
-        <w:tc>
-          <w:tcPr>
-            <w:tcW w:type="dxa" w:w="2410"/>
+              <w:t>SAM2</w:t>
+            </w:r>
+          </w:p>
+        </w:tc>
+        <w:tc>
+          <w:tcPr>
+            <w:tcW w:type="dxa" w:w="2892"/>
             <w:vAlign w:val="center"/>
+            <w:shd w:fill="A9D27F"/>
           </w:tcPr>
           <w:p>
             <w:pPr>
@@ -4406,14 +4161,15 @@
                 <w:rFonts w:ascii="DejaVu Sans" w:hAnsi="DejaVu Sans"/>
                 <w:sz w:val="12"/>
               </w:rPr>
-              <w:t>SAM1</w:t>
-            </w:r>
-          </w:p>
-        </w:tc>
-        <w:tc>
-          <w:tcPr>
-            <w:tcW w:type="dxa" w:w="2410"/>
+              <w:t>0.775</w:t>
+            </w:r>
+          </w:p>
+        </w:tc>
+        <w:tc>
+          <w:tcPr>
+            <w:tcW w:type="dxa" w:w="2892"/>
             <w:vAlign w:val="center"/>
+            <w:shd w:fill="A8D27F"/>
           </w:tcPr>
           <w:p>
             <w:pPr>
@@ -4424,14 +4180,15 @@
                 <w:rFonts w:ascii="DejaVu Sans" w:hAnsi="DejaVu Sans"/>
                 <w:sz w:val="12"/>
               </w:rPr>
-              <w:t>GT bbox</w:t>
-            </w:r>
-          </w:p>
-        </w:tc>
-        <w:tc>
-          <w:tcPr>
-            <w:tcW w:type="dxa" w:w="2410"/>
+              <w:t>0.778</w:t>
+            </w:r>
+          </w:p>
+        </w:tc>
+        <w:tc>
+          <w:tcPr>
+            <w:tcW w:type="dxa" w:w="2892"/>
             <w:vAlign w:val="center"/>
+            <w:shd w:fill="8CCA7D"/>
           </w:tcPr>
           <w:p>
             <w:pPr>
@@ -4442,15 +4199,15 @@
                 <w:rFonts w:ascii="DejaVu Sans" w:hAnsi="DejaVu Sans"/>
                 <w:sz w:val="12"/>
               </w:rPr>
-              <w:t>SAM3 pseudo</w:t>
-            </w:r>
-          </w:p>
-        </w:tc>
-        <w:tc>
-          <w:tcPr>
-            <w:tcW w:type="dxa" w:w="2410"/>
+              <w:t>0.870</w:t>
+            </w:r>
+          </w:p>
+        </w:tc>
+        <w:tc>
+          <w:tcPr>
+            <w:tcW w:type="dxa" w:w="2892"/>
             <w:vAlign w:val="center"/>
-            <w:shd w:fill="66BF7B"/>
+            <w:shd w:fill="B8D680"/>
           </w:tcPr>
           <w:p>
             <w:pPr>
@@ -4461,15 +4218,16 @@
                 <w:rFonts w:ascii="DejaVu Sans" w:hAnsi="DejaVu Sans"/>
                 <w:sz w:val="12"/>
               </w:rPr>
-              <w:t>0.991</w:t>
-            </w:r>
-          </w:p>
-        </w:tc>
-        <w:tc>
-          <w:tcPr>
-            <w:tcW w:type="dxa" w:w="2410"/>
+              <w:t>0.728</w:t>
+            </w:r>
+          </w:p>
+        </w:tc>
+      </w:tr>
+      <w:tr>
+        <w:tc>
+          <w:tcPr>
+            <w:tcW w:type="dxa" w:w="2892"/>
             <w:vAlign w:val="center"/>
-            <w:shd w:fill="9DCF7E"/>
           </w:tcPr>
           <w:p>
             <w:pPr>
@@ -4480,14 +4238,15 @@
                 <w:rFonts w:ascii="DejaVu Sans" w:hAnsi="DejaVu Sans"/>
                 <w:sz w:val="12"/>
               </w:rPr>
-              <w:t>0.813</w:t>
-            </w:r>
-          </w:p>
-        </w:tc>
-        <w:tc>
-          <w:tcPr>
-            <w:tcW w:type="dxa" w:w="2410"/>
+              <w:t>SAM3</w:t>
+            </w:r>
+          </w:p>
+        </w:tc>
+        <w:tc>
+          <w:tcPr>
+            <w:tcW w:type="dxa" w:w="2892"/>
             <w:vAlign w:val="center"/>
+            <w:shd w:fill="AAD37F"/>
           </w:tcPr>
           <w:p>
             <w:pPr>
@@ -4498,16 +4257,15 @@
                 <w:rFonts w:ascii="DejaVu Sans" w:hAnsi="DejaVu Sans"/>
                 <w:sz w:val="12"/>
               </w:rPr>
-              <w:t>-0.178 [-0.215, -0.146]</w:t>
-            </w:r>
-          </w:p>
-        </w:tc>
-      </w:tr>
-      <w:tr>
-        <w:tc>
-          <w:tcPr>
-            <w:tcW w:type="dxa" w:w="2410"/>
+              <w:t>0.771</w:t>
+            </w:r>
+          </w:p>
+        </w:tc>
+        <w:tc>
+          <w:tcPr>
+            <w:tcW w:type="dxa" w:w="2892"/>
             <w:vAlign w:val="center"/>
+            <w:shd w:fill="A9D27F"/>
           </w:tcPr>
           <w:p>
             <w:pPr>
@@ -4518,14 +4276,15 @@
                 <w:rFonts w:ascii="DejaVu Sans" w:hAnsi="DejaVu Sans"/>
                 <w:sz w:val="12"/>
               </w:rPr>
-              <w:t>SAM1</w:t>
-            </w:r>
-          </w:p>
-        </w:tc>
-        <w:tc>
-          <w:tcPr>
-            <w:tcW w:type="dxa" w:w="2410"/>
+              <w:t>0.775</w:t>
+            </w:r>
+          </w:p>
+        </w:tc>
+        <w:tc>
+          <w:tcPr>
+            <w:tcW w:type="dxa" w:w="2892"/>
             <w:vAlign w:val="center"/>
+            <w:shd w:fill="BAD780"/>
           </w:tcPr>
           <w:p>
             <w:pPr>
@@ -4536,14 +4295,15 @@
                 <w:rFonts w:ascii="DejaVu Sans" w:hAnsi="DejaVu Sans"/>
                 <w:sz w:val="12"/>
               </w:rPr>
-              <w:t>GT bbox</w:t>
-            </w:r>
-          </w:p>
-        </w:tc>
-        <w:tc>
-          <w:tcPr>
-            <w:tcW w:type="dxa" w:w="2410"/>
+              <w:t>0.721</w:t>
+            </w:r>
+          </w:p>
+        </w:tc>
+        <w:tc>
+          <w:tcPr>
+            <w:tcW w:type="dxa" w:w="2892"/>
             <w:vAlign w:val="center"/>
+            <w:shd w:fill="89C97D"/>
           </w:tcPr>
           <w:p>
             <w:pPr>
@@ -4554,1743 +4314,7 @@
                 <w:rFonts w:ascii="DejaVu Sans" w:hAnsi="DejaVu Sans"/>
                 <w:sz w:val="12"/>
               </w:rPr>
-              <w:t>Yeniden SAM1</w:t>
-            </w:r>
-          </w:p>
-        </w:tc>
-        <w:tc>
-          <w:tcPr>
-            <w:tcW w:type="dxa" w:w="2410"/>
-            <w:vAlign w:val="center"/>
-            <w:shd w:fill="66BF7B"/>
-          </w:tcPr>
-          <w:p>
-            <w:pPr>
-              <w:jc w:val="center"/>
-            </w:pPr>
-            <w:r>
-              <w:rPr>
-                <w:rFonts w:ascii="DejaVu Sans" w:hAnsi="DejaVu Sans"/>
-                <w:sz w:val="12"/>
-              </w:rPr>
-              <w:t>0.991</w:t>
-            </w:r>
-          </w:p>
-        </w:tc>
-        <w:tc>
-          <w:tcPr>
-            <w:tcW w:type="dxa" w:w="2410"/>
-            <w:vAlign w:val="center"/>
-            <w:shd w:fill="63BE7B"/>
-          </w:tcPr>
-          <w:p>
-            <w:pPr>
-              <w:jc w:val="center"/>
-            </w:pPr>
-            <w:r>
-              <w:rPr>
-                <w:rFonts w:ascii="DejaVu Sans" w:hAnsi="DejaVu Sans"/>
-                <w:sz w:val="12"/>
-              </w:rPr>
-              <w:t>1.000</w:t>
-            </w:r>
-          </w:p>
-        </w:tc>
-        <w:tc>
-          <w:tcPr>
-            <w:tcW w:type="dxa" w:w="2410"/>
-            <w:vAlign w:val="center"/>
-          </w:tcPr>
-          <w:p>
-            <w:pPr>
-              <w:jc w:val="center"/>
-            </w:pPr>
-            <w:r>
-              <w:rPr>
-                <w:rFonts w:ascii="DejaVu Sans" w:hAnsi="DejaVu Sans"/>
-                <w:sz w:val="12"/>
-              </w:rPr>
-              <w:t>+0.009 [+0.004, +0.017]</w:t>
-            </w:r>
-          </w:p>
-        </w:tc>
-      </w:tr>
-      <w:tr>
-        <w:tc>
-          <w:tcPr>
-            <w:tcW w:type="dxa" w:w="2410"/>
-            <w:vAlign w:val="center"/>
-          </w:tcPr>
-          <w:p>
-            <w:pPr>
-              <w:jc w:val="center"/>
-            </w:pPr>
-            <w:r>
-              <w:rPr>
-                <w:rFonts w:ascii="DejaVu Sans" w:hAnsi="DejaVu Sans"/>
-                <w:sz w:val="12"/>
-              </w:rPr>
-              <w:t>SAM1</w:t>
-            </w:r>
-          </w:p>
-        </w:tc>
-        <w:tc>
-          <w:tcPr>
-            <w:tcW w:type="dxa" w:w="2410"/>
-            <w:vAlign w:val="center"/>
-          </w:tcPr>
-          <w:p>
-            <w:pPr>
-              <w:jc w:val="center"/>
-            </w:pPr>
-            <w:r>
-              <w:rPr>
-                <w:rFonts w:ascii="DejaVu Sans" w:hAnsi="DejaVu Sans"/>
-                <w:sz w:val="12"/>
-              </w:rPr>
-              <w:t>YOLO bbox</w:t>
-            </w:r>
-          </w:p>
-        </w:tc>
-        <w:tc>
-          <w:tcPr>
-            <w:tcW w:type="dxa" w:w="2410"/>
-            <w:vAlign w:val="center"/>
-          </w:tcPr>
-          <w:p>
-            <w:pPr>
-              <w:jc w:val="center"/>
-            </w:pPr>
-            <w:r>
-              <w:rPr>
-                <w:rFonts w:ascii="DejaVu Sans" w:hAnsi="DejaVu Sans"/>
-                <w:sz w:val="12"/>
-              </w:rPr>
-              <w:t>SAM2 pseudo</w:t>
-            </w:r>
-          </w:p>
-        </w:tc>
-        <w:tc>
-          <w:tcPr>
-            <w:tcW w:type="dxa" w:w="2410"/>
-            <w:vAlign w:val="center"/>
-            <w:shd w:fill="9DCF7E"/>
-          </w:tcPr>
-          <w:p>
-            <w:pPr>
-              <w:jc w:val="center"/>
-            </w:pPr>
-            <w:r>
-              <w:rPr>
-                <w:rFonts w:ascii="DejaVu Sans" w:hAnsi="DejaVu Sans"/>
-                <w:sz w:val="12"/>
-              </w:rPr>
-              <w:t>0.813</w:t>
-            </w:r>
-          </w:p>
-        </w:tc>
-        <w:tc>
-          <w:tcPr>
-            <w:tcW w:type="dxa" w:w="2410"/>
-            <w:vAlign w:val="center"/>
-            <w:shd w:fill="C8DB81"/>
-          </w:tcPr>
-          <w:p>
-            <w:pPr>
-              <w:jc w:val="center"/>
-            </w:pPr>
-            <w:r>
-              <w:rPr>
-                <w:rFonts w:ascii="DejaVu Sans" w:hAnsi="DejaVu Sans"/>
-                <w:sz w:val="12"/>
-              </w:rPr>
-              <w:t>0.676</w:t>
-            </w:r>
-          </w:p>
-        </w:tc>
-        <w:tc>
-          <w:tcPr>
-            <w:tcW w:type="dxa" w:w="2410"/>
-            <w:vAlign w:val="center"/>
-          </w:tcPr>
-          <w:p>
-            <w:pPr>
-              <w:jc w:val="center"/>
-            </w:pPr>
-            <w:r>
-              <w:rPr>
-                <w:rFonts w:ascii="DejaVu Sans" w:hAnsi="DejaVu Sans"/>
-                <w:sz w:val="12"/>
-              </w:rPr>
-              <w:t>-0.137 [-0.167, -0.114]</w:t>
-            </w:r>
-          </w:p>
-        </w:tc>
-      </w:tr>
-      <w:tr>
-        <w:tc>
-          <w:tcPr>
-            <w:tcW w:type="dxa" w:w="2410"/>
-            <w:vAlign w:val="center"/>
-          </w:tcPr>
-          <w:p>
-            <w:pPr>
-              <w:jc w:val="center"/>
-            </w:pPr>
-            <w:r>
-              <w:rPr>
-                <w:rFonts w:ascii="DejaVu Sans" w:hAnsi="DejaVu Sans"/>
-                <w:sz w:val="12"/>
-              </w:rPr>
-              <w:t>SAM1</w:t>
-            </w:r>
-          </w:p>
-        </w:tc>
-        <w:tc>
-          <w:tcPr>
-            <w:tcW w:type="dxa" w:w="2410"/>
-            <w:vAlign w:val="center"/>
-          </w:tcPr>
-          <w:p>
-            <w:pPr>
-              <w:jc w:val="center"/>
-            </w:pPr>
-            <w:r>
-              <w:rPr>
-                <w:rFonts w:ascii="DejaVu Sans" w:hAnsi="DejaVu Sans"/>
-                <w:sz w:val="12"/>
-              </w:rPr>
-              <w:t>YOLO bbox</w:t>
-            </w:r>
-          </w:p>
-        </w:tc>
-        <w:tc>
-          <w:tcPr>
-            <w:tcW w:type="dxa" w:w="2410"/>
-            <w:vAlign w:val="center"/>
-          </w:tcPr>
-          <w:p>
-            <w:pPr>
-              <w:jc w:val="center"/>
-            </w:pPr>
-            <w:r>
-              <w:rPr>
-                <w:rFonts w:ascii="DejaVu Sans" w:hAnsi="DejaVu Sans"/>
-                <w:sz w:val="12"/>
-              </w:rPr>
-              <w:t>SAM3 pseudo</w:t>
-            </w:r>
-          </w:p>
-        </w:tc>
-        <w:tc>
-          <w:tcPr>
-            <w:tcW w:type="dxa" w:w="2410"/>
-            <w:vAlign w:val="center"/>
-            <w:shd w:fill="9DCF7E"/>
-          </w:tcPr>
-          <w:p>
-            <w:pPr>
-              <w:jc w:val="center"/>
-            </w:pPr>
-            <w:r>
-              <w:rPr>
-                <w:rFonts w:ascii="DejaVu Sans" w:hAnsi="DejaVu Sans"/>
-                <w:sz w:val="12"/>
-              </w:rPr>
-              <w:t>0.813</w:t>
-            </w:r>
-          </w:p>
-        </w:tc>
-        <w:tc>
-          <w:tcPr>
-            <w:tcW w:type="dxa" w:w="2410"/>
-            <w:vAlign w:val="center"/>
-            <w:shd w:fill="C2D980"/>
-          </w:tcPr>
-          <w:p>
-            <w:pPr>
-              <w:jc w:val="center"/>
-            </w:pPr>
-            <w:r>
-              <w:rPr>
-                <w:rFonts w:ascii="DejaVu Sans" w:hAnsi="DejaVu Sans"/>
-                <w:sz w:val="12"/>
-              </w:rPr>
-              <w:t>0.695</w:t>
-            </w:r>
-          </w:p>
-        </w:tc>
-        <w:tc>
-          <w:tcPr>
-            <w:tcW w:type="dxa" w:w="2410"/>
-            <w:vAlign w:val="center"/>
-          </w:tcPr>
-          <w:p>
-            <w:pPr>
-              <w:jc w:val="center"/>
-            </w:pPr>
-            <w:r>
-              <w:rPr>
-                <w:rFonts w:ascii="DejaVu Sans" w:hAnsi="DejaVu Sans"/>
-                <w:sz w:val="12"/>
-              </w:rPr>
-              <w:t>-0.118 [-0.137, -0.099]</w:t>
-            </w:r>
-          </w:p>
-        </w:tc>
-      </w:tr>
-      <w:tr>
-        <w:tc>
-          <w:tcPr>
-            <w:tcW w:type="dxa" w:w="2410"/>
-            <w:vAlign w:val="center"/>
-          </w:tcPr>
-          <w:p>
-            <w:pPr>
-              <w:jc w:val="center"/>
-            </w:pPr>
-            <w:r>
-              <w:rPr>
-                <w:rFonts w:ascii="DejaVu Sans" w:hAnsi="DejaVu Sans"/>
-                <w:sz w:val="12"/>
-              </w:rPr>
-              <w:t>SAM1</w:t>
-            </w:r>
-          </w:p>
-        </w:tc>
-        <w:tc>
-          <w:tcPr>
-            <w:tcW w:type="dxa" w:w="2410"/>
-            <w:vAlign w:val="center"/>
-          </w:tcPr>
-          <w:p>
-            <w:pPr>
-              <w:jc w:val="center"/>
-            </w:pPr>
-            <w:r>
-              <w:rPr>
-                <w:rFonts w:ascii="DejaVu Sans" w:hAnsi="DejaVu Sans"/>
-                <w:sz w:val="12"/>
-              </w:rPr>
-              <w:t>YOLO bbox</w:t>
-            </w:r>
-          </w:p>
-        </w:tc>
-        <w:tc>
-          <w:tcPr>
-            <w:tcW w:type="dxa" w:w="2410"/>
-            <w:vAlign w:val="center"/>
-          </w:tcPr>
-          <w:p>
-            <w:pPr>
-              <w:jc w:val="center"/>
-            </w:pPr>
-            <w:r>
-              <w:rPr>
-                <w:rFonts w:ascii="DejaVu Sans" w:hAnsi="DejaVu Sans"/>
-                <w:sz w:val="12"/>
-              </w:rPr>
-              <w:t>Yeniden SAM1</w:t>
-            </w:r>
-          </w:p>
-        </w:tc>
-        <w:tc>
-          <w:tcPr>
-            <w:tcW w:type="dxa" w:w="2410"/>
-            <w:vAlign w:val="center"/>
-            <w:shd w:fill="9DCF7E"/>
-          </w:tcPr>
-          <w:p>
-            <w:pPr>
-              <w:jc w:val="center"/>
-            </w:pPr>
-            <w:r>
-              <w:rPr>
-                <w:rFonts w:ascii="DejaVu Sans" w:hAnsi="DejaVu Sans"/>
-                <w:sz w:val="12"/>
-              </w:rPr>
-              <w:t>0.813</w:t>
-            </w:r>
-          </w:p>
-        </w:tc>
-        <w:tc>
-          <w:tcPr>
-            <w:tcW w:type="dxa" w:w="2410"/>
-            <w:vAlign w:val="center"/>
-            <w:shd w:fill="9CCE7E"/>
-          </w:tcPr>
-          <w:p>
-            <w:pPr>
-              <w:jc w:val="center"/>
-            </w:pPr>
-            <w:r>
-              <w:rPr>
-                <w:rFonts w:ascii="DejaVu Sans" w:hAnsi="DejaVu Sans"/>
-                <w:sz w:val="12"/>
-              </w:rPr>
-              <w:t>0.818</w:t>
-            </w:r>
-          </w:p>
-        </w:tc>
-        <w:tc>
-          <w:tcPr>
-            <w:tcW w:type="dxa" w:w="2410"/>
-            <w:vAlign w:val="center"/>
-          </w:tcPr>
-          <w:p>
-            <w:pPr>
-              <w:jc w:val="center"/>
-            </w:pPr>
-            <w:r>
-              <w:rPr>
-                <w:rFonts w:ascii="DejaVu Sans" w:hAnsi="DejaVu Sans"/>
-                <w:sz w:val="12"/>
-              </w:rPr>
-              <w:t>+0.005 [+0.002, +0.011]</w:t>
-            </w:r>
-          </w:p>
-        </w:tc>
-      </w:tr>
-      <w:tr>
-        <w:tc>
-          <w:tcPr>
-            <w:tcW w:type="dxa" w:w="2410"/>
-            <w:vAlign w:val="center"/>
-          </w:tcPr>
-          <w:p>
-            <w:pPr>
-              <w:jc w:val="center"/>
-            </w:pPr>
-            <w:r>
-              <w:rPr>
-                <w:rFonts w:ascii="DejaVu Sans" w:hAnsi="DejaVu Sans"/>
-                <w:sz w:val="12"/>
-              </w:rPr>
-              <w:t>SAM2</w:t>
-            </w:r>
-          </w:p>
-        </w:tc>
-        <w:tc>
-          <w:tcPr>
-            <w:tcW w:type="dxa" w:w="2410"/>
-            <w:vAlign w:val="center"/>
-          </w:tcPr>
-          <w:p>
-            <w:pPr>
-              <w:jc w:val="center"/>
-            </w:pPr>
-            <w:r>
-              <w:rPr>
-                <w:rFonts w:ascii="DejaVu Sans" w:hAnsi="DejaVu Sans"/>
-                <w:sz w:val="12"/>
-              </w:rPr>
-              <w:t>GT bbox</w:t>
-            </w:r>
-          </w:p>
-        </w:tc>
-        <w:tc>
-          <w:tcPr>
-            <w:tcW w:type="dxa" w:w="2410"/>
-            <w:vAlign w:val="center"/>
-          </w:tcPr>
-          <w:p>
-            <w:pPr>
-              <w:jc w:val="center"/>
-            </w:pPr>
-            <w:r>
-              <w:rPr>
-                <w:rFonts w:ascii="DejaVu Sans" w:hAnsi="DejaVu Sans"/>
-                <w:sz w:val="12"/>
-              </w:rPr>
-              <w:t>SAM2 pseudo</w:t>
-            </w:r>
-          </w:p>
-        </w:tc>
-        <w:tc>
-          <w:tcPr>
-            <w:tcW w:type="dxa" w:w="2410"/>
-            <w:vAlign w:val="center"/>
-            <w:shd w:fill="A7D27F"/>
-          </w:tcPr>
-          <w:p>
-            <w:pPr>
-              <w:jc w:val="center"/>
-            </w:pPr>
-            <w:r>
-              <w:rPr>
-                <w:rFonts w:ascii="DejaVu Sans" w:hAnsi="DejaVu Sans"/>
-                <w:sz w:val="12"/>
-              </w:rPr>
-              <w:t>0.781</w:t>
-            </w:r>
-          </w:p>
-        </w:tc>
-        <w:tc>
-          <w:tcPr>
-            <w:tcW w:type="dxa" w:w="2410"/>
-            <w:vAlign w:val="center"/>
-            <w:shd w:fill="63BE7B"/>
-          </w:tcPr>
-          <w:p>
-            <w:pPr>
-              <w:jc w:val="center"/>
-            </w:pPr>
-            <w:r>
-              <w:rPr>
-                <w:rFonts w:ascii="DejaVu Sans" w:hAnsi="DejaVu Sans"/>
-                <w:sz w:val="12"/>
-              </w:rPr>
-              <w:t>1.000</w:t>
-            </w:r>
-          </w:p>
-        </w:tc>
-        <w:tc>
-          <w:tcPr>
-            <w:tcW w:type="dxa" w:w="2410"/>
-            <w:vAlign w:val="center"/>
-          </w:tcPr>
-          <w:p>
-            <w:pPr>
-              <w:jc w:val="center"/>
-            </w:pPr>
-            <w:r>
-              <w:rPr>
-                <w:rFonts w:ascii="DejaVu Sans" w:hAnsi="DejaVu Sans"/>
-                <w:sz w:val="12"/>
-              </w:rPr>
-              <w:t>+0.219 [+0.173, +0.274]</w:t>
-            </w:r>
-          </w:p>
-        </w:tc>
-      </w:tr>
-      <w:tr>
-        <w:tc>
-          <w:tcPr>
-            <w:tcW w:type="dxa" w:w="2410"/>
-            <w:vAlign w:val="center"/>
-          </w:tcPr>
-          <w:p>
-            <w:pPr>
-              <w:jc w:val="center"/>
-            </w:pPr>
-            <w:r>
-              <w:rPr>
-                <w:rFonts w:ascii="DejaVu Sans" w:hAnsi="DejaVu Sans"/>
-                <w:sz w:val="12"/>
-              </w:rPr>
-              <w:t>SAM2</w:t>
-            </w:r>
-          </w:p>
-        </w:tc>
-        <w:tc>
-          <w:tcPr>
-            <w:tcW w:type="dxa" w:w="2410"/>
-            <w:vAlign w:val="center"/>
-          </w:tcPr>
-          <w:p>
-            <w:pPr>
-              <w:jc w:val="center"/>
-            </w:pPr>
-            <w:r>
-              <w:rPr>
-                <w:rFonts w:ascii="DejaVu Sans" w:hAnsi="DejaVu Sans"/>
-                <w:sz w:val="12"/>
-              </w:rPr>
-              <w:t>GT bbox</w:t>
-            </w:r>
-          </w:p>
-        </w:tc>
-        <w:tc>
-          <w:tcPr>
-            <w:tcW w:type="dxa" w:w="2410"/>
-            <w:vAlign w:val="center"/>
-          </w:tcPr>
-          <w:p>
-            <w:pPr>
-              <w:jc w:val="center"/>
-            </w:pPr>
-            <w:r>
-              <w:rPr>
-                <w:rFonts w:ascii="DejaVu Sans" w:hAnsi="DejaVu Sans"/>
-                <w:sz w:val="12"/>
-              </w:rPr>
-              <w:t>SAM3 pseudo</w:t>
-            </w:r>
-          </w:p>
-        </w:tc>
-        <w:tc>
-          <w:tcPr>
-            <w:tcW w:type="dxa" w:w="2410"/>
-            <w:vAlign w:val="center"/>
-            <w:shd w:fill="A7D27F"/>
-          </w:tcPr>
-          <w:p>
-            <w:pPr>
-              <w:jc w:val="center"/>
-            </w:pPr>
-            <w:r>
-              <w:rPr>
-                <w:rFonts w:ascii="DejaVu Sans" w:hAnsi="DejaVu Sans"/>
-                <w:sz w:val="12"/>
-              </w:rPr>
-              <w:t>0.781</w:t>
-            </w:r>
-          </w:p>
-        </w:tc>
-        <w:tc>
-          <w:tcPr>
-            <w:tcW w:type="dxa" w:w="2410"/>
-            <w:vAlign w:val="center"/>
-            <w:shd w:fill="B1D47F"/>
-          </w:tcPr>
-          <w:p>
-            <w:pPr>
-              <w:jc w:val="center"/>
-            </w:pPr>
-            <w:r>
-              <w:rPr>
-                <w:rFonts w:ascii="DejaVu Sans" w:hAnsi="DejaVu Sans"/>
-                <w:sz w:val="12"/>
-              </w:rPr>
-              <w:t>0.751</w:t>
-            </w:r>
-          </w:p>
-        </w:tc>
-        <w:tc>
-          <w:tcPr>
-            <w:tcW w:type="dxa" w:w="2410"/>
-            <w:vAlign w:val="center"/>
-          </w:tcPr>
-          <w:p>
-            <w:pPr>
-              <w:jc w:val="center"/>
-            </w:pPr>
-            <w:r>
-              <w:rPr>
-                <w:rFonts w:ascii="DejaVu Sans" w:hAnsi="DejaVu Sans"/>
-                <w:sz w:val="12"/>
-              </w:rPr>
-              <w:t>-0.030 [-0.046, -0.013]</w:t>
-            </w:r>
-          </w:p>
-        </w:tc>
-      </w:tr>
-      <w:tr>
-        <w:tc>
-          <w:tcPr>
-            <w:tcW w:type="dxa" w:w="2410"/>
-            <w:vAlign w:val="center"/>
-          </w:tcPr>
-          <w:p>
-            <w:pPr>
-              <w:jc w:val="center"/>
-            </w:pPr>
-            <w:r>
-              <w:rPr>
-                <w:rFonts w:ascii="DejaVu Sans" w:hAnsi="DejaVu Sans"/>
-                <w:sz w:val="12"/>
-              </w:rPr>
-              <w:t>SAM2</w:t>
-            </w:r>
-          </w:p>
-        </w:tc>
-        <w:tc>
-          <w:tcPr>
-            <w:tcW w:type="dxa" w:w="2410"/>
-            <w:vAlign w:val="center"/>
-          </w:tcPr>
-          <w:p>
-            <w:pPr>
-              <w:jc w:val="center"/>
-            </w:pPr>
-            <w:r>
-              <w:rPr>
-                <w:rFonts w:ascii="DejaVu Sans" w:hAnsi="DejaVu Sans"/>
-                <w:sz w:val="12"/>
-              </w:rPr>
-              <w:t>GT bbox</w:t>
-            </w:r>
-          </w:p>
-        </w:tc>
-        <w:tc>
-          <w:tcPr>
-            <w:tcW w:type="dxa" w:w="2410"/>
-            <w:vAlign w:val="center"/>
-          </w:tcPr>
-          <w:p>
-            <w:pPr>
-              <w:jc w:val="center"/>
-            </w:pPr>
-            <w:r>
-              <w:rPr>
-                <w:rFonts w:ascii="DejaVu Sans" w:hAnsi="DejaVu Sans"/>
-                <w:sz w:val="12"/>
-              </w:rPr>
-              <w:t>Yeniden SAM1</w:t>
-            </w:r>
-          </w:p>
-        </w:tc>
-        <w:tc>
-          <w:tcPr>
-            <w:tcW w:type="dxa" w:w="2410"/>
-            <w:vAlign w:val="center"/>
-            <w:shd w:fill="A7D27F"/>
-          </w:tcPr>
-          <w:p>
-            <w:pPr>
-              <w:jc w:val="center"/>
-            </w:pPr>
-            <w:r>
-              <w:rPr>
-                <w:rFonts w:ascii="DejaVu Sans" w:hAnsi="DejaVu Sans"/>
-                <w:sz w:val="12"/>
-              </w:rPr>
-              <w:t>0.781</w:t>
-            </w:r>
-          </w:p>
-        </w:tc>
-        <w:tc>
-          <w:tcPr>
-            <w:tcW w:type="dxa" w:w="2410"/>
-            <w:vAlign w:val="center"/>
-            <w:shd w:fill="A6D17F"/>
-          </w:tcPr>
-          <w:p>
-            <w:pPr>
-              <w:jc w:val="center"/>
-            </w:pPr>
-            <w:r>
-              <w:rPr>
-                <w:rFonts w:ascii="DejaVu Sans" w:hAnsi="DejaVu Sans"/>
-                <w:sz w:val="12"/>
-              </w:rPr>
-              <w:t>0.785</w:t>
-            </w:r>
-          </w:p>
-        </w:tc>
-        <w:tc>
-          <w:tcPr>
-            <w:tcW w:type="dxa" w:w="2410"/>
-            <w:vAlign w:val="center"/>
-          </w:tcPr>
-          <w:p>
-            <w:pPr>
-              <w:jc w:val="center"/>
-            </w:pPr>
-            <w:r>
-              <w:rPr>
-                <w:rFonts w:ascii="DejaVu Sans" w:hAnsi="DejaVu Sans"/>
-                <w:sz w:val="12"/>
-              </w:rPr>
-              <w:t>+0.004 [+0.001, +0.010]</w:t>
-            </w:r>
-          </w:p>
-        </w:tc>
-      </w:tr>
-      <w:tr>
-        <w:tc>
-          <w:tcPr>
-            <w:tcW w:type="dxa" w:w="2410"/>
-            <w:vAlign w:val="center"/>
-          </w:tcPr>
-          <w:p>
-            <w:pPr>
-              <w:jc w:val="center"/>
-            </w:pPr>
-            <w:r>
-              <w:rPr>
-                <w:rFonts w:ascii="DejaVu Sans" w:hAnsi="DejaVu Sans"/>
-                <w:sz w:val="12"/>
-              </w:rPr>
-              <w:t>SAM2</w:t>
-            </w:r>
-          </w:p>
-        </w:tc>
-        <w:tc>
-          <w:tcPr>
-            <w:tcW w:type="dxa" w:w="2410"/>
-            <w:vAlign w:val="center"/>
-          </w:tcPr>
-          <w:p>
-            <w:pPr>
-              <w:jc w:val="center"/>
-            </w:pPr>
-            <w:r>
-              <w:rPr>
-                <w:rFonts w:ascii="DejaVu Sans" w:hAnsi="DejaVu Sans"/>
-                <w:sz w:val="12"/>
-              </w:rPr>
-              <w:t>YOLO bbox</w:t>
-            </w:r>
-          </w:p>
-        </w:tc>
-        <w:tc>
-          <w:tcPr>
-            <w:tcW w:type="dxa" w:w="2410"/>
-            <w:vAlign w:val="center"/>
-          </w:tcPr>
-          <w:p>
-            <w:pPr>
-              <w:jc w:val="center"/>
-            </w:pPr>
-            <w:r>
-              <w:rPr>
-                <w:rFonts w:ascii="DejaVu Sans" w:hAnsi="DejaVu Sans"/>
-                <w:sz w:val="12"/>
-              </w:rPr>
-              <w:t>SAM2 pseudo</w:t>
-            </w:r>
-          </w:p>
-        </w:tc>
-        <w:tc>
-          <w:tcPr>
-            <w:tcW w:type="dxa" w:w="2410"/>
-            <w:vAlign w:val="center"/>
-            <w:shd w:fill="C7DB81"/>
-          </w:tcPr>
-          <w:p>
-            <w:pPr>
-              <w:jc w:val="center"/>
-            </w:pPr>
-            <w:r>
-              <w:rPr>
-                <w:rFonts w:ascii="DejaVu Sans" w:hAnsi="DejaVu Sans"/>
-                <w:sz w:val="12"/>
-              </w:rPr>
-              <w:t>0.679</w:t>
-            </w:r>
-          </w:p>
-        </w:tc>
-        <w:tc>
-          <w:tcPr>
-            <w:tcW w:type="dxa" w:w="2410"/>
-            <w:vAlign w:val="center"/>
-            <w:shd w:fill="A6D17F"/>
-          </w:tcPr>
-          <w:p>
-            <w:pPr>
-              <w:jc w:val="center"/>
-            </w:pPr>
-            <w:r>
-              <w:rPr>
-                <w:rFonts w:ascii="DejaVu Sans" w:hAnsi="DejaVu Sans"/>
-                <w:sz w:val="12"/>
-              </w:rPr>
-              <w:t>0.785</w:t>
-            </w:r>
-          </w:p>
-        </w:tc>
-        <w:tc>
-          <w:tcPr>
-            <w:tcW w:type="dxa" w:w="2410"/>
-            <w:vAlign w:val="center"/>
-          </w:tcPr>
-          <w:p>
-            <w:pPr>
-              <w:jc w:val="center"/>
-            </w:pPr>
-            <w:r>
-              <w:rPr>
-                <w:rFonts w:ascii="DejaVu Sans" w:hAnsi="DejaVu Sans"/>
-                <w:sz w:val="12"/>
-              </w:rPr>
-              <w:t>+0.106 [+0.094, +0.123]</w:t>
-            </w:r>
-          </w:p>
-        </w:tc>
-      </w:tr>
-      <w:tr>
-        <w:tc>
-          <w:tcPr>
-            <w:tcW w:type="dxa" w:w="2410"/>
-            <w:vAlign w:val="center"/>
-          </w:tcPr>
-          <w:p>
-            <w:pPr>
-              <w:jc w:val="center"/>
-            </w:pPr>
-            <w:r>
-              <w:rPr>
-                <w:rFonts w:ascii="DejaVu Sans" w:hAnsi="DejaVu Sans"/>
-                <w:sz w:val="12"/>
-              </w:rPr>
-              <w:t>SAM2</w:t>
-            </w:r>
-          </w:p>
-        </w:tc>
-        <w:tc>
-          <w:tcPr>
-            <w:tcW w:type="dxa" w:w="2410"/>
-            <w:vAlign w:val="center"/>
-          </w:tcPr>
-          <w:p>
-            <w:pPr>
-              <w:jc w:val="center"/>
-            </w:pPr>
-            <w:r>
-              <w:rPr>
-                <w:rFonts w:ascii="DejaVu Sans" w:hAnsi="DejaVu Sans"/>
-                <w:sz w:val="12"/>
-              </w:rPr>
-              <w:t>YOLO bbox</w:t>
-            </w:r>
-          </w:p>
-        </w:tc>
-        <w:tc>
-          <w:tcPr>
-            <w:tcW w:type="dxa" w:w="2410"/>
-            <w:vAlign w:val="center"/>
-          </w:tcPr>
-          <w:p>
-            <w:pPr>
-              <w:jc w:val="center"/>
-            </w:pPr>
-            <w:r>
-              <w:rPr>
-                <w:rFonts w:ascii="DejaVu Sans" w:hAnsi="DejaVu Sans"/>
-                <w:sz w:val="12"/>
-              </w:rPr>
-              <w:t>SAM3 pseudo</w:t>
-            </w:r>
-          </w:p>
-        </w:tc>
-        <w:tc>
-          <w:tcPr>
-            <w:tcW w:type="dxa" w:w="2410"/>
-            <w:vAlign w:val="center"/>
-            <w:shd w:fill="C7DB81"/>
-          </w:tcPr>
-          <w:p>
-            <w:pPr>
-              <w:jc w:val="center"/>
-            </w:pPr>
-            <w:r>
-              <w:rPr>
-                <w:rFonts w:ascii="DejaVu Sans" w:hAnsi="DejaVu Sans"/>
-                <w:sz w:val="12"/>
-              </w:rPr>
-              <w:t>0.679</w:t>
-            </w:r>
-          </w:p>
-        </w:tc>
-        <w:tc>
-          <w:tcPr>
-            <w:tcW w:type="dxa" w:w="2410"/>
-            <w:vAlign w:val="center"/>
-            <w:shd w:fill="D2DE81"/>
-          </w:tcPr>
-          <w:p>
-            <w:pPr>
-              <w:jc w:val="center"/>
-            </w:pPr>
-            <w:r>
-              <w:rPr>
-                <w:rFonts w:ascii="DejaVu Sans" w:hAnsi="DejaVu Sans"/>
-                <w:sz w:val="12"/>
-              </w:rPr>
-              <w:t>0.643</w:t>
-            </w:r>
-          </w:p>
-        </w:tc>
-        <w:tc>
-          <w:tcPr>
-            <w:tcW w:type="dxa" w:w="2410"/>
-            <w:vAlign w:val="center"/>
-          </w:tcPr>
-          <w:p>
-            <w:pPr>
-              <w:jc w:val="center"/>
-            </w:pPr>
-            <w:r>
-              <w:rPr>
-                <w:rFonts w:ascii="DejaVu Sans" w:hAnsi="DejaVu Sans"/>
-                <w:sz w:val="12"/>
-              </w:rPr>
-              <w:t>-0.035 [-0.048, -0.022]</w:t>
-            </w:r>
-          </w:p>
-        </w:tc>
-      </w:tr>
-      <w:tr>
-        <w:tc>
-          <w:tcPr>
-            <w:tcW w:type="dxa" w:w="2410"/>
-            <w:vAlign w:val="center"/>
-          </w:tcPr>
-          <w:p>
-            <w:pPr>
-              <w:jc w:val="center"/>
-            </w:pPr>
-            <w:r>
-              <w:rPr>
-                <w:rFonts w:ascii="DejaVu Sans" w:hAnsi="DejaVu Sans"/>
-                <w:sz w:val="12"/>
-              </w:rPr>
-              <w:t>SAM2</w:t>
-            </w:r>
-          </w:p>
-        </w:tc>
-        <w:tc>
-          <w:tcPr>
-            <w:tcW w:type="dxa" w:w="2410"/>
-            <w:vAlign w:val="center"/>
-          </w:tcPr>
-          <w:p>
-            <w:pPr>
-              <w:jc w:val="center"/>
-            </w:pPr>
-            <w:r>
-              <w:rPr>
-                <w:rFonts w:ascii="DejaVu Sans" w:hAnsi="DejaVu Sans"/>
-                <w:sz w:val="12"/>
-              </w:rPr>
-              <w:t>YOLO bbox</w:t>
-            </w:r>
-          </w:p>
-        </w:tc>
-        <w:tc>
-          <w:tcPr>
-            <w:tcW w:type="dxa" w:w="2410"/>
-            <w:vAlign w:val="center"/>
-          </w:tcPr>
-          <w:p>
-            <w:pPr>
-              <w:jc w:val="center"/>
-            </w:pPr>
-            <w:r>
-              <w:rPr>
-                <w:rFonts w:ascii="DejaVu Sans" w:hAnsi="DejaVu Sans"/>
-                <w:sz w:val="12"/>
-              </w:rPr>
-              <w:t>Yeniden SAM1</w:t>
-            </w:r>
-          </w:p>
-        </w:tc>
-        <w:tc>
-          <w:tcPr>
-            <w:tcW w:type="dxa" w:w="2410"/>
-            <w:vAlign w:val="center"/>
-            <w:shd w:fill="C7DB81"/>
-          </w:tcPr>
-          <w:p>
-            <w:pPr>
-              <w:jc w:val="center"/>
-            </w:pPr>
-            <w:r>
-              <w:rPr>
-                <w:rFonts w:ascii="DejaVu Sans" w:hAnsi="DejaVu Sans"/>
-                <w:sz w:val="12"/>
-              </w:rPr>
-              <w:t>0.679</w:t>
-            </w:r>
-          </w:p>
-        </w:tc>
-        <w:tc>
-          <w:tcPr>
-            <w:tcW w:type="dxa" w:w="2410"/>
-            <w:vAlign w:val="center"/>
-            <w:shd w:fill="C6DB81"/>
-          </w:tcPr>
-          <w:p>
-            <w:pPr>
-              <w:jc w:val="center"/>
-            </w:pPr>
-            <w:r>
-              <w:rPr>
-                <w:rFonts w:ascii="DejaVu Sans" w:hAnsi="DejaVu Sans"/>
-                <w:sz w:val="12"/>
-              </w:rPr>
-              <w:t>0.682</w:t>
-            </w:r>
-          </w:p>
-        </w:tc>
-        <w:tc>
-          <w:tcPr>
-            <w:tcW w:type="dxa" w:w="2410"/>
-            <w:vAlign w:val="center"/>
-          </w:tcPr>
-          <w:p>
-            <w:pPr>
-              <w:jc w:val="center"/>
-            </w:pPr>
-            <w:r>
-              <w:rPr>
-                <w:rFonts w:ascii="DejaVu Sans" w:hAnsi="DejaVu Sans"/>
-                <w:sz w:val="12"/>
-              </w:rPr>
-              <w:t>+0.004 [+0.001, +0.008]</w:t>
-            </w:r>
-          </w:p>
-        </w:tc>
-      </w:tr>
-      <w:tr>
-        <w:tc>
-          <w:tcPr>
-            <w:tcW w:type="dxa" w:w="2410"/>
-            <w:vAlign w:val="center"/>
-          </w:tcPr>
-          <w:p>
-            <w:pPr>
-              <w:jc w:val="center"/>
-            </w:pPr>
-            <w:r>
-              <w:rPr>
-                <w:rFonts w:ascii="DejaVu Sans" w:hAnsi="DejaVu Sans"/>
-                <w:sz w:val="12"/>
-              </w:rPr>
-              <w:t>SAM3</w:t>
-            </w:r>
-          </w:p>
-        </w:tc>
-        <w:tc>
-          <w:tcPr>
-            <w:tcW w:type="dxa" w:w="2410"/>
-            <w:vAlign w:val="center"/>
-          </w:tcPr>
-          <w:p>
-            <w:pPr>
-              <w:jc w:val="center"/>
-            </w:pPr>
-            <w:r>
-              <w:rPr>
-                <w:rFonts w:ascii="DejaVu Sans" w:hAnsi="DejaVu Sans"/>
-                <w:sz w:val="12"/>
-              </w:rPr>
-              <w:t>GT bbox</w:t>
-            </w:r>
-          </w:p>
-        </w:tc>
-        <w:tc>
-          <w:tcPr>
-            <w:tcW w:type="dxa" w:w="2410"/>
-            <w:vAlign w:val="center"/>
-          </w:tcPr>
-          <w:p>
-            <w:pPr>
-              <w:jc w:val="center"/>
-            </w:pPr>
-            <w:r>
-              <w:rPr>
-                <w:rFonts w:ascii="DejaVu Sans" w:hAnsi="DejaVu Sans"/>
-                <w:sz w:val="12"/>
-              </w:rPr>
-              <w:t>SAM2 pseudo</w:t>
-            </w:r>
-          </w:p>
-        </w:tc>
-        <w:tc>
-          <w:tcPr>
-            <w:tcW w:type="dxa" w:w="2410"/>
-            <w:vAlign w:val="center"/>
-            <w:shd w:fill="9FCF7E"/>
-          </w:tcPr>
-          <w:p>
-            <w:pPr>
-              <w:jc w:val="center"/>
-            </w:pPr>
-            <w:r>
-              <w:rPr>
-                <w:rFonts w:ascii="DejaVu Sans" w:hAnsi="DejaVu Sans"/>
-                <w:sz w:val="12"/>
-              </w:rPr>
-              <w:t>0.808</w:t>
-            </w:r>
-          </w:p>
-        </w:tc>
-        <w:tc>
-          <w:tcPr>
-            <w:tcW w:type="dxa" w:w="2410"/>
-            <w:vAlign w:val="center"/>
-            <w:shd w:fill="B1D47F"/>
-          </w:tcPr>
-          <w:p>
-            <w:pPr>
-              <w:jc w:val="center"/>
-            </w:pPr>
-            <w:r>
-              <w:rPr>
-                <w:rFonts w:ascii="DejaVu Sans" w:hAnsi="DejaVu Sans"/>
-                <w:sz w:val="12"/>
-              </w:rPr>
-              <w:t>0.751</w:t>
-            </w:r>
-          </w:p>
-        </w:tc>
-        <w:tc>
-          <w:tcPr>
-            <w:tcW w:type="dxa" w:w="2410"/>
-            <w:vAlign w:val="center"/>
-          </w:tcPr>
-          <w:p>
-            <w:pPr>
-              <w:jc w:val="center"/>
-            </w:pPr>
-            <w:r>
-              <w:rPr>
-                <w:rFonts w:ascii="DejaVu Sans" w:hAnsi="DejaVu Sans"/>
-                <w:sz w:val="12"/>
-              </w:rPr>
-              <w:t>-0.057 [-0.082, -0.037]</w:t>
-            </w:r>
-          </w:p>
-        </w:tc>
-      </w:tr>
-      <w:tr>
-        <w:tc>
-          <w:tcPr>
-            <w:tcW w:type="dxa" w:w="2410"/>
-            <w:vAlign w:val="center"/>
-          </w:tcPr>
-          <w:p>
-            <w:pPr>
-              <w:jc w:val="center"/>
-            </w:pPr>
-            <w:r>
-              <w:rPr>
-                <w:rFonts w:ascii="DejaVu Sans" w:hAnsi="DejaVu Sans"/>
-                <w:sz w:val="12"/>
-              </w:rPr>
-              <w:t>SAM3</w:t>
-            </w:r>
-          </w:p>
-        </w:tc>
-        <w:tc>
-          <w:tcPr>
-            <w:tcW w:type="dxa" w:w="2410"/>
-            <w:vAlign w:val="center"/>
-          </w:tcPr>
-          <w:p>
-            <w:pPr>
-              <w:jc w:val="center"/>
-            </w:pPr>
-            <w:r>
-              <w:rPr>
-                <w:rFonts w:ascii="DejaVu Sans" w:hAnsi="DejaVu Sans"/>
-                <w:sz w:val="12"/>
-              </w:rPr>
-              <w:t>GT bbox</w:t>
-            </w:r>
-          </w:p>
-        </w:tc>
-        <w:tc>
-          <w:tcPr>
-            <w:tcW w:type="dxa" w:w="2410"/>
-            <w:vAlign w:val="center"/>
-          </w:tcPr>
-          <w:p>
-            <w:pPr>
-              <w:jc w:val="center"/>
-            </w:pPr>
-            <w:r>
-              <w:rPr>
-                <w:rFonts w:ascii="DejaVu Sans" w:hAnsi="DejaVu Sans"/>
-                <w:sz w:val="12"/>
-              </w:rPr>
-              <w:t>SAM3 pseudo</w:t>
-            </w:r>
-          </w:p>
-        </w:tc>
-        <w:tc>
-          <w:tcPr>
-            <w:tcW w:type="dxa" w:w="2410"/>
-            <w:vAlign w:val="center"/>
-            <w:shd w:fill="9FCF7E"/>
-          </w:tcPr>
-          <w:p>
-            <w:pPr>
-              <w:jc w:val="center"/>
-            </w:pPr>
-            <w:r>
-              <w:rPr>
-                <w:rFonts w:ascii="DejaVu Sans" w:hAnsi="DejaVu Sans"/>
-                <w:sz w:val="12"/>
-              </w:rPr>
-              <w:t>0.808</w:t>
-            </w:r>
-          </w:p>
-        </w:tc>
-        <w:tc>
-          <w:tcPr>
-            <w:tcW w:type="dxa" w:w="2410"/>
-            <w:vAlign w:val="center"/>
-            <w:shd w:fill="63BE7B"/>
-          </w:tcPr>
-          <w:p>
-            <w:pPr>
-              <w:jc w:val="center"/>
-            </w:pPr>
-            <w:r>
-              <w:rPr>
-                <w:rFonts w:ascii="DejaVu Sans" w:hAnsi="DejaVu Sans"/>
-                <w:sz w:val="12"/>
-              </w:rPr>
-              <w:t>1.000</w:t>
-            </w:r>
-          </w:p>
-        </w:tc>
-        <w:tc>
-          <w:tcPr>
-            <w:tcW w:type="dxa" w:w="2410"/>
-            <w:vAlign w:val="center"/>
-          </w:tcPr>
-          <w:p>
-            <w:pPr>
-              <w:jc w:val="center"/>
-            </w:pPr>
-            <w:r>
-              <w:rPr>
-                <w:rFonts w:ascii="DejaVu Sans" w:hAnsi="DejaVu Sans"/>
-                <w:sz w:val="12"/>
-              </w:rPr>
-              <w:t>+0.192 [+0.161, +0.230]</w:t>
-            </w:r>
-          </w:p>
-        </w:tc>
-      </w:tr>
-      <w:tr>
-        <w:tc>
-          <w:tcPr>
-            <w:tcW w:type="dxa" w:w="2410"/>
-            <w:vAlign w:val="center"/>
-          </w:tcPr>
-          <w:p>
-            <w:pPr>
-              <w:jc w:val="center"/>
-            </w:pPr>
-            <w:r>
-              <w:rPr>
-                <w:rFonts w:ascii="DejaVu Sans" w:hAnsi="DejaVu Sans"/>
-                <w:sz w:val="12"/>
-              </w:rPr>
-              <w:t>SAM3</w:t>
-            </w:r>
-          </w:p>
-        </w:tc>
-        <w:tc>
-          <w:tcPr>
-            <w:tcW w:type="dxa" w:w="2410"/>
-            <w:vAlign w:val="center"/>
-          </w:tcPr>
-          <w:p>
-            <w:pPr>
-              <w:jc w:val="center"/>
-            </w:pPr>
-            <w:r>
-              <w:rPr>
-                <w:rFonts w:ascii="DejaVu Sans" w:hAnsi="DejaVu Sans"/>
-                <w:sz w:val="12"/>
-              </w:rPr>
-              <w:t>GT bbox</w:t>
-            </w:r>
-          </w:p>
-        </w:tc>
-        <w:tc>
-          <w:tcPr>
-            <w:tcW w:type="dxa" w:w="2410"/>
-            <w:vAlign w:val="center"/>
-          </w:tcPr>
-          <w:p>
-            <w:pPr>
-              <w:jc w:val="center"/>
-            </w:pPr>
-            <w:r>
-              <w:rPr>
-                <w:rFonts w:ascii="DejaVu Sans" w:hAnsi="DejaVu Sans"/>
-                <w:sz w:val="12"/>
-              </w:rPr>
-              <w:t>Yeniden SAM1</w:t>
-            </w:r>
-          </w:p>
-        </w:tc>
-        <w:tc>
-          <w:tcPr>
-            <w:tcW w:type="dxa" w:w="2410"/>
-            <w:vAlign w:val="center"/>
-            <w:shd w:fill="9FCF7E"/>
-          </w:tcPr>
-          <w:p>
-            <w:pPr>
-              <w:jc w:val="center"/>
-            </w:pPr>
-            <w:r>
-              <w:rPr>
-                <w:rFonts w:ascii="DejaVu Sans" w:hAnsi="DejaVu Sans"/>
-                <w:sz w:val="12"/>
-              </w:rPr>
-              <w:t>0.808</w:t>
-            </w:r>
-          </w:p>
-        </w:tc>
-        <w:tc>
-          <w:tcPr>
-            <w:tcW w:type="dxa" w:w="2410"/>
-            <w:vAlign w:val="center"/>
-            <w:shd w:fill="9DCF7E"/>
-          </w:tcPr>
-          <w:p>
-            <w:pPr>
-              <w:jc w:val="center"/>
-            </w:pPr>
-            <w:r>
-              <w:rPr>
-                <w:rFonts w:ascii="DejaVu Sans" w:hAnsi="DejaVu Sans"/>
-                <w:sz w:val="12"/>
-              </w:rPr>
-              <w:t>0.813</w:t>
-            </w:r>
-          </w:p>
-        </w:tc>
-        <w:tc>
-          <w:tcPr>
-            <w:tcW w:type="dxa" w:w="2410"/>
-            <w:vAlign w:val="center"/>
-          </w:tcPr>
-          <w:p>
-            <w:pPr>
-              <w:jc w:val="center"/>
-            </w:pPr>
-            <w:r>
-              <w:rPr>
-                <w:rFonts w:ascii="DejaVu Sans" w:hAnsi="DejaVu Sans"/>
-                <w:sz w:val="12"/>
-              </w:rPr>
-              <w:t>+0.005 [+0.002, +0.010]</w:t>
-            </w:r>
-          </w:p>
-        </w:tc>
-      </w:tr>
-      <w:tr>
-        <w:tc>
-          <w:tcPr>
-            <w:tcW w:type="dxa" w:w="2410"/>
-            <w:vAlign w:val="center"/>
-          </w:tcPr>
-          <w:p>
-            <w:pPr>
-              <w:jc w:val="center"/>
-            </w:pPr>
-            <w:r>
-              <w:rPr>
-                <w:rFonts w:ascii="DejaVu Sans" w:hAnsi="DejaVu Sans"/>
-                <w:sz w:val="12"/>
-              </w:rPr>
-              <w:t>SAM3</w:t>
-            </w:r>
-          </w:p>
-        </w:tc>
-        <w:tc>
-          <w:tcPr>
-            <w:tcW w:type="dxa" w:w="2410"/>
-            <w:vAlign w:val="center"/>
-          </w:tcPr>
-          <w:p>
-            <w:pPr>
-              <w:jc w:val="center"/>
-            </w:pPr>
-            <w:r>
-              <w:rPr>
-                <w:rFonts w:ascii="DejaVu Sans" w:hAnsi="DejaVu Sans"/>
-                <w:sz w:val="12"/>
-              </w:rPr>
-              <w:t>YOLO bbox</w:t>
-            </w:r>
-          </w:p>
-        </w:tc>
-        <w:tc>
-          <w:tcPr>
-            <w:tcW w:type="dxa" w:w="2410"/>
-            <w:vAlign w:val="center"/>
-          </w:tcPr>
-          <w:p>
-            <w:pPr>
-              <w:jc w:val="center"/>
-            </w:pPr>
-            <w:r>
-              <w:rPr>
-                <w:rFonts w:ascii="DejaVu Sans" w:hAnsi="DejaVu Sans"/>
-                <w:sz w:val="12"/>
-              </w:rPr>
-              <w:t>SAM2 pseudo</w:t>
-            </w:r>
-          </w:p>
-        </w:tc>
-        <w:tc>
-          <w:tcPr>
-            <w:tcW w:type="dxa" w:w="2410"/>
-            <w:vAlign w:val="center"/>
-            <w:shd w:fill="C3DA81"/>
-          </w:tcPr>
-          <w:p>
-            <w:pPr>
-              <w:jc w:val="center"/>
-            </w:pPr>
-            <w:r>
-              <w:rPr>
-                <w:rFonts w:ascii="DejaVu Sans" w:hAnsi="DejaVu Sans"/>
-                <w:sz w:val="12"/>
-              </w:rPr>
-              <w:t>0.691</w:t>
-            </w:r>
-          </w:p>
-        </w:tc>
-        <w:tc>
-          <w:tcPr>
-            <w:tcW w:type="dxa" w:w="2410"/>
-            <w:vAlign w:val="center"/>
-            <w:shd w:fill="D4DE81"/>
-          </w:tcPr>
-          <w:p>
-            <w:pPr>
-              <w:jc w:val="center"/>
-            </w:pPr>
-            <w:r>
-              <w:rPr>
-                <w:rFonts w:ascii="DejaVu Sans" w:hAnsi="DejaVu Sans"/>
-                <w:sz w:val="12"/>
-              </w:rPr>
-              <w:t>0.639</w:t>
-            </w:r>
-          </w:p>
-        </w:tc>
-        <w:tc>
-          <w:tcPr>
-            <w:tcW w:type="dxa" w:w="2410"/>
-            <w:vAlign w:val="center"/>
-          </w:tcPr>
-          <w:p>
-            <w:pPr>
-              <w:jc w:val="center"/>
-            </w:pPr>
-            <w:r>
-              <w:rPr>
-                <w:rFonts w:ascii="DejaVu Sans" w:hAnsi="DejaVu Sans"/>
-                <w:sz w:val="12"/>
-              </w:rPr>
-              <w:t>-0.052 [-0.073, -0.035]</w:t>
-            </w:r>
-          </w:p>
-        </w:tc>
-      </w:tr>
-      <w:tr>
-        <w:tc>
-          <w:tcPr>
-            <w:tcW w:type="dxa" w:w="2410"/>
-            <w:vAlign w:val="center"/>
-          </w:tcPr>
-          <w:p>
-            <w:pPr>
-              <w:jc w:val="center"/>
-            </w:pPr>
-            <w:r>
-              <w:rPr>
-                <w:rFonts w:ascii="DejaVu Sans" w:hAnsi="DejaVu Sans"/>
-                <w:sz w:val="12"/>
-              </w:rPr>
-              <w:t>SAM3</w:t>
-            </w:r>
-          </w:p>
-        </w:tc>
-        <w:tc>
-          <w:tcPr>
-            <w:tcW w:type="dxa" w:w="2410"/>
-            <w:vAlign w:val="center"/>
-          </w:tcPr>
-          <w:p>
-            <w:pPr>
-              <w:jc w:val="center"/>
-            </w:pPr>
-            <w:r>
-              <w:rPr>
-                <w:rFonts w:ascii="DejaVu Sans" w:hAnsi="DejaVu Sans"/>
-                <w:sz w:val="12"/>
-              </w:rPr>
-              <w:t>YOLO bbox</w:t>
-            </w:r>
-          </w:p>
-        </w:tc>
-        <w:tc>
-          <w:tcPr>
-            <w:tcW w:type="dxa" w:w="2410"/>
-            <w:vAlign w:val="center"/>
-          </w:tcPr>
-          <w:p>
-            <w:pPr>
-              <w:jc w:val="center"/>
-            </w:pPr>
-            <w:r>
-              <w:rPr>
-                <w:rFonts w:ascii="DejaVu Sans" w:hAnsi="DejaVu Sans"/>
-                <w:sz w:val="12"/>
-              </w:rPr>
-              <w:t>SAM3 pseudo</w:t>
-            </w:r>
-          </w:p>
-        </w:tc>
-        <w:tc>
-          <w:tcPr>
-            <w:tcW w:type="dxa" w:w="2410"/>
-            <w:vAlign w:val="center"/>
-            <w:shd w:fill="C3DA81"/>
-          </w:tcPr>
-          <w:p>
-            <w:pPr>
-              <w:jc w:val="center"/>
-            </w:pPr>
-            <w:r>
-              <w:rPr>
-                <w:rFonts w:ascii="DejaVu Sans" w:hAnsi="DejaVu Sans"/>
-                <w:sz w:val="12"/>
-              </w:rPr>
-              <w:t>0.691</w:t>
-            </w:r>
-          </w:p>
-        </w:tc>
-        <w:tc>
-          <w:tcPr>
-            <w:tcW w:type="dxa" w:w="2410"/>
-            <w:vAlign w:val="center"/>
-            <w:shd w:fill="A2D07F"/>
-          </w:tcPr>
-          <w:p>
-            <w:pPr>
-              <w:jc w:val="center"/>
-            </w:pPr>
-            <w:r>
-              <w:rPr>
-                <w:rFonts w:ascii="DejaVu Sans" w:hAnsi="DejaVu Sans"/>
-                <w:sz w:val="12"/>
-              </w:rPr>
-              <w:t>0.799</w:t>
-            </w:r>
-          </w:p>
-        </w:tc>
-        <w:tc>
-          <w:tcPr>
-            <w:tcW w:type="dxa" w:w="2410"/>
-            <w:vAlign w:val="center"/>
-          </w:tcPr>
-          <w:p>
-            <w:pPr>
-              <w:jc w:val="center"/>
-            </w:pPr>
-            <w:r>
-              <w:rPr>
-                <w:rFonts w:ascii="DejaVu Sans" w:hAnsi="DejaVu Sans"/>
-                <w:sz w:val="12"/>
-              </w:rPr>
-              <w:t>+0.108 [+0.091, +0.128]</w:t>
-            </w:r>
-          </w:p>
-        </w:tc>
-      </w:tr>
-      <w:tr>
-        <w:tc>
-          <w:tcPr>
-            <w:tcW w:type="dxa" w:w="2410"/>
-            <w:vAlign w:val="center"/>
-          </w:tcPr>
-          <w:p>
-            <w:pPr>
-              <w:jc w:val="center"/>
-            </w:pPr>
-            <w:r>
-              <w:rPr>
-                <w:rFonts w:ascii="DejaVu Sans" w:hAnsi="DejaVu Sans"/>
-                <w:sz w:val="12"/>
-              </w:rPr>
-              <w:t>SAM3</w:t>
-            </w:r>
-          </w:p>
-        </w:tc>
-        <w:tc>
-          <w:tcPr>
-            <w:tcW w:type="dxa" w:w="2410"/>
-            <w:vAlign w:val="center"/>
-          </w:tcPr>
-          <w:p>
-            <w:pPr>
-              <w:jc w:val="center"/>
-            </w:pPr>
-            <w:r>
-              <w:rPr>
-                <w:rFonts w:ascii="DejaVu Sans" w:hAnsi="DejaVu Sans"/>
-                <w:sz w:val="12"/>
-              </w:rPr>
-              <w:t>YOLO bbox</w:t>
-            </w:r>
-          </w:p>
-        </w:tc>
-        <w:tc>
-          <w:tcPr>
-            <w:tcW w:type="dxa" w:w="2410"/>
-            <w:vAlign w:val="center"/>
-          </w:tcPr>
-          <w:p>
-            <w:pPr>
-              <w:jc w:val="center"/>
-            </w:pPr>
-            <w:r>
-              <w:rPr>
-                <w:rFonts w:ascii="DejaVu Sans" w:hAnsi="DejaVu Sans"/>
-                <w:sz w:val="12"/>
-              </w:rPr>
-              <w:t>Yeniden SAM1</w:t>
-            </w:r>
-          </w:p>
-        </w:tc>
-        <w:tc>
-          <w:tcPr>
-            <w:tcW w:type="dxa" w:w="2410"/>
-            <w:vAlign w:val="center"/>
-            <w:shd w:fill="C3DA81"/>
-          </w:tcPr>
-          <w:p>
-            <w:pPr>
-              <w:jc w:val="center"/>
-            </w:pPr>
-            <w:r>
-              <w:rPr>
-                <w:rFonts w:ascii="DejaVu Sans" w:hAnsi="DejaVu Sans"/>
-                <w:sz w:val="12"/>
-              </w:rPr>
-              <w:t>0.691</w:t>
-            </w:r>
-          </w:p>
-        </w:tc>
-        <w:tc>
-          <w:tcPr>
-            <w:tcW w:type="dxa" w:w="2410"/>
-            <w:vAlign w:val="center"/>
-            <w:shd w:fill="C2D980"/>
-          </w:tcPr>
-          <w:p>
-            <w:pPr>
-              <w:jc w:val="center"/>
-            </w:pPr>
-            <w:r>
-              <w:rPr>
-                <w:rFonts w:ascii="DejaVu Sans" w:hAnsi="DejaVu Sans"/>
-                <w:sz w:val="12"/>
-              </w:rPr>
-              <w:t>0.695</w:t>
-            </w:r>
-          </w:p>
-        </w:tc>
-        <w:tc>
-          <w:tcPr>
-            <w:tcW w:type="dxa" w:w="2410"/>
-            <w:vAlign w:val="center"/>
-          </w:tcPr>
-          <w:p>
-            <w:pPr>
-              <w:jc w:val="center"/>
-            </w:pPr>
-            <w:r>
-              <w:rPr>
-                <w:rFonts w:ascii="DejaVu Sans" w:hAnsi="DejaVu Sans"/>
-                <w:sz w:val="12"/>
-              </w:rPr>
-              <w:t>+0.004 [+0.002, +0.008]</w:t>
+              <w:t>0.879</w:t>
             </w:r>
           </w:p>
         </w:tc>
@@ -6301,1186 +4325,19 @@
         <w:pStyle w:val="Heading2"/>
       </w:pPr>
       <w:r>
-        <w:t>Öğretmen Avantajı</w:t>
+        <w:t>Model Kendi Etiketiyle Ne Kadar Ek Puan Alıyor? · Overall · YOLO bbox</w:t>
       </w:r>
     </w:p>
-    <w:tbl>
-      <w:tblPr>
-        <w:tblStyle w:val="TableGrid"/>
-        <w:tblW w:type="auto" w:w="0"/>
-        <w:jc w:val="center"/>
-        <w:tblLook w:firstColumn="1" w:firstRow="1" w:lastColumn="0" w:lastRow="0" w:noHBand="0" w:noVBand="1" w:val="04A0"/>
-      </w:tblPr>
-      <w:tblGrid>
-        <w:gridCol w:w="2065"/>
-        <w:gridCol w:w="2065"/>
-        <w:gridCol w:w="2065"/>
-        <w:gridCol w:w="2065"/>
-        <w:gridCol w:w="2065"/>
-        <w:gridCol w:w="2065"/>
-        <w:gridCol w:w="2065"/>
-      </w:tblGrid>
-      <w:tr>
-        <w:tc>
-          <w:tcPr>
-            <w:tcW w:type="dxa" w:w="2065"/>
-            <w:shd w:fill="1F4E79"/>
-          </w:tcPr>
-          <w:p>
-            <w:r>
-              <w:rPr>
-                <w:b/>
-                <w:color w:val="FFFFFF"/>
-                <w:sz w:val="13"/>
-              </w:rPr>
-              <w:t>Model</w:t>
-            </w:r>
-          </w:p>
-        </w:tc>
-        <w:tc>
-          <w:tcPr>
-            <w:tcW w:type="dxa" w:w="2065"/>
-            <w:shd w:fill="1F4E79"/>
-          </w:tcPr>
-          <w:p>
-            <w:r>
-              <w:rPr>
-                <w:b/>
-                <w:color w:val="FFFFFF"/>
-                <w:sz w:val="13"/>
-              </w:rPr>
-              <w:t>BBox</w:t>
-            </w:r>
-          </w:p>
-        </w:tc>
-        <w:tc>
-          <w:tcPr>
-            <w:tcW w:type="dxa" w:w="2065"/>
-            <w:shd w:fill="1F4E79"/>
-          </w:tcPr>
-          <w:p>
-            <w:r>
-              <w:rPr>
-                <w:b/>
-                <w:color w:val="FFFFFF"/>
-                <w:sz w:val="13"/>
-              </w:rPr>
-              <w:t>Referans</w:t>
-            </w:r>
-          </w:p>
-        </w:tc>
-        <w:tc>
-          <w:tcPr>
-            <w:tcW w:type="dxa" w:w="2065"/>
-            <w:shd w:fill="1F4E79"/>
-          </w:tcPr>
-          <w:p>
-            <w:r>
-              <w:rPr>
-                <w:b/>
-                <w:color w:val="FFFFFF"/>
-                <w:sz w:val="13"/>
-              </w:rPr>
-              <w:t>Öğretmen IoU</w:t>
-            </w:r>
-          </w:p>
-        </w:tc>
-        <w:tc>
-          <w:tcPr>
-            <w:tcW w:type="dxa" w:w="2065"/>
-            <w:shd w:fill="1F4E79"/>
-          </w:tcPr>
-          <w:p>
-            <w:r>
-              <w:rPr>
-                <w:b/>
-                <w:color w:val="FFFFFF"/>
-                <w:sz w:val="13"/>
-              </w:rPr>
-              <w:t>Diğerleri Ort.</w:t>
-            </w:r>
-          </w:p>
-        </w:tc>
-        <w:tc>
-          <w:tcPr>
-            <w:tcW w:type="dxa" w:w="2065"/>
-            <w:shd w:fill="1F4E79"/>
-          </w:tcPr>
-          <w:p>
-            <w:r>
-              <w:rPr>
-                <w:b/>
-                <w:color w:val="FFFFFF"/>
-                <w:sz w:val="13"/>
-              </w:rPr>
-              <w:t>Öğretmen Avantajı</w:t>
-            </w:r>
-          </w:p>
-        </w:tc>
-        <w:tc>
-          <w:tcPr>
-            <w:tcW w:type="dxa" w:w="2065"/>
-            <w:shd w:fill="1F4E79"/>
-          </w:tcPr>
-          <w:p>
-            <w:r>
-              <w:rPr>
-                <w:b/>
-                <w:color w:val="FFFFFF"/>
-                <w:sz w:val="13"/>
-              </w:rPr>
-              <w:t>Identity Control</w:t>
-            </w:r>
-          </w:p>
-        </w:tc>
-      </w:tr>
-      <w:tr>
-        <w:tc>
-          <w:tcPr>
-            <w:tcW w:type="dxa" w:w="2065"/>
-            <w:vAlign w:val="center"/>
-          </w:tcPr>
-          <w:p>
-            <w:pPr>
-              <w:jc w:val="center"/>
-            </w:pPr>
-            <w:r>
-              <w:rPr>
-                <w:rFonts w:ascii="DejaVu Sans" w:hAnsi="DejaVu Sans"/>
-                <w:sz w:val="12"/>
-              </w:rPr>
-              <w:t>SAM2</w:t>
-            </w:r>
-          </w:p>
-        </w:tc>
-        <w:tc>
-          <w:tcPr>
-            <w:tcW w:type="dxa" w:w="2065"/>
-            <w:vAlign w:val="center"/>
-          </w:tcPr>
-          <w:p>
-            <w:pPr>
-              <w:jc w:val="center"/>
-            </w:pPr>
-            <w:r>
-              <w:rPr>
-                <w:rFonts w:ascii="DejaVu Sans" w:hAnsi="DejaVu Sans"/>
-                <w:sz w:val="12"/>
-              </w:rPr>
-              <w:t>GT bbox</w:t>
-            </w:r>
-          </w:p>
-        </w:tc>
-        <w:tc>
-          <w:tcPr>
-            <w:tcW w:type="dxa" w:w="2065"/>
-            <w:vAlign w:val="center"/>
-          </w:tcPr>
-          <w:p>
-            <w:pPr>
-              <w:jc w:val="center"/>
-            </w:pPr>
-            <w:r>
-              <w:rPr>
-                <w:rFonts w:ascii="DejaVu Sans" w:hAnsi="DejaVu Sans"/>
-                <w:sz w:val="12"/>
-              </w:rPr>
-              <w:t>SAM2 pseudo</w:t>
-            </w:r>
-          </w:p>
-        </w:tc>
-        <w:tc>
-          <w:tcPr>
-            <w:tcW w:type="dxa" w:w="2065"/>
-            <w:vAlign w:val="center"/>
-            <w:shd w:fill="63BE7B"/>
-          </w:tcPr>
-          <w:p>
-            <w:pPr>
-              <w:jc w:val="center"/>
-            </w:pPr>
-            <w:r>
-              <w:rPr>
-                <w:rFonts w:ascii="DejaVu Sans" w:hAnsi="DejaVu Sans"/>
-                <w:sz w:val="12"/>
-              </w:rPr>
-              <w:t>1.000</w:t>
-            </w:r>
-          </w:p>
-        </w:tc>
-        <w:tc>
-          <w:tcPr>
-            <w:tcW w:type="dxa" w:w="2065"/>
-            <w:vAlign w:val="center"/>
-            <w:shd w:fill="ABD37F"/>
-          </w:tcPr>
-          <w:p>
-            <w:pPr>
-              <w:jc w:val="center"/>
-            </w:pPr>
-            <w:r>
-              <w:rPr>
-                <w:rFonts w:ascii="DejaVu Sans" w:hAnsi="DejaVu Sans"/>
-                <w:sz w:val="12"/>
-              </w:rPr>
-              <w:t>0.768</w:t>
-            </w:r>
-          </w:p>
-        </w:tc>
-        <w:tc>
-          <w:tcPr>
-            <w:tcW w:type="dxa" w:w="2065"/>
-            <w:vAlign w:val="center"/>
-          </w:tcPr>
-          <w:p>
-            <w:pPr>
-              <w:jc w:val="center"/>
-            </w:pPr>
-            <w:r>
-              <w:rPr>
-                <w:rFonts w:ascii="DejaVu Sans" w:hAnsi="DejaVu Sans"/>
-                <w:sz w:val="12"/>
-              </w:rPr>
-              <w:t>+0.232</w:t>
-            </w:r>
-          </w:p>
-        </w:tc>
-        <w:tc>
-          <w:tcPr>
-            <w:tcW w:type="dxa" w:w="2065"/>
-            <w:vAlign w:val="center"/>
-          </w:tcPr>
-          <w:p>
-            <w:pPr>
-              <w:jc w:val="center"/>
-            </w:pPr>
-            <w:r>
-              <w:rPr>
-                <w:rFonts w:ascii="DejaVu Sans" w:hAnsi="DejaVu Sans"/>
-                <w:sz w:val="12"/>
-              </w:rPr>
-              <w:t>Evet</w:t>
-            </w:r>
-          </w:p>
-        </w:tc>
-      </w:tr>
-      <w:tr>
-        <w:tc>
-          <w:tcPr>
-            <w:tcW w:type="dxa" w:w="2065"/>
-            <w:vAlign w:val="center"/>
-          </w:tcPr>
-          <w:p>
-            <w:pPr>
-              <w:jc w:val="center"/>
-            </w:pPr>
-            <w:r>
-              <w:rPr>
-                <w:rFonts w:ascii="DejaVu Sans" w:hAnsi="DejaVu Sans"/>
-                <w:sz w:val="12"/>
-              </w:rPr>
-              <w:t>SAM3</w:t>
-            </w:r>
-          </w:p>
-        </w:tc>
-        <w:tc>
-          <w:tcPr>
-            <w:tcW w:type="dxa" w:w="2065"/>
-            <w:vAlign w:val="center"/>
-          </w:tcPr>
-          <w:p>
-            <w:pPr>
-              <w:jc w:val="center"/>
-            </w:pPr>
-            <w:r>
-              <w:rPr>
-                <w:rFonts w:ascii="DejaVu Sans" w:hAnsi="DejaVu Sans"/>
-                <w:sz w:val="12"/>
-              </w:rPr>
-              <w:t>GT bbox</w:t>
-            </w:r>
-          </w:p>
-        </w:tc>
-        <w:tc>
-          <w:tcPr>
-            <w:tcW w:type="dxa" w:w="2065"/>
-            <w:vAlign w:val="center"/>
-          </w:tcPr>
-          <w:p>
-            <w:pPr>
-              <w:jc w:val="center"/>
-            </w:pPr>
-            <w:r>
-              <w:rPr>
-                <w:rFonts w:ascii="DejaVu Sans" w:hAnsi="DejaVu Sans"/>
-                <w:sz w:val="12"/>
-              </w:rPr>
-              <w:t>SAM3 pseudo</w:t>
-            </w:r>
-          </w:p>
-        </w:tc>
-        <w:tc>
-          <w:tcPr>
-            <w:tcW w:type="dxa" w:w="2065"/>
-            <w:vAlign w:val="center"/>
-            <w:shd w:fill="63BE7B"/>
-          </w:tcPr>
-          <w:p>
-            <w:pPr>
-              <w:jc w:val="center"/>
-            </w:pPr>
-            <w:r>
-              <w:rPr>
-                <w:rFonts w:ascii="DejaVu Sans" w:hAnsi="DejaVu Sans"/>
-                <w:sz w:val="12"/>
-              </w:rPr>
-              <w:t>1.000</w:t>
-            </w:r>
-          </w:p>
-        </w:tc>
-        <w:tc>
-          <w:tcPr>
-            <w:tcW w:type="dxa" w:w="2065"/>
-            <w:vAlign w:val="center"/>
-            <w:shd w:fill="A7D27F"/>
-          </w:tcPr>
-          <w:p>
-            <w:pPr>
-              <w:jc w:val="center"/>
-            </w:pPr>
-            <w:r>
-              <w:rPr>
-                <w:rFonts w:ascii="DejaVu Sans" w:hAnsi="DejaVu Sans"/>
-                <w:sz w:val="12"/>
-              </w:rPr>
-              <w:t>0.782</w:t>
-            </w:r>
-          </w:p>
-        </w:tc>
-        <w:tc>
-          <w:tcPr>
-            <w:tcW w:type="dxa" w:w="2065"/>
-            <w:vAlign w:val="center"/>
-          </w:tcPr>
-          <w:p>
-            <w:pPr>
-              <w:jc w:val="center"/>
-            </w:pPr>
-            <w:r>
-              <w:rPr>
-                <w:rFonts w:ascii="DejaVu Sans" w:hAnsi="DejaVu Sans"/>
-                <w:sz w:val="12"/>
-              </w:rPr>
-              <w:t>+0.218</w:t>
-            </w:r>
-          </w:p>
-        </w:tc>
-        <w:tc>
-          <w:tcPr>
-            <w:tcW w:type="dxa" w:w="2065"/>
-            <w:vAlign w:val="center"/>
-          </w:tcPr>
-          <w:p>
-            <w:pPr>
-              <w:jc w:val="center"/>
-            </w:pPr>
-            <w:r>
-              <w:rPr>
-                <w:rFonts w:ascii="DejaVu Sans" w:hAnsi="DejaVu Sans"/>
-                <w:sz w:val="12"/>
-              </w:rPr>
-              <w:t>Evet</w:t>
-            </w:r>
-          </w:p>
-        </w:tc>
-      </w:tr>
-      <w:tr>
-        <w:tc>
-          <w:tcPr>
-            <w:tcW w:type="dxa" w:w="2065"/>
-            <w:vAlign w:val="center"/>
-          </w:tcPr>
-          <w:p>
-            <w:pPr>
-              <w:jc w:val="center"/>
-            </w:pPr>
-            <w:r>
-              <w:rPr>
-                <w:rFonts w:ascii="DejaVu Sans" w:hAnsi="DejaVu Sans"/>
-                <w:sz w:val="12"/>
-              </w:rPr>
-              <w:t>SAM1</w:t>
-            </w:r>
-          </w:p>
-        </w:tc>
-        <w:tc>
-          <w:tcPr>
-            <w:tcW w:type="dxa" w:w="2065"/>
-            <w:vAlign w:val="center"/>
-          </w:tcPr>
-          <w:p>
-            <w:pPr>
-              <w:jc w:val="center"/>
-            </w:pPr>
-            <w:r>
-              <w:rPr>
-                <w:rFonts w:ascii="DejaVu Sans" w:hAnsi="DejaVu Sans"/>
-                <w:sz w:val="12"/>
-              </w:rPr>
-              <w:t>GT bbox</w:t>
-            </w:r>
-          </w:p>
-        </w:tc>
-        <w:tc>
-          <w:tcPr>
-            <w:tcW w:type="dxa" w:w="2065"/>
-            <w:vAlign w:val="center"/>
-          </w:tcPr>
-          <w:p>
-            <w:pPr>
-              <w:jc w:val="center"/>
-            </w:pPr>
-            <w:r>
-              <w:rPr>
-                <w:rFonts w:ascii="DejaVu Sans" w:hAnsi="DejaVu Sans"/>
-                <w:sz w:val="12"/>
-              </w:rPr>
-              <w:t>Yayımlanmış SAMRS</w:t>
-            </w:r>
-          </w:p>
-        </w:tc>
-        <w:tc>
-          <w:tcPr>
-            <w:tcW w:type="dxa" w:w="2065"/>
-            <w:vAlign w:val="center"/>
-            <w:shd w:fill="66BF7B"/>
-          </w:tcPr>
-          <w:p>
-            <w:pPr>
-              <w:jc w:val="center"/>
-            </w:pPr>
-            <w:r>
-              <w:rPr>
-                <w:rFonts w:ascii="DejaVu Sans" w:hAnsi="DejaVu Sans"/>
-                <w:sz w:val="12"/>
-              </w:rPr>
-              <w:t>0.991</w:t>
-            </w:r>
-          </w:p>
-        </w:tc>
-        <w:tc>
-          <w:tcPr>
-            <w:tcW w:type="dxa" w:w="2065"/>
-            <w:vAlign w:val="center"/>
-            <w:shd w:fill="A3D17F"/>
-          </w:tcPr>
-          <w:p>
-            <w:pPr>
-              <w:jc w:val="center"/>
-            </w:pPr>
-            <w:r>
-              <w:rPr>
-                <w:rFonts w:ascii="DejaVu Sans" w:hAnsi="DejaVu Sans"/>
-                <w:sz w:val="12"/>
-              </w:rPr>
-              <w:t>0.794</w:t>
-            </w:r>
-          </w:p>
-        </w:tc>
-        <w:tc>
-          <w:tcPr>
-            <w:tcW w:type="dxa" w:w="2065"/>
-            <w:vAlign w:val="center"/>
-          </w:tcPr>
-          <w:p>
-            <w:pPr>
-              <w:jc w:val="center"/>
-            </w:pPr>
-            <w:r>
-              <w:rPr>
-                <w:rFonts w:ascii="DejaVu Sans" w:hAnsi="DejaVu Sans"/>
-                <w:sz w:val="12"/>
-              </w:rPr>
-              <w:t>+0.196</w:t>
-            </w:r>
-          </w:p>
-        </w:tc>
-        <w:tc>
-          <w:tcPr>
-            <w:tcW w:type="dxa" w:w="2065"/>
-            <w:vAlign w:val="center"/>
-          </w:tcPr>
-          <w:p>
-            <w:pPr>
-              <w:jc w:val="center"/>
-            </w:pPr>
-            <w:r>
-              <w:rPr>
-                <w:rFonts w:ascii="DejaVu Sans" w:hAnsi="DejaVu Sans"/>
-                <w:sz w:val="12"/>
-              </w:rPr>
-              <w:t>Hayır</w:t>
-            </w:r>
-          </w:p>
-        </w:tc>
-      </w:tr>
-      <w:tr>
-        <w:tc>
-          <w:tcPr>
-            <w:tcW w:type="dxa" w:w="2065"/>
-            <w:vAlign w:val="center"/>
-          </w:tcPr>
-          <w:p>
-            <w:pPr>
-              <w:jc w:val="center"/>
-            </w:pPr>
-            <w:r>
-              <w:rPr>
-                <w:rFonts w:ascii="DejaVu Sans" w:hAnsi="DejaVu Sans"/>
-                <w:sz w:val="12"/>
-              </w:rPr>
-              <w:t>SAM1</w:t>
-            </w:r>
-          </w:p>
-        </w:tc>
-        <w:tc>
-          <w:tcPr>
-            <w:tcW w:type="dxa" w:w="2065"/>
-            <w:vAlign w:val="center"/>
-          </w:tcPr>
-          <w:p>
-            <w:pPr>
-              <w:jc w:val="center"/>
-            </w:pPr>
-            <w:r>
-              <w:rPr>
-                <w:rFonts w:ascii="DejaVu Sans" w:hAnsi="DejaVu Sans"/>
-                <w:sz w:val="12"/>
-              </w:rPr>
-              <w:t>GT bbox</w:t>
-            </w:r>
-          </w:p>
-        </w:tc>
-        <w:tc>
-          <w:tcPr>
-            <w:tcW w:type="dxa" w:w="2065"/>
-            <w:vAlign w:val="center"/>
-          </w:tcPr>
-          <w:p>
-            <w:pPr>
-              <w:jc w:val="center"/>
-            </w:pPr>
-            <w:r>
-              <w:rPr>
-                <w:rFonts w:ascii="DejaVu Sans" w:hAnsi="DejaVu Sans"/>
-                <w:sz w:val="12"/>
-              </w:rPr>
-              <w:t>Yeniden SAM1</w:t>
-            </w:r>
-          </w:p>
-        </w:tc>
-        <w:tc>
-          <w:tcPr>
-            <w:tcW w:type="dxa" w:w="2065"/>
-            <w:vAlign w:val="center"/>
-            <w:shd w:fill="63BE7B"/>
-          </w:tcPr>
-          <w:p>
-            <w:pPr>
-              <w:jc w:val="center"/>
-            </w:pPr>
-            <w:r>
-              <w:rPr>
-                <w:rFonts w:ascii="DejaVu Sans" w:hAnsi="DejaVu Sans"/>
-                <w:sz w:val="12"/>
-              </w:rPr>
-              <w:t>1.000</w:t>
-            </w:r>
-          </w:p>
-        </w:tc>
-        <w:tc>
-          <w:tcPr>
-            <w:tcW w:type="dxa" w:w="2065"/>
-            <w:vAlign w:val="center"/>
-            <w:shd w:fill="A2D07F"/>
-          </w:tcPr>
-          <w:p>
-            <w:pPr>
-              <w:jc w:val="center"/>
-            </w:pPr>
-            <w:r>
-              <w:rPr>
-                <w:rFonts w:ascii="DejaVu Sans" w:hAnsi="DejaVu Sans"/>
-                <w:sz w:val="12"/>
-              </w:rPr>
-              <w:t>0.799</w:t>
-            </w:r>
-          </w:p>
-        </w:tc>
-        <w:tc>
-          <w:tcPr>
-            <w:tcW w:type="dxa" w:w="2065"/>
-            <w:vAlign w:val="center"/>
-          </w:tcPr>
-          <w:p>
-            <w:pPr>
-              <w:jc w:val="center"/>
-            </w:pPr>
-            <w:r>
-              <w:rPr>
-                <w:rFonts w:ascii="DejaVu Sans" w:hAnsi="DejaVu Sans"/>
-                <w:sz w:val="12"/>
-              </w:rPr>
-              <w:t>+0.201</w:t>
-            </w:r>
-          </w:p>
-        </w:tc>
-        <w:tc>
-          <w:tcPr>
-            <w:tcW w:type="dxa" w:w="2065"/>
-            <w:vAlign w:val="center"/>
-          </w:tcPr>
-          <w:p>
-            <w:pPr>
-              <w:jc w:val="center"/>
-            </w:pPr>
-            <w:r>
-              <w:rPr>
-                <w:rFonts w:ascii="DejaVu Sans" w:hAnsi="DejaVu Sans"/>
-                <w:sz w:val="12"/>
-              </w:rPr>
-              <w:t>Evet</w:t>
-            </w:r>
-          </w:p>
-        </w:tc>
-      </w:tr>
-      <w:tr>
-        <w:tc>
-          <w:tcPr>
-            <w:tcW w:type="dxa" w:w="2065"/>
-            <w:vAlign w:val="center"/>
-          </w:tcPr>
-          <w:p>
-            <w:pPr>
-              <w:jc w:val="center"/>
-            </w:pPr>
-            <w:r>
-              <w:rPr>
-                <w:rFonts w:ascii="DejaVu Sans" w:hAnsi="DejaVu Sans"/>
-                <w:sz w:val="12"/>
-              </w:rPr>
-              <w:t>SAM2</w:t>
-            </w:r>
-          </w:p>
-        </w:tc>
-        <w:tc>
-          <w:tcPr>
-            <w:tcW w:type="dxa" w:w="2065"/>
-            <w:vAlign w:val="center"/>
-          </w:tcPr>
-          <w:p>
-            <w:pPr>
-              <w:jc w:val="center"/>
-            </w:pPr>
-            <w:r>
-              <w:rPr>
-                <w:rFonts w:ascii="DejaVu Sans" w:hAnsi="DejaVu Sans"/>
-                <w:sz w:val="12"/>
-              </w:rPr>
-              <w:t>YOLO bbox</w:t>
-            </w:r>
-          </w:p>
-        </w:tc>
-        <w:tc>
-          <w:tcPr>
-            <w:tcW w:type="dxa" w:w="2065"/>
-            <w:vAlign w:val="center"/>
-          </w:tcPr>
-          <w:p>
-            <w:pPr>
-              <w:jc w:val="center"/>
-            </w:pPr>
-            <w:r>
-              <w:rPr>
-                <w:rFonts w:ascii="DejaVu Sans" w:hAnsi="DejaVu Sans"/>
-                <w:sz w:val="12"/>
-              </w:rPr>
-              <w:t>SAM2 pseudo</w:t>
-            </w:r>
-          </w:p>
-        </w:tc>
-        <w:tc>
-          <w:tcPr>
-            <w:tcW w:type="dxa" w:w="2065"/>
-            <w:vAlign w:val="center"/>
-            <w:shd w:fill="A6D17F"/>
-          </w:tcPr>
-          <w:p>
-            <w:pPr>
-              <w:jc w:val="center"/>
-            </w:pPr>
-            <w:r>
-              <w:rPr>
-                <w:rFonts w:ascii="DejaVu Sans" w:hAnsi="DejaVu Sans"/>
-                <w:sz w:val="12"/>
-              </w:rPr>
-              <w:t>0.785</w:t>
-            </w:r>
-          </w:p>
-        </w:tc>
-        <w:tc>
-          <w:tcPr>
-            <w:tcW w:type="dxa" w:w="2065"/>
-            <w:vAlign w:val="center"/>
-            <w:shd w:fill="CEDD81"/>
-          </w:tcPr>
-          <w:p>
-            <w:pPr>
-              <w:jc w:val="center"/>
-            </w:pPr>
-            <w:r>
-              <w:rPr>
-                <w:rFonts w:ascii="DejaVu Sans" w:hAnsi="DejaVu Sans"/>
-                <w:sz w:val="12"/>
-              </w:rPr>
-              <w:t>0.657</w:t>
-            </w:r>
-          </w:p>
-        </w:tc>
-        <w:tc>
-          <w:tcPr>
-            <w:tcW w:type="dxa" w:w="2065"/>
-            <w:vAlign w:val="center"/>
-          </w:tcPr>
-          <w:p>
-            <w:pPr>
-              <w:jc w:val="center"/>
-            </w:pPr>
-            <w:r>
-              <w:rPr>
-                <w:rFonts w:ascii="DejaVu Sans" w:hAnsi="DejaVu Sans"/>
-                <w:sz w:val="12"/>
-              </w:rPr>
-              <w:t>+0.128</w:t>
-            </w:r>
-          </w:p>
-        </w:tc>
-        <w:tc>
-          <w:tcPr>
-            <w:tcW w:type="dxa" w:w="2065"/>
-            <w:vAlign w:val="center"/>
-          </w:tcPr>
-          <w:p>
-            <w:pPr>
-              <w:jc w:val="center"/>
-            </w:pPr>
-            <w:r>
-              <w:rPr>
-                <w:rFonts w:ascii="DejaVu Sans" w:hAnsi="DejaVu Sans"/>
-                <w:sz w:val="12"/>
-              </w:rPr>
-              <w:t>Hayır</w:t>
-            </w:r>
-          </w:p>
-        </w:tc>
-      </w:tr>
-      <w:tr>
-        <w:tc>
-          <w:tcPr>
-            <w:tcW w:type="dxa" w:w="2065"/>
-            <w:vAlign w:val="center"/>
-          </w:tcPr>
-          <w:p>
-            <w:pPr>
-              <w:jc w:val="center"/>
-            </w:pPr>
-            <w:r>
-              <w:rPr>
-                <w:rFonts w:ascii="DejaVu Sans" w:hAnsi="DejaVu Sans"/>
-                <w:sz w:val="12"/>
-              </w:rPr>
-              <w:t>SAM3</w:t>
-            </w:r>
-          </w:p>
-        </w:tc>
-        <w:tc>
-          <w:tcPr>
-            <w:tcW w:type="dxa" w:w="2065"/>
-            <w:vAlign w:val="center"/>
-          </w:tcPr>
-          <w:p>
-            <w:pPr>
-              <w:jc w:val="center"/>
-            </w:pPr>
-            <w:r>
-              <w:rPr>
-                <w:rFonts w:ascii="DejaVu Sans" w:hAnsi="DejaVu Sans"/>
-                <w:sz w:val="12"/>
-              </w:rPr>
-              <w:t>YOLO bbox</w:t>
-            </w:r>
-          </w:p>
-        </w:tc>
-        <w:tc>
-          <w:tcPr>
-            <w:tcW w:type="dxa" w:w="2065"/>
-            <w:vAlign w:val="center"/>
-          </w:tcPr>
-          <w:p>
-            <w:pPr>
-              <w:jc w:val="center"/>
-            </w:pPr>
-            <w:r>
-              <w:rPr>
-                <w:rFonts w:ascii="DejaVu Sans" w:hAnsi="DejaVu Sans"/>
-                <w:sz w:val="12"/>
-              </w:rPr>
-              <w:t>SAM3 pseudo</w:t>
-            </w:r>
-          </w:p>
-        </w:tc>
-        <w:tc>
-          <w:tcPr>
-            <w:tcW w:type="dxa" w:w="2065"/>
-            <w:vAlign w:val="center"/>
-            <w:shd w:fill="A2D07F"/>
-          </w:tcPr>
-          <w:p>
-            <w:pPr>
-              <w:jc w:val="center"/>
-            </w:pPr>
-            <w:r>
-              <w:rPr>
-                <w:rFonts w:ascii="DejaVu Sans" w:hAnsi="DejaVu Sans"/>
-                <w:sz w:val="12"/>
-              </w:rPr>
-              <w:t>0.799</w:t>
-            </w:r>
-          </w:p>
-        </w:tc>
-        <w:tc>
-          <w:tcPr>
-            <w:tcW w:type="dxa" w:w="2065"/>
-            <w:vAlign w:val="center"/>
-            <w:shd w:fill="CADC81"/>
-          </w:tcPr>
-          <w:p>
-            <w:pPr>
-              <w:jc w:val="center"/>
-            </w:pPr>
-            <w:r>
-              <w:rPr>
-                <w:rFonts w:ascii="DejaVu Sans" w:hAnsi="DejaVu Sans"/>
-                <w:sz w:val="12"/>
-              </w:rPr>
-              <w:t>0.669</w:t>
-            </w:r>
-          </w:p>
-        </w:tc>
-        <w:tc>
-          <w:tcPr>
-            <w:tcW w:type="dxa" w:w="2065"/>
-            <w:vAlign w:val="center"/>
-          </w:tcPr>
-          <w:p>
-            <w:pPr>
-              <w:jc w:val="center"/>
-            </w:pPr>
-            <w:r>
-              <w:rPr>
-                <w:rFonts w:ascii="DejaVu Sans" w:hAnsi="DejaVu Sans"/>
-                <w:sz w:val="12"/>
-              </w:rPr>
-              <w:t>+0.130</w:t>
-            </w:r>
-          </w:p>
-        </w:tc>
-        <w:tc>
-          <w:tcPr>
-            <w:tcW w:type="dxa" w:w="2065"/>
-            <w:vAlign w:val="center"/>
-          </w:tcPr>
-          <w:p>
-            <w:pPr>
-              <w:jc w:val="center"/>
-            </w:pPr>
-            <w:r>
-              <w:rPr>
-                <w:rFonts w:ascii="DejaVu Sans" w:hAnsi="DejaVu Sans"/>
-                <w:sz w:val="12"/>
-              </w:rPr>
-              <w:t>Hayır</w:t>
-            </w:r>
-          </w:p>
-        </w:tc>
-      </w:tr>
-      <w:tr>
-        <w:tc>
-          <w:tcPr>
-            <w:tcW w:type="dxa" w:w="2065"/>
-            <w:vAlign w:val="center"/>
-          </w:tcPr>
-          <w:p>
-            <w:pPr>
-              <w:jc w:val="center"/>
-            </w:pPr>
-            <w:r>
-              <w:rPr>
-                <w:rFonts w:ascii="DejaVu Sans" w:hAnsi="DejaVu Sans"/>
-                <w:sz w:val="12"/>
-              </w:rPr>
-              <w:t>SAM1</w:t>
-            </w:r>
-          </w:p>
-        </w:tc>
-        <w:tc>
-          <w:tcPr>
-            <w:tcW w:type="dxa" w:w="2065"/>
-            <w:vAlign w:val="center"/>
-          </w:tcPr>
-          <w:p>
-            <w:pPr>
-              <w:jc w:val="center"/>
-            </w:pPr>
-            <w:r>
-              <w:rPr>
-                <w:rFonts w:ascii="DejaVu Sans" w:hAnsi="DejaVu Sans"/>
-                <w:sz w:val="12"/>
-              </w:rPr>
-              <w:t>YOLO bbox</w:t>
-            </w:r>
-          </w:p>
-        </w:tc>
-        <w:tc>
-          <w:tcPr>
-            <w:tcW w:type="dxa" w:w="2065"/>
-            <w:vAlign w:val="center"/>
-          </w:tcPr>
-          <w:p>
-            <w:pPr>
-              <w:jc w:val="center"/>
-            </w:pPr>
-            <w:r>
-              <w:rPr>
-                <w:rFonts w:ascii="DejaVu Sans" w:hAnsi="DejaVu Sans"/>
-                <w:sz w:val="12"/>
-              </w:rPr>
-              <w:t>Yayımlanmış SAMRS</w:t>
-            </w:r>
-          </w:p>
-        </w:tc>
-        <w:tc>
-          <w:tcPr>
-            <w:tcW w:type="dxa" w:w="2065"/>
-            <w:vAlign w:val="center"/>
-            <w:shd w:fill="9DCF7E"/>
-          </w:tcPr>
-          <w:p>
-            <w:pPr>
-              <w:jc w:val="center"/>
-            </w:pPr>
-            <w:r>
-              <w:rPr>
-                <w:rFonts w:ascii="DejaVu Sans" w:hAnsi="DejaVu Sans"/>
-                <w:sz w:val="12"/>
-              </w:rPr>
-              <w:t>0.813</w:t>
-            </w:r>
-          </w:p>
-        </w:tc>
-        <w:tc>
-          <w:tcPr>
-            <w:tcW w:type="dxa" w:w="2065"/>
-            <w:vAlign w:val="center"/>
-            <w:shd w:fill="C5DA81"/>
-          </w:tcPr>
-          <w:p>
-            <w:pPr>
-              <w:jc w:val="center"/>
-            </w:pPr>
-            <w:r>
-              <w:rPr>
-                <w:rFonts w:ascii="DejaVu Sans" w:hAnsi="DejaVu Sans"/>
-                <w:sz w:val="12"/>
-              </w:rPr>
-              <w:t>0.685</w:t>
-            </w:r>
-          </w:p>
-        </w:tc>
-        <w:tc>
-          <w:tcPr>
-            <w:tcW w:type="dxa" w:w="2065"/>
-            <w:vAlign w:val="center"/>
-          </w:tcPr>
-          <w:p>
-            <w:pPr>
-              <w:jc w:val="center"/>
-            </w:pPr>
-            <w:r>
-              <w:rPr>
-                <w:rFonts w:ascii="DejaVu Sans" w:hAnsi="DejaVu Sans"/>
-                <w:sz w:val="12"/>
-              </w:rPr>
-              <w:t>+0.128</w:t>
-            </w:r>
-          </w:p>
-        </w:tc>
-        <w:tc>
-          <w:tcPr>
-            <w:tcW w:type="dxa" w:w="2065"/>
-            <w:vAlign w:val="center"/>
-          </w:tcPr>
-          <w:p>
-            <w:pPr>
-              <w:jc w:val="center"/>
-            </w:pPr>
-            <w:r>
-              <w:rPr>
-                <w:rFonts w:ascii="DejaVu Sans" w:hAnsi="DejaVu Sans"/>
-                <w:sz w:val="12"/>
-              </w:rPr>
-              <w:t>Hayır</w:t>
-            </w:r>
-          </w:p>
-        </w:tc>
-      </w:tr>
-      <w:tr>
-        <w:tc>
-          <w:tcPr>
-            <w:tcW w:type="dxa" w:w="2065"/>
-            <w:vAlign w:val="center"/>
-          </w:tcPr>
-          <w:p>
-            <w:pPr>
-              <w:jc w:val="center"/>
-            </w:pPr>
-            <w:r>
-              <w:rPr>
-                <w:rFonts w:ascii="DejaVu Sans" w:hAnsi="DejaVu Sans"/>
-                <w:sz w:val="12"/>
-              </w:rPr>
-              <w:t>SAM1</w:t>
-            </w:r>
-          </w:p>
-        </w:tc>
-        <w:tc>
-          <w:tcPr>
-            <w:tcW w:type="dxa" w:w="2065"/>
-            <w:vAlign w:val="center"/>
-          </w:tcPr>
-          <w:p>
-            <w:pPr>
-              <w:jc w:val="center"/>
-            </w:pPr>
-            <w:r>
-              <w:rPr>
-                <w:rFonts w:ascii="DejaVu Sans" w:hAnsi="DejaVu Sans"/>
-                <w:sz w:val="12"/>
-              </w:rPr>
-              <w:t>YOLO bbox</w:t>
-            </w:r>
-          </w:p>
-        </w:tc>
-        <w:tc>
-          <w:tcPr>
-            <w:tcW w:type="dxa" w:w="2065"/>
-            <w:vAlign w:val="center"/>
-          </w:tcPr>
-          <w:p>
-            <w:pPr>
-              <w:jc w:val="center"/>
-            </w:pPr>
-            <w:r>
-              <w:rPr>
-                <w:rFonts w:ascii="DejaVu Sans" w:hAnsi="DejaVu Sans"/>
-                <w:sz w:val="12"/>
-              </w:rPr>
-              <w:t>Yeniden SAM1</w:t>
-            </w:r>
-          </w:p>
-        </w:tc>
-        <w:tc>
-          <w:tcPr>
-            <w:tcW w:type="dxa" w:w="2065"/>
-            <w:vAlign w:val="center"/>
-            <w:shd w:fill="9CCE7E"/>
-          </w:tcPr>
-          <w:p>
-            <w:pPr>
-              <w:jc w:val="center"/>
-            </w:pPr>
-            <w:r>
-              <w:rPr>
-                <w:rFonts w:ascii="DejaVu Sans" w:hAnsi="DejaVu Sans"/>
-                <w:sz w:val="12"/>
-              </w:rPr>
-              <w:t>0.818</w:t>
-            </w:r>
-          </w:p>
-        </w:tc>
-        <w:tc>
-          <w:tcPr>
-            <w:tcW w:type="dxa" w:w="2065"/>
-            <w:vAlign w:val="center"/>
-            <w:shd w:fill="C4DA81"/>
-          </w:tcPr>
-          <w:p>
-            <w:pPr>
-              <w:jc w:val="center"/>
-            </w:pPr>
-            <w:r>
-              <w:rPr>
-                <w:rFonts w:ascii="DejaVu Sans" w:hAnsi="DejaVu Sans"/>
-                <w:sz w:val="12"/>
-              </w:rPr>
-              <w:t>0.689</w:t>
-            </w:r>
-          </w:p>
-        </w:tc>
-        <w:tc>
-          <w:tcPr>
-            <w:tcW w:type="dxa" w:w="2065"/>
-            <w:vAlign w:val="center"/>
-          </w:tcPr>
-          <w:p>
-            <w:pPr>
-              <w:jc w:val="center"/>
-            </w:pPr>
-            <w:r>
-              <w:rPr>
-                <w:rFonts w:ascii="DejaVu Sans" w:hAnsi="DejaVu Sans"/>
-                <w:sz w:val="12"/>
-              </w:rPr>
-              <w:t>+0.129</w:t>
-            </w:r>
-          </w:p>
-        </w:tc>
-        <w:tc>
-          <w:tcPr>
-            <w:tcW w:type="dxa" w:w="2065"/>
-            <w:vAlign w:val="center"/>
-          </w:tcPr>
-          <w:p>
-            <w:pPr>
-              <w:jc w:val="center"/>
-            </w:pPr>
-            <w:r>
-              <w:rPr>
-                <w:rFonts w:ascii="DejaVu Sans" w:hAnsi="DejaVu Sans"/>
-                <w:sz w:val="12"/>
-              </w:rPr>
-              <w:t>Hayır</w:t>
-            </w:r>
-          </w:p>
-        </w:tc>
-      </w:tr>
-    </w:tbl>
     <w:p>
       <w:pPr>
-        <w:pStyle w:val="Heading2"/>
+        <w:spacing w:after="80"/>
       </w:pPr>
       <w:r>
-        <w:t>Referanslar Arası Anlaşma</w:t>
+        <w:rPr>
+          <w:rFonts w:ascii="DejaVu Sans" w:hAnsi="DejaVu Sans"/>
+          <w:sz w:val="16"/>
+        </w:rPr>
+        <w:t>Ek IoU = Kendi Etiketiyle IoU − Diğer SAM Etiketleriyle Ortalama IoU. Pozitif değer, modelin kendi etiketinde daha yüksek puan aldığını gösterir.</w:t>
       </w:r>
     </w:p>
     <w:tbl>
@@ -7509,7 +4366,7 @@
                 <w:color w:val="FFFFFF"/>
                 <w:sz w:val="13"/>
               </w:rPr>
-              <w:t>Referans A</w:t>
+              <w:t>Model</w:t>
             </w:r>
           </w:p>
         </w:tc>
@@ -7525,7 +4382,7 @@
                 <w:color w:val="FFFFFF"/>
                 <w:sz w:val="13"/>
               </w:rPr>
-              <w:t>Referans B</w:t>
+              <w:t>Kendi Etiketiyle IoU</w:t>
             </w:r>
           </w:p>
         </w:tc>
@@ -7541,7 +4398,7 @@
                 <w:color w:val="FFFFFF"/>
                 <w:sz w:val="13"/>
               </w:rPr>
-              <w:t>Referans Anlaşması</w:t>
+              <w:t>Diğer SAM Etiketleriyle Ortalama IoU</w:t>
             </w:r>
           </w:p>
         </w:tc>
@@ -7557,7 +4414,7 @@
                 <w:color w:val="FFFFFF"/>
                 <w:sz w:val="13"/>
               </w:rPr>
-              <w:t>Instance</w:t>
+              <w:t>Ek IoU</w:t>
             </w:r>
           </w:p>
         </w:tc>
@@ -7577,7 +4434,7 @@
                 <w:rFonts w:ascii="DejaVu Sans" w:hAnsi="DejaVu Sans"/>
                 <w:sz w:val="12"/>
               </w:rPr>
-              <w:t>Yayımlanmış SAMRS</w:t>
+              <w:t>SAM1</w:t>
             </w:r>
           </w:p>
         </w:tc>
@@ -7585,6 +4442,7 @@
           <w:tcPr>
             <w:tcW w:type="dxa" w:w="3614"/>
             <w:vAlign w:val="center"/>
+            <w:shd w:fill="9CCE7E"/>
           </w:tcPr>
           <w:p>
             <w:pPr>
@@ -7595,7 +4453,7 @@
                 <w:rFonts w:ascii="DejaVu Sans" w:hAnsi="DejaVu Sans"/>
                 <w:sz w:val="12"/>
               </w:rPr>
-              <w:t>Yeniden SAM1</w:t>
+              <w:t>0.818</w:t>
             </w:r>
           </w:p>
         </w:tc>
@@ -7603,7 +4461,7 @@
           <w:tcPr>
             <w:tcW w:type="dxa" w:w="3614"/>
             <w:vAlign w:val="center"/>
-            <w:shd w:fill="66BF7B"/>
+            <w:shd w:fill="C5DA81"/>
           </w:tcPr>
           <w:p>
             <w:pPr>
@@ -7614,7 +4472,7 @@
                 <w:rFonts w:ascii="DejaVu Sans" w:hAnsi="DejaVu Sans"/>
                 <w:sz w:val="12"/>
               </w:rPr>
-              <w:t>0.991</w:t>
+              <w:t>0.685</w:t>
             </w:r>
           </w:p>
         </w:tc>
@@ -7632,7 +4490,7 @@
                 <w:rFonts w:ascii="DejaVu Sans" w:hAnsi="DejaVu Sans"/>
                 <w:sz w:val="12"/>
               </w:rPr>
-              <w:t>3713</w:t>
+              <w:t>+0.133</w:t>
             </w:r>
           </w:p>
         </w:tc>
@@ -7652,7 +4510,7 @@
                 <w:rFonts w:ascii="DejaVu Sans" w:hAnsi="DejaVu Sans"/>
                 <w:sz w:val="12"/>
               </w:rPr>
-              <w:t>Yayımlanmış SAMRS</w:t>
+              <w:t>SAM2</w:t>
             </w:r>
           </w:p>
         </w:tc>
@@ -7660,6 +4518,7 @@
           <w:tcPr>
             <w:tcW w:type="dxa" w:w="3614"/>
             <w:vAlign w:val="center"/>
+            <w:shd w:fill="A6D17F"/>
           </w:tcPr>
           <w:p>
             <w:pPr>
@@ -7670,7 +4529,7 @@
                 <w:rFonts w:ascii="DejaVu Sans" w:hAnsi="DejaVu Sans"/>
                 <w:sz w:val="12"/>
               </w:rPr>
-              <w:t>SAM2 pseudo</w:t>
+              <w:t>0.785</w:t>
             </w:r>
           </w:p>
         </w:tc>
@@ -7678,7 +4537,7 @@
           <w:tcPr>
             <w:tcW w:type="dxa" w:w="3614"/>
             <w:vAlign w:val="center"/>
-            <w:shd w:fill="A7D27F"/>
+            <w:shd w:fill="CCDC81"/>
           </w:tcPr>
           <w:p>
             <w:pPr>
@@ -7689,7 +4548,7 @@
                 <w:rFonts w:ascii="DejaVu Sans" w:hAnsi="DejaVu Sans"/>
                 <w:sz w:val="12"/>
               </w:rPr>
-              <w:t>0.781</w:t>
+              <w:t>0.663</w:t>
             </w:r>
           </w:p>
         </w:tc>
@@ -7707,7 +4566,7 @@
                 <w:rFonts w:ascii="DejaVu Sans" w:hAnsi="DejaVu Sans"/>
                 <w:sz w:val="12"/>
               </w:rPr>
-              <w:t>3713</w:t>
+              <w:t>+0.122</w:t>
             </w:r>
           </w:p>
         </w:tc>
@@ -7727,7 +4586,7 @@
                 <w:rFonts w:ascii="DejaVu Sans" w:hAnsi="DejaVu Sans"/>
                 <w:sz w:val="12"/>
               </w:rPr>
-              <w:t>Yayımlanmış SAMRS</w:t>
+              <w:t>SAM3</w:t>
             </w:r>
           </w:p>
         </w:tc>
@@ -7735,6 +4594,7 @@
           <w:tcPr>
             <w:tcW w:type="dxa" w:w="3614"/>
             <w:vAlign w:val="center"/>
+            <w:shd w:fill="A2D07F"/>
           </w:tcPr>
           <w:p>
             <w:pPr>
@@ -7745,7 +4605,7 @@
                 <w:rFonts w:ascii="DejaVu Sans" w:hAnsi="DejaVu Sans"/>
                 <w:sz w:val="12"/>
               </w:rPr>
-              <w:t>SAM3 pseudo</w:t>
+              <w:t>0.799</w:t>
             </w:r>
           </w:p>
         </w:tc>
@@ -7753,7 +4613,7 @@
           <w:tcPr>
             <w:tcW w:type="dxa" w:w="3614"/>
             <w:vAlign w:val="center"/>
-            <w:shd w:fill="9FCF7E"/>
+            <w:shd w:fill="CBDC81"/>
           </w:tcPr>
           <w:p>
             <w:pPr>
@@ -7764,7 +4624,7 @@
                 <w:rFonts w:ascii="DejaVu Sans" w:hAnsi="DejaVu Sans"/>
                 <w:sz w:val="12"/>
               </w:rPr>
-              <w:t>0.808</w:t>
+              <w:t>0.667</w:t>
             </w:r>
           </w:p>
         </w:tc>
@@ -7782,232 +4642,7 @@
                 <w:rFonts w:ascii="DejaVu Sans" w:hAnsi="DejaVu Sans"/>
                 <w:sz w:val="12"/>
               </w:rPr>
-              <w:t>3713</w:t>
-            </w:r>
-          </w:p>
-        </w:tc>
-      </w:tr>
-      <w:tr>
-        <w:tc>
-          <w:tcPr>
-            <w:tcW w:type="dxa" w:w="3614"/>
-            <w:vAlign w:val="center"/>
-          </w:tcPr>
-          <w:p>
-            <w:pPr>
-              <w:jc w:val="center"/>
-            </w:pPr>
-            <w:r>
-              <w:rPr>
-                <w:rFonts w:ascii="DejaVu Sans" w:hAnsi="DejaVu Sans"/>
-                <w:sz w:val="12"/>
-              </w:rPr>
-              <w:t>Yeniden SAM1</w:t>
-            </w:r>
-          </w:p>
-        </w:tc>
-        <w:tc>
-          <w:tcPr>
-            <w:tcW w:type="dxa" w:w="3614"/>
-            <w:vAlign w:val="center"/>
-          </w:tcPr>
-          <w:p>
-            <w:pPr>
-              <w:jc w:val="center"/>
-            </w:pPr>
-            <w:r>
-              <w:rPr>
-                <w:rFonts w:ascii="DejaVu Sans" w:hAnsi="DejaVu Sans"/>
-                <w:sz w:val="12"/>
-              </w:rPr>
-              <w:t>SAM2 pseudo</w:t>
-            </w:r>
-          </w:p>
-        </w:tc>
-        <w:tc>
-          <w:tcPr>
-            <w:tcW w:type="dxa" w:w="3614"/>
-            <w:vAlign w:val="center"/>
-            <w:shd w:fill="A6D17F"/>
-          </w:tcPr>
-          <w:p>
-            <w:pPr>
-              <w:jc w:val="center"/>
-            </w:pPr>
-            <w:r>
-              <w:rPr>
-                <w:rFonts w:ascii="DejaVu Sans" w:hAnsi="DejaVu Sans"/>
-                <w:sz w:val="12"/>
-              </w:rPr>
-              <w:t>0.785</w:t>
-            </w:r>
-          </w:p>
-        </w:tc>
-        <w:tc>
-          <w:tcPr>
-            <w:tcW w:type="dxa" w:w="3614"/>
-            <w:vAlign w:val="center"/>
-          </w:tcPr>
-          <w:p>
-            <w:pPr>
-              <w:jc w:val="center"/>
-            </w:pPr>
-            <w:r>
-              <w:rPr>
-                <w:rFonts w:ascii="DejaVu Sans" w:hAnsi="DejaVu Sans"/>
-                <w:sz w:val="12"/>
-              </w:rPr>
-              <w:t>3713</w:t>
-            </w:r>
-          </w:p>
-        </w:tc>
-      </w:tr>
-      <w:tr>
-        <w:tc>
-          <w:tcPr>
-            <w:tcW w:type="dxa" w:w="3614"/>
-            <w:vAlign w:val="center"/>
-          </w:tcPr>
-          <w:p>
-            <w:pPr>
-              <w:jc w:val="center"/>
-            </w:pPr>
-            <w:r>
-              <w:rPr>
-                <w:rFonts w:ascii="DejaVu Sans" w:hAnsi="DejaVu Sans"/>
-                <w:sz w:val="12"/>
-              </w:rPr>
-              <w:t>Yeniden SAM1</w:t>
-            </w:r>
-          </w:p>
-        </w:tc>
-        <w:tc>
-          <w:tcPr>
-            <w:tcW w:type="dxa" w:w="3614"/>
-            <w:vAlign w:val="center"/>
-          </w:tcPr>
-          <w:p>
-            <w:pPr>
-              <w:jc w:val="center"/>
-            </w:pPr>
-            <w:r>
-              <w:rPr>
-                <w:rFonts w:ascii="DejaVu Sans" w:hAnsi="DejaVu Sans"/>
-                <w:sz w:val="12"/>
-              </w:rPr>
-              <w:t>SAM3 pseudo</w:t>
-            </w:r>
-          </w:p>
-        </w:tc>
-        <w:tc>
-          <w:tcPr>
-            <w:tcW w:type="dxa" w:w="3614"/>
-            <w:vAlign w:val="center"/>
-            <w:shd w:fill="9DCF7E"/>
-          </w:tcPr>
-          <w:p>
-            <w:pPr>
-              <w:jc w:val="center"/>
-            </w:pPr>
-            <w:r>
-              <w:rPr>
-                <w:rFonts w:ascii="DejaVu Sans" w:hAnsi="DejaVu Sans"/>
-                <w:sz w:val="12"/>
-              </w:rPr>
-              <w:t>0.813</w:t>
-            </w:r>
-          </w:p>
-        </w:tc>
-        <w:tc>
-          <w:tcPr>
-            <w:tcW w:type="dxa" w:w="3614"/>
-            <w:vAlign w:val="center"/>
-          </w:tcPr>
-          <w:p>
-            <w:pPr>
-              <w:jc w:val="center"/>
-            </w:pPr>
-            <w:r>
-              <w:rPr>
-                <w:rFonts w:ascii="DejaVu Sans" w:hAnsi="DejaVu Sans"/>
-                <w:sz w:val="12"/>
-              </w:rPr>
-              <w:t>3713</w:t>
-            </w:r>
-          </w:p>
-        </w:tc>
-      </w:tr>
-      <w:tr>
-        <w:tc>
-          <w:tcPr>
-            <w:tcW w:type="dxa" w:w="3614"/>
-            <w:vAlign w:val="center"/>
-          </w:tcPr>
-          <w:p>
-            <w:pPr>
-              <w:jc w:val="center"/>
-            </w:pPr>
-            <w:r>
-              <w:rPr>
-                <w:rFonts w:ascii="DejaVu Sans" w:hAnsi="DejaVu Sans"/>
-                <w:sz w:val="12"/>
-              </w:rPr>
-              <w:t>SAM2 pseudo</w:t>
-            </w:r>
-          </w:p>
-        </w:tc>
-        <w:tc>
-          <w:tcPr>
-            <w:tcW w:type="dxa" w:w="3614"/>
-            <w:vAlign w:val="center"/>
-          </w:tcPr>
-          <w:p>
-            <w:pPr>
-              <w:jc w:val="center"/>
-            </w:pPr>
-            <w:r>
-              <w:rPr>
-                <w:rFonts w:ascii="DejaVu Sans" w:hAnsi="DejaVu Sans"/>
-                <w:sz w:val="12"/>
-              </w:rPr>
-              <w:t>SAM3 pseudo</w:t>
-            </w:r>
-          </w:p>
-        </w:tc>
-        <w:tc>
-          <w:tcPr>
-            <w:tcW w:type="dxa" w:w="3614"/>
-            <w:vAlign w:val="center"/>
-            <w:shd w:fill="B1D47F"/>
-          </w:tcPr>
-          <w:p>
-            <w:pPr>
-              <w:jc w:val="center"/>
-            </w:pPr>
-            <w:r>
-              <w:rPr>
-                <w:rFonts w:ascii="DejaVu Sans" w:hAnsi="DejaVu Sans"/>
-                <w:sz w:val="12"/>
-              </w:rPr>
-              <w:t>0.751</w:t>
-            </w:r>
-          </w:p>
-        </w:tc>
-        <w:tc>
-          <w:tcPr>
-            <w:tcW w:type="dxa" w:w="3614"/>
-            <w:vAlign w:val="center"/>
-          </w:tcPr>
-          <w:p>
-            <w:pPr>
-              <w:jc w:val="center"/>
-            </w:pPr>
-            <w:r>
-              <w:rPr>
-                <w:rFonts w:ascii="DejaVu Sans" w:hAnsi="DejaVu Sans"/>
-                <w:sz w:val="12"/>
-              </w:rPr>
-              <w:t>3713</w:t>
+              <w:t>+0.132</w:t>
             </w:r>
           </w:p>
         </w:tc>
@@ -8018,7 +4653,1264 @@
         <w:pStyle w:val="Heading2"/>
       </w:pPr>
       <w:r>
-        <w:t>Model Sıralamaları</w:t>
+        <w:t>Sahne Gruplarına Göre Kendi Etiketindeki Ek Puan · YOLO bbox</w:t>
+      </w:r>
+    </w:p>
+    <w:p>
+      <w:pPr>
+        <w:spacing w:after="80"/>
+      </w:pPr>
+      <w:r>
+        <w:rPr>
+          <w:rFonts w:ascii="DejaVu Sans" w:hAnsi="DejaVu Sans"/>
+          <w:sz w:val="16"/>
+        </w:rPr>
+        <w:t>Ek IoU = Kendi Etiketiyle IoU − Diğer SAM Etiketleriyle Ortalama IoU. Pozitif değer, modelin kendi etiketinde daha yüksek puan aldığını gösterir.</w:t>
+      </w:r>
+    </w:p>
+    <w:tbl>
+      <w:tblPr>
+        <w:tblStyle w:val="TableGrid"/>
+        <w:tblW w:type="auto" w:w="0"/>
+        <w:jc w:val="center"/>
+        <w:tblLook w:firstColumn="1" w:firstRow="1" w:lastColumn="0" w:lastRow="0" w:noHBand="0" w:noVBand="1" w:val="04A0"/>
+      </w:tblPr>
+      <w:tblGrid>
+        <w:gridCol w:w="2892"/>
+        <w:gridCol w:w="2892"/>
+        <w:gridCol w:w="2892"/>
+        <w:gridCol w:w="2892"/>
+        <w:gridCol w:w="2892"/>
+      </w:tblGrid>
+      <w:tr>
+        <w:tc>
+          <w:tcPr>
+            <w:tcW w:type="dxa" w:w="2892"/>
+            <w:shd w:fill="1F4E79"/>
+          </w:tcPr>
+          <w:p>
+            <w:r>
+              <w:rPr>
+                <w:b/>
+                <w:color w:val="FFFFFF"/>
+                <w:sz w:val="13"/>
+              </w:rPr>
+              <w:t>Sahne Grubu</w:t>
+            </w:r>
+          </w:p>
+        </w:tc>
+        <w:tc>
+          <w:tcPr>
+            <w:tcW w:type="dxa" w:w="2892"/>
+            <w:shd w:fill="1F4E79"/>
+          </w:tcPr>
+          <w:p>
+            <w:r>
+              <w:rPr>
+                <w:b/>
+                <w:color w:val="FFFFFF"/>
+                <w:sz w:val="13"/>
+              </w:rPr>
+              <w:t>Model</w:t>
+            </w:r>
+          </w:p>
+        </w:tc>
+        <w:tc>
+          <w:tcPr>
+            <w:tcW w:type="dxa" w:w="2892"/>
+            <w:shd w:fill="1F4E79"/>
+          </w:tcPr>
+          <w:p>
+            <w:r>
+              <w:rPr>
+                <w:b/>
+                <w:color w:val="FFFFFF"/>
+                <w:sz w:val="13"/>
+              </w:rPr>
+              <w:t>Kendi Etiketiyle IoU</w:t>
+            </w:r>
+          </w:p>
+        </w:tc>
+        <w:tc>
+          <w:tcPr>
+            <w:tcW w:type="dxa" w:w="2892"/>
+            <w:shd w:fill="1F4E79"/>
+          </w:tcPr>
+          <w:p>
+            <w:r>
+              <w:rPr>
+                <w:b/>
+                <w:color w:val="FFFFFF"/>
+                <w:sz w:val="13"/>
+              </w:rPr>
+              <w:t>Diğer SAM Etiketleriyle Ortalama IoU</w:t>
+            </w:r>
+          </w:p>
+        </w:tc>
+        <w:tc>
+          <w:tcPr>
+            <w:tcW w:type="dxa" w:w="2892"/>
+            <w:shd w:fill="1F4E79"/>
+          </w:tcPr>
+          <w:p>
+            <w:r>
+              <w:rPr>
+                <w:b/>
+                <w:color w:val="FFFFFF"/>
+                <w:sz w:val="13"/>
+              </w:rPr>
+              <w:t>Ek IoU</w:t>
+            </w:r>
+          </w:p>
+        </w:tc>
+      </w:tr>
+      <w:tr>
+        <w:tc>
+          <w:tcPr>
+            <w:tcW w:type="dxa" w:w="2892"/>
+            <w:vAlign w:val="center"/>
+          </w:tcPr>
+          <w:p>
+            <w:pPr>
+              <w:jc w:val="center"/>
+            </w:pPr>
+            <w:r>
+              <w:rPr>
+                <w:rFonts w:ascii="DejaVu Sans" w:hAnsi="DejaVu Sans"/>
+                <w:sz w:val="12"/>
+              </w:rPr>
+              <w:t>No Overlap × Low Mask Area</w:t>
+            </w:r>
+          </w:p>
+        </w:tc>
+        <w:tc>
+          <w:tcPr>
+            <w:tcW w:type="dxa" w:w="2892"/>
+            <w:vAlign w:val="center"/>
+          </w:tcPr>
+          <w:p>
+            <w:pPr>
+              <w:jc w:val="center"/>
+            </w:pPr>
+            <w:r>
+              <w:rPr>
+                <w:rFonts w:ascii="DejaVu Sans" w:hAnsi="DejaVu Sans"/>
+                <w:sz w:val="12"/>
+              </w:rPr>
+              <w:t>SAM1</w:t>
+            </w:r>
+          </w:p>
+        </w:tc>
+        <w:tc>
+          <w:tcPr>
+            <w:tcW w:type="dxa" w:w="2892"/>
+            <w:vAlign w:val="center"/>
+            <w:shd w:fill="A6D17F"/>
+          </w:tcPr>
+          <w:p>
+            <w:pPr>
+              <w:jc w:val="center"/>
+            </w:pPr>
+            <w:r>
+              <w:rPr>
+                <w:rFonts w:ascii="DejaVu Sans" w:hAnsi="DejaVu Sans"/>
+                <w:sz w:val="12"/>
+              </w:rPr>
+              <w:t>0.784</w:t>
+            </w:r>
+          </w:p>
+        </w:tc>
+        <w:tc>
+          <w:tcPr>
+            <w:tcW w:type="dxa" w:w="2892"/>
+            <w:vAlign w:val="center"/>
+            <w:shd w:fill="CDDD81"/>
+          </w:tcPr>
+          <w:p>
+            <w:pPr>
+              <w:jc w:val="center"/>
+            </w:pPr>
+            <w:r>
+              <w:rPr>
+                <w:rFonts w:ascii="DejaVu Sans" w:hAnsi="DejaVu Sans"/>
+                <w:sz w:val="12"/>
+              </w:rPr>
+              <w:t>0.659</w:t>
+            </w:r>
+          </w:p>
+        </w:tc>
+        <w:tc>
+          <w:tcPr>
+            <w:tcW w:type="dxa" w:w="2892"/>
+            <w:vAlign w:val="center"/>
+          </w:tcPr>
+          <w:p>
+            <w:pPr>
+              <w:jc w:val="center"/>
+            </w:pPr>
+            <w:r>
+              <w:rPr>
+                <w:rFonts w:ascii="DejaVu Sans" w:hAnsi="DejaVu Sans"/>
+                <w:sz w:val="12"/>
+              </w:rPr>
+              <w:t>+0.125</w:t>
+            </w:r>
+          </w:p>
+        </w:tc>
+      </w:tr>
+      <w:tr>
+        <w:tc>
+          <w:tcPr>
+            <w:tcW w:type="dxa" w:w="2892"/>
+            <w:vAlign w:val="center"/>
+          </w:tcPr>
+          <w:p>
+            <w:pPr>
+              <w:jc w:val="center"/>
+            </w:pPr>
+            <w:r>
+              <w:rPr>
+                <w:rFonts w:ascii="DejaVu Sans" w:hAnsi="DejaVu Sans"/>
+                <w:sz w:val="12"/>
+              </w:rPr>
+              <w:t>No Overlap × Low Mask Area</w:t>
+            </w:r>
+          </w:p>
+        </w:tc>
+        <w:tc>
+          <w:tcPr>
+            <w:tcW w:type="dxa" w:w="2892"/>
+            <w:vAlign w:val="center"/>
+          </w:tcPr>
+          <w:p>
+            <w:pPr>
+              <w:jc w:val="center"/>
+            </w:pPr>
+            <w:r>
+              <w:rPr>
+                <w:rFonts w:ascii="DejaVu Sans" w:hAnsi="DejaVu Sans"/>
+                <w:sz w:val="12"/>
+              </w:rPr>
+              <w:t>SAM2</w:t>
+            </w:r>
+          </w:p>
+        </w:tc>
+        <w:tc>
+          <w:tcPr>
+            <w:tcW w:type="dxa" w:w="2892"/>
+            <w:vAlign w:val="center"/>
+            <w:shd w:fill="B3D580"/>
+          </w:tcPr>
+          <w:p>
+            <w:pPr>
+              <w:jc w:val="center"/>
+            </w:pPr>
+            <w:r>
+              <w:rPr>
+                <w:rFonts w:ascii="DejaVu Sans" w:hAnsi="DejaVu Sans"/>
+                <w:sz w:val="12"/>
+              </w:rPr>
+              <w:t>0.745</w:t>
+            </w:r>
+          </w:p>
+        </w:tc>
+        <w:tc>
+          <w:tcPr>
+            <w:tcW w:type="dxa" w:w="2892"/>
+            <w:vAlign w:val="center"/>
+            <w:shd w:fill="D5DF82"/>
+          </w:tcPr>
+          <w:p>
+            <w:pPr>
+              <w:jc w:val="center"/>
+            </w:pPr>
+            <w:r>
+              <w:rPr>
+                <w:rFonts w:ascii="DejaVu Sans" w:hAnsi="DejaVu Sans"/>
+                <w:sz w:val="12"/>
+              </w:rPr>
+              <w:t>0.634</w:t>
+            </w:r>
+          </w:p>
+        </w:tc>
+        <w:tc>
+          <w:tcPr>
+            <w:tcW w:type="dxa" w:w="2892"/>
+            <w:vAlign w:val="center"/>
+          </w:tcPr>
+          <w:p>
+            <w:pPr>
+              <w:jc w:val="center"/>
+            </w:pPr>
+            <w:r>
+              <w:rPr>
+                <w:rFonts w:ascii="DejaVu Sans" w:hAnsi="DejaVu Sans"/>
+                <w:sz w:val="12"/>
+              </w:rPr>
+              <w:t>+0.111</w:t>
+            </w:r>
+          </w:p>
+        </w:tc>
+      </w:tr>
+      <w:tr>
+        <w:tc>
+          <w:tcPr>
+            <w:tcW w:type="dxa" w:w="2892"/>
+            <w:vAlign w:val="center"/>
+          </w:tcPr>
+          <w:p>
+            <w:pPr>
+              <w:jc w:val="center"/>
+            </w:pPr>
+            <w:r>
+              <w:rPr>
+                <w:rFonts w:ascii="DejaVu Sans" w:hAnsi="DejaVu Sans"/>
+                <w:sz w:val="12"/>
+              </w:rPr>
+              <w:t>No Overlap × Low Mask Area</w:t>
+            </w:r>
+          </w:p>
+        </w:tc>
+        <w:tc>
+          <w:tcPr>
+            <w:tcW w:type="dxa" w:w="2892"/>
+            <w:vAlign w:val="center"/>
+          </w:tcPr>
+          <w:p>
+            <w:pPr>
+              <w:jc w:val="center"/>
+            </w:pPr>
+            <w:r>
+              <w:rPr>
+                <w:rFonts w:ascii="DejaVu Sans" w:hAnsi="DejaVu Sans"/>
+                <w:sz w:val="12"/>
+              </w:rPr>
+              <w:t>SAM3</w:t>
+            </w:r>
+          </w:p>
+        </w:tc>
+        <w:tc>
+          <w:tcPr>
+            <w:tcW w:type="dxa" w:w="2892"/>
+            <w:vAlign w:val="center"/>
+            <w:shd w:fill="AED47F"/>
+          </w:tcPr>
+          <w:p>
+            <w:pPr>
+              <w:jc w:val="center"/>
+            </w:pPr>
+            <w:r>
+              <w:rPr>
+                <w:rFonts w:ascii="DejaVu Sans" w:hAnsi="DejaVu Sans"/>
+                <w:sz w:val="12"/>
+              </w:rPr>
+              <w:t>0.759</w:t>
+            </w:r>
+          </w:p>
+        </w:tc>
+        <w:tc>
+          <w:tcPr>
+            <w:tcW w:type="dxa" w:w="2892"/>
+            <w:vAlign w:val="center"/>
+            <w:shd w:fill="D1DE81"/>
+          </w:tcPr>
+          <w:p>
+            <w:pPr>
+              <w:jc w:val="center"/>
+            </w:pPr>
+            <w:r>
+              <w:rPr>
+                <w:rFonts w:ascii="DejaVu Sans" w:hAnsi="DejaVu Sans"/>
+                <w:sz w:val="12"/>
+              </w:rPr>
+              <w:t>0.648</w:t>
+            </w:r>
+          </w:p>
+        </w:tc>
+        <w:tc>
+          <w:tcPr>
+            <w:tcW w:type="dxa" w:w="2892"/>
+            <w:vAlign w:val="center"/>
+          </w:tcPr>
+          <w:p>
+            <w:pPr>
+              <w:jc w:val="center"/>
+            </w:pPr>
+            <w:r>
+              <w:rPr>
+                <w:rFonts w:ascii="DejaVu Sans" w:hAnsi="DejaVu Sans"/>
+                <w:sz w:val="12"/>
+              </w:rPr>
+              <w:t>+0.111</w:t>
+            </w:r>
+          </w:p>
+        </w:tc>
+      </w:tr>
+      <w:tr>
+        <w:tc>
+          <w:tcPr>
+            <w:tcW w:type="dxa" w:w="2892"/>
+            <w:vAlign w:val="center"/>
+          </w:tcPr>
+          <w:p>
+            <w:pPr>
+              <w:jc w:val="center"/>
+            </w:pPr>
+            <w:r>
+              <w:rPr>
+                <w:rFonts w:ascii="DejaVu Sans" w:hAnsi="DejaVu Sans"/>
+                <w:sz w:val="12"/>
+              </w:rPr>
+              <w:t>No Overlap × High Mask Area</w:t>
+            </w:r>
+          </w:p>
+        </w:tc>
+        <w:tc>
+          <w:tcPr>
+            <w:tcW w:type="dxa" w:w="2892"/>
+            <w:vAlign w:val="center"/>
+          </w:tcPr>
+          <w:p>
+            <w:pPr>
+              <w:jc w:val="center"/>
+            </w:pPr>
+            <w:r>
+              <w:rPr>
+                <w:rFonts w:ascii="DejaVu Sans" w:hAnsi="DejaVu Sans"/>
+                <w:sz w:val="12"/>
+              </w:rPr>
+              <w:t>SAM1</w:t>
+            </w:r>
+          </w:p>
+        </w:tc>
+        <w:tc>
+          <w:tcPr>
+            <w:tcW w:type="dxa" w:w="2892"/>
+            <w:vAlign w:val="center"/>
+            <w:shd w:fill="7FC67D"/>
+          </w:tcPr>
+          <w:p>
+            <w:pPr>
+              <w:jc w:val="center"/>
+            </w:pPr>
+            <w:r>
+              <w:rPr>
+                <w:rFonts w:ascii="DejaVu Sans" w:hAnsi="DejaVu Sans"/>
+                <w:sz w:val="12"/>
+              </w:rPr>
+              <w:t>0.909</w:t>
+            </w:r>
+          </w:p>
+        </w:tc>
+        <w:tc>
+          <w:tcPr>
+            <w:tcW w:type="dxa" w:w="2892"/>
+            <w:vAlign w:val="center"/>
+            <w:shd w:fill="ACD37F"/>
+          </w:tcPr>
+          <w:p>
+            <w:pPr>
+              <w:jc w:val="center"/>
+            </w:pPr>
+            <w:r>
+              <w:rPr>
+                <w:rFonts w:ascii="DejaVu Sans" w:hAnsi="DejaVu Sans"/>
+                <w:sz w:val="12"/>
+              </w:rPr>
+              <w:t>0.765</w:t>
+            </w:r>
+          </w:p>
+        </w:tc>
+        <w:tc>
+          <w:tcPr>
+            <w:tcW w:type="dxa" w:w="2892"/>
+            <w:vAlign w:val="center"/>
+          </w:tcPr>
+          <w:p>
+            <w:pPr>
+              <w:jc w:val="center"/>
+            </w:pPr>
+            <w:r>
+              <w:rPr>
+                <w:rFonts w:ascii="DejaVu Sans" w:hAnsi="DejaVu Sans"/>
+                <w:sz w:val="12"/>
+              </w:rPr>
+              <w:t>+0.144</w:t>
+            </w:r>
+          </w:p>
+        </w:tc>
+      </w:tr>
+      <w:tr>
+        <w:tc>
+          <w:tcPr>
+            <w:tcW w:type="dxa" w:w="2892"/>
+            <w:vAlign w:val="center"/>
+          </w:tcPr>
+          <w:p>
+            <w:pPr>
+              <w:jc w:val="center"/>
+            </w:pPr>
+            <w:r>
+              <w:rPr>
+                <w:rFonts w:ascii="DejaVu Sans" w:hAnsi="DejaVu Sans"/>
+                <w:sz w:val="12"/>
+              </w:rPr>
+              <w:t>No Overlap × High Mask Area</w:t>
+            </w:r>
+          </w:p>
+        </w:tc>
+        <w:tc>
+          <w:tcPr>
+            <w:tcW w:type="dxa" w:w="2892"/>
+            <w:vAlign w:val="center"/>
+          </w:tcPr>
+          <w:p>
+            <w:pPr>
+              <w:jc w:val="center"/>
+            </w:pPr>
+            <w:r>
+              <w:rPr>
+                <w:rFonts w:ascii="DejaVu Sans" w:hAnsi="DejaVu Sans"/>
+                <w:sz w:val="12"/>
+              </w:rPr>
+              <w:t>SAM2</w:t>
+            </w:r>
+          </w:p>
+        </w:tc>
+        <w:tc>
+          <w:tcPr>
+            <w:tcW w:type="dxa" w:w="2892"/>
+            <w:vAlign w:val="center"/>
+            <w:shd w:fill="84C87D"/>
+          </w:tcPr>
+          <w:p>
+            <w:pPr>
+              <w:jc w:val="center"/>
+            </w:pPr>
+            <w:r>
+              <w:rPr>
+                <w:rFonts w:ascii="DejaVu Sans" w:hAnsi="DejaVu Sans"/>
+                <w:sz w:val="12"/>
+              </w:rPr>
+              <w:t>0.893</w:t>
+            </w:r>
+          </w:p>
+        </w:tc>
+        <w:tc>
+          <w:tcPr>
+            <w:tcW w:type="dxa" w:w="2892"/>
+            <w:vAlign w:val="center"/>
+            <w:shd w:fill="ACD37F"/>
+          </w:tcPr>
+          <w:p>
+            <w:pPr>
+              <w:jc w:val="center"/>
+            </w:pPr>
+            <w:r>
+              <w:rPr>
+                <w:rFonts w:ascii="DejaVu Sans" w:hAnsi="DejaVu Sans"/>
+                <w:sz w:val="12"/>
+              </w:rPr>
+              <w:t>0.767</w:t>
+            </w:r>
+          </w:p>
+        </w:tc>
+        <w:tc>
+          <w:tcPr>
+            <w:tcW w:type="dxa" w:w="2892"/>
+            <w:vAlign w:val="center"/>
+          </w:tcPr>
+          <w:p>
+            <w:pPr>
+              <w:jc w:val="center"/>
+            </w:pPr>
+            <w:r>
+              <w:rPr>
+                <w:rFonts w:ascii="DejaVu Sans" w:hAnsi="DejaVu Sans"/>
+                <w:sz w:val="12"/>
+              </w:rPr>
+              <w:t>+0.126</w:t>
+            </w:r>
+          </w:p>
+        </w:tc>
+      </w:tr>
+      <w:tr>
+        <w:tc>
+          <w:tcPr>
+            <w:tcW w:type="dxa" w:w="2892"/>
+            <w:vAlign w:val="center"/>
+          </w:tcPr>
+          <w:p>
+            <w:pPr>
+              <w:jc w:val="center"/>
+            </w:pPr>
+            <w:r>
+              <w:rPr>
+                <w:rFonts w:ascii="DejaVu Sans" w:hAnsi="DejaVu Sans"/>
+                <w:sz w:val="12"/>
+              </w:rPr>
+              <w:t>No Overlap × High Mask Area</w:t>
+            </w:r>
+          </w:p>
+        </w:tc>
+        <w:tc>
+          <w:tcPr>
+            <w:tcW w:type="dxa" w:w="2892"/>
+            <w:vAlign w:val="center"/>
+          </w:tcPr>
+          <w:p>
+            <w:pPr>
+              <w:jc w:val="center"/>
+            </w:pPr>
+            <w:r>
+              <w:rPr>
+                <w:rFonts w:ascii="DejaVu Sans" w:hAnsi="DejaVu Sans"/>
+                <w:sz w:val="12"/>
+              </w:rPr>
+              <w:t>SAM3</w:t>
+            </w:r>
+          </w:p>
+        </w:tc>
+        <w:tc>
+          <w:tcPr>
+            <w:tcW w:type="dxa" w:w="2892"/>
+            <w:vAlign w:val="center"/>
+            <w:shd w:fill="82C77D"/>
+          </w:tcPr>
+          <w:p>
+            <w:pPr>
+              <w:jc w:val="center"/>
+            </w:pPr>
+            <w:r>
+              <w:rPr>
+                <w:rFonts w:ascii="DejaVu Sans" w:hAnsi="DejaVu Sans"/>
+                <w:sz w:val="12"/>
+              </w:rPr>
+              <w:t>0.901</w:t>
+            </w:r>
+          </w:p>
+        </w:tc>
+        <w:tc>
+          <w:tcPr>
+            <w:tcW w:type="dxa" w:w="2892"/>
+            <w:vAlign w:val="center"/>
+            <w:shd w:fill="B0D47F"/>
+          </w:tcPr>
+          <w:p>
+            <w:pPr>
+              <w:jc w:val="center"/>
+            </w:pPr>
+            <w:r>
+              <w:rPr>
+                <w:rFonts w:ascii="DejaVu Sans" w:hAnsi="DejaVu Sans"/>
+                <w:sz w:val="12"/>
+              </w:rPr>
+              <w:t>0.752</w:t>
+            </w:r>
+          </w:p>
+        </w:tc>
+        <w:tc>
+          <w:tcPr>
+            <w:tcW w:type="dxa" w:w="2892"/>
+            <w:vAlign w:val="center"/>
+          </w:tcPr>
+          <w:p>
+            <w:pPr>
+              <w:jc w:val="center"/>
+            </w:pPr>
+            <w:r>
+              <w:rPr>
+                <w:rFonts w:ascii="DejaVu Sans" w:hAnsi="DejaVu Sans"/>
+                <w:sz w:val="12"/>
+              </w:rPr>
+              <w:t>+0.150</w:t>
+            </w:r>
+          </w:p>
+        </w:tc>
+      </w:tr>
+      <w:tr>
+        <w:tc>
+          <w:tcPr>
+            <w:tcW w:type="dxa" w:w="2892"/>
+            <w:vAlign w:val="center"/>
+          </w:tcPr>
+          <w:p>
+            <w:pPr>
+              <w:jc w:val="center"/>
+            </w:pPr>
+            <w:r>
+              <w:rPr>
+                <w:rFonts w:ascii="DejaVu Sans" w:hAnsi="DejaVu Sans"/>
+                <w:sz w:val="12"/>
+              </w:rPr>
+              <w:t>Overlap × Low Mask Area</w:t>
+            </w:r>
+          </w:p>
+        </w:tc>
+        <w:tc>
+          <w:tcPr>
+            <w:tcW w:type="dxa" w:w="2892"/>
+            <w:vAlign w:val="center"/>
+          </w:tcPr>
+          <w:p>
+            <w:pPr>
+              <w:jc w:val="center"/>
+            </w:pPr>
+            <w:r>
+              <w:rPr>
+                <w:rFonts w:ascii="DejaVu Sans" w:hAnsi="DejaVu Sans"/>
+                <w:sz w:val="12"/>
+              </w:rPr>
+              <w:t>SAM1</w:t>
+            </w:r>
+          </w:p>
+        </w:tc>
+        <w:tc>
+          <w:tcPr>
+            <w:tcW w:type="dxa" w:w="2892"/>
+            <w:vAlign w:val="center"/>
+            <w:shd w:fill="C7DB81"/>
+          </w:tcPr>
+          <w:p>
+            <w:pPr>
+              <w:jc w:val="center"/>
+            </w:pPr>
+            <w:r>
+              <w:rPr>
+                <w:rFonts w:ascii="DejaVu Sans" w:hAnsi="DejaVu Sans"/>
+                <w:sz w:val="12"/>
+              </w:rPr>
+              <w:t>0.678</w:t>
+            </w:r>
+          </w:p>
+        </w:tc>
+        <w:tc>
+          <w:tcPr>
+            <w:tcW w:type="dxa" w:w="2892"/>
+            <w:vAlign w:val="center"/>
+            <w:shd w:fill="F4E883"/>
+          </w:tcPr>
+          <w:p>
+            <w:pPr>
+              <w:jc w:val="center"/>
+            </w:pPr>
+            <w:r>
+              <w:rPr>
+                <w:rFonts w:ascii="DejaVu Sans" w:hAnsi="DejaVu Sans"/>
+                <w:sz w:val="12"/>
+              </w:rPr>
+              <w:t>0.534</w:t>
+            </w:r>
+          </w:p>
+        </w:tc>
+        <w:tc>
+          <w:tcPr>
+            <w:tcW w:type="dxa" w:w="2892"/>
+            <w:vAlign w:val="center"/>
+          </w:tcPr>
+          <w:p>
+            <w:pPr>
+              <w:jc w:val="center"/>
+            </w:pPr>
+            <w:r>
+              <w:rPr>
+                <w:rFonts w:ascii="DejaVu Sans" w:hAnsi="DejaVu Sans"/>
+                <w:sz w:val="12"/>
+              </w:rPr>
+              <w:t>+0.143</w:t>
+            </w:r>
+          </w:p>
+        </w:tc>
+      </w:tr>
+      <w:tr>
+        <w:tc>
+          <w:tcPr>
+            <w:tcW w:type="dxa" w:w="2892"/>
+            <w:vAlign w:val="center"/>
+          </w:tcPr>
+          <w:p>
+            <w:pPr>
+              <w:jc w:val="center"/>
+            </w:pPr>
+            <w:r>
+              <w:rPr>
+                <w:rFonts w:ascii="DejaVu Sans" w:hAnsi="DejaVu Sans"/>
+                <w:sz w:val="12"/>
+              </w:rPr>
+              <w:t>Overlap × Low Mask Area</w:t>
+            </w:r>
+          </w:p>
+        </w:tc>
+        <w:tc>
+          <w:tcPr>
+            <w:tcW w:type="dxa" w:w="2892"/>
+            <w:vAlign w:val="center"/>
+          </w:tcPr>
+          <w:p>
+            <w:pPr>
+              <w:jc w:val="center"/>
+            </w:pPr>
+            <w:r>
+              <w:rPr>
+                <w:rFonts w:ascii="DejaVu Sans" w:hAnsi="DejaVu Sans"/>
+                <w:sz w:val="12"/>
+              </w:rPr>
+              <w:t>SAM2</w:t>
+            </w:r>
+          </w:p>
+        </w:tc>
+        <w:tc>
+          <w:tcPr>
+            <w:tcW w:type="dxa" w:w="2892"/>
+            <w:vAlign w:val="center"/>
+            <w:shd w:fill="D6DF82"/>
+          </w:tcPr>
+          <w:p>
+            <w:pPr>
+              <w:jc w:val="center"/>
+            </w:pPr>
+            <w:r>
+              <w:rPr>
+                <w:rFonts w:ascii="DejaVu Sans" w:hAnsi="DejaVu Sans"/>
+                <w:sz w:val="12"/>
+              </w:rPr>
+              <w:t>0.630</w:t>
+            </w:r>
+          </w:p>
+        </w:tc>
+        <w:tc>
+          <w:tcPr>
+            <w:tcW w:type="dxa" w:w="2892"/>
+            <w:vAlign w:val="center"/>
+            <w:shd w:fill="FFEB84"/>
+          </w:tcPr>
+          <w:p>
+            <w:pPr>
+              <w:jc w:val="center"/>
+            </w:pPr>
+            <w:r>
+              <w:rPr>
+                <w:rFonts w:ascii="DejaVu Sans" w:hAnsi="DejaVu Sans"/>
+                <w:sz w:val="12"/>
+              </w:rPr>
+              <w:t>0.499</w:t>
+            </w:r>
+          </w:p>
+        </w:tc>
+        <w:tc>
+          <w:tcPr>
+            <w:tcW w:type="dxa" w:w="2892"/>
+            <w:vAlign w:val="center"/>
+          </w:tcPr>
+          <w:p>
+            <w:pPr>
+              <w:jc w:val="center"/>
+            </w:pPr>
+            <w:r>
+              <w:rPr>
+                <w:rFonts w:ascii="DejaVu Sans" w:hAnsi="DejaVu Sans"/>
+                <w:sz w:val="12"/>
+              </w:rPr>
+              <w:t>+0.131</w:t>
+            </w:r>
+          </w:p>
+        </w:tc>
+      </w:tr>
+      <w:tr>
+        <w:tc>
+          <w:tcPr>
+            <w:tcW w:type="dxa" w:w="2892"/>
+            <w:vAlign w:val="center"/>
+          </w:tcPr>
+          <w:p>
+            <w:pPr>
+              <w:jc w:val="center"/>
+            </w:pPr>
+            <w:r>
+              <w:rPr>
+                <w:rFonts w:ascii="DejaVu Sans" w:hAnsi="DejaVu Sans"/>
+                <w:sz w:val="12"/>
+              </w:rPr>
+              <w:t>Overlap × Low Mask Area</w:t>
+            </w:r>
+          </w:p>
+        </w:tc>
+        <w:tc>
+          <w:tcPr>
+            <w:tcW w:type="dxa" w:w="2892"/>
+            <w:vAlign w:val="center"/>
+          </w:tcPr>
+          <w:p>
+            <w:pPr>
+              <w:jc w:val="center"/>
+            </w:pPr>
+            <w:r>
+              <w:rPr>
+                <w:rFonts w:ascii="DejaVu Sans" w:hAnsi="DejaVu Sans"/>
+                <w:sz w:val="12"/>
+              </w:rPr>
+              <w:t>SAM3</w:t>
+            </w:r>
+          </w:p>
+        </w:tc>
+        <w:tc>
+          <w:tcPr>
+            <w:tcW w:type="dxa" w:w="2892"/>
+            <w:vAlign w:val="center"/>
+            <w:shd w:fill="CFDD81"/>
+          </w:tcPr>
+          <w:p>
+            <w:pPr>
+              <w:jc w:val="center"/>
+            </w:pPr>
+            <w:r>
+              <w:rPr>
+                <w:rFonts w:ascii="DejaVu Sans" w:hAnsi="DejaVu Sans"/>
+                <w:sz w:val="12"/>
+              </w:rPr>
+              <w:t>0.655</w:t>
+            </w:r>
+          </w:p>
+        </w:tc>
+        <w:tc>
+          <w:tcPr>
+            <w:tcW w:type="dxa" w:w="2892"/>
+            <w:vAlign w:val="center"/>
+            <w:shd w:fill="F8E984"/>
+          </w:tcPr>
+          <w:p>
+            <w:pPr>
+              <w:jc w:val="center"/>
+            </w:pPr>
+            <w:r>
+              <w:rPr>
+                <w:rFonts w:ascii="DejaVu Sans" w:hAnsi="DejaVu Sans"/>
+                <w:sz w:val="12"/>
+              </w:rPr>
+              <w:t>0.523</w:t>
+            </w:r>
+          </w:p>
+        </w:tc>
+        <w:tc>
+          <w:tcPr>
+            <w:tcW w:type="dxa" w:w="2892"/>
+            <w:vAlign w:val="center"/>
+          </w:tcPr>
+          <w:p>
+            <w:pPr>
+              <w:jc w:val="center"/>
+            </w:pPr>
+            <w:r>
+              <w:rPr>
+                <w:rFonts w:ascii="DejaVu Sans" w:hAnsi="DejaVu Sans"/>
+                <w:sz w:val="12"/>
+              </w:rPr>
+              <w:t>+0.133</w:t>
+            </w:r>
+          </w:p>
+        </w:tc>
+      </w:tr>
+      <w:tr>
+        <w:tc>
+          <w:tcPr>
+            <w:tcW w:type="dxa" w:w="2892"/>
+            <w:vAlign w:val="center"/>
+          </w:tcPr>
+          <w:p>
+            <w:pPr>
+              <w:jc w:val="center"/>
+            </w:pPr>
+            <w:r>
+              <w:rPr>
+                <w:rFonts w:ascii="DejaVu Sans" w:hAnsi="DejaVu Sans"/>
+                <w:sz w:val="12"/>
+              </w:rPr>
+              <w:t>Overlap × High Mask Area</w:t>
+            </w:r>
+          </w:p>
+        </w:tc>
+        <w:tc>
+          <w:tcPr>
+            <w:tcW w:type="dxa" w:w="2892"/>
+            <w:vAlign w:val="center"/>
+          </w:tcPr>
+          <w:p>
+            <w:pPr>
+              <w:jc w:val="center"/>
+            </w:pPr>
+            <w:r>
+              <w:rPr>
+                <w:rFonts w:ascii="DejaVu Sans" w:hAnsi="DejaVu Sans"/>
+                <w:sz w:val="12"/>
+              </w:rPr>
+              <w:t>SAM1</w:t>
+            </w:r>
+          </w:p>
+        </w:tc>
+        <w:tc>
+          <w:tcPr>
+            <w:tcW w:type="dxa" w:w="2892"/>
+            <w:vAlign w:val="center"/>
+            <w:shd w:fill="83C77D"/>
+          </w:tcPr>
+          <w:p>
+            <w:pPr>
+              <w:jc w:val="center"/>
+            </w:pPr>
+            <w:r>
+              <w:rPr>
+                <w:rFonts w:ascii="DejaVu Sans" w:hAnsi="DejaVu Sans"/>
+                <w:sz w:val="12"/>
+              </w:rPr>
+              <w:t>0.897</w:t>
+            </w:r>
+          </w:p>
+        </w:tc>
+        <w:tc>
+          <w:tcPr>
+            <w:tcW w:type="dxa" w:w="2892"/>
+            <w:vAlign w:val="center"/>
+            <w:shd w:fill="AAD37F"/>
+          </w:tcPr>
+          <w:p>
+            <w:pPr>
+              <w:jc w:val="center"/>
+            </w:pPr>
+            <w:r>
+              <w:rPr>
+                <w:rFonts w:ascii="DejaVu Sans" w:hAnsi="DejaVu Sans"/>
+                <w:sz w:val="12"/>
+              </w:rPr>
+              <w:t>0.772</w:t>
+            </w:r>
+          </w:p>
+        </w:tc>
+        <w:tc>
+          <w:tcPr>
+            <w:tcW w:type="dxa" w:w="2892"/>
+            <w:vAlign w:val="center"/>
+          </w:tcPr>
+          <w:p>
+            <w:pPr>
+              <w:jc w:val="center"/>
+            </w:pPr>
+            <w:r>
+              <w:rPr>
+                <w:rFonts w:ascii="DejaVu Sans" w:hAnsi="DejaVu Sans"/>
+                <w:sz w:val="12"/>
+              </w:rPr>
+              <w:t>+0.124</w:t>
+            </w:r>
+          </w:p>
+        </w:tc>
+      </w:tr>
+      <w:tr>
+        <w:tc>
+          <w:tcPr>
+            <w:tcW w:type="dxa" w:w="2892"/>
+            <w:vAlign w:val="center"/>
+          </w:tcPr>
+          <w:p>
+            <w:pPr>
+              <w:jc w:val="center"/>
+            </w:pPr>
+            <w:r>
+              <w:rPr>
+                <w:rFonts w:ascii="DejaVu Sans" w:hAnsi="DejaVu Sans"/>
+                <w:sz w:val="12"/>
+              </w:rPr>
+              <w:t>Overlap × High Mask Area</w:t>
+            </w:r>
+          </w:p>
+        </w:tc>
+        <w:tc>
+          <w:tcPr>
+            <w:tcW w:type="dxa" w:w="2892"/>
+            <w:vAlign w:val="center"/>
+          </w:tcPr>
+          <w:p>
+            <w:pPr>
+              <w:jc w:val="center"/>
+            </w:pPr>
+            <w:r>
+              <w:rPr>
+                <w:rFonts w:ascii="DejaVu Sans" w:hAnsi="DejaVu Sans"/>
+                <w:sz w:val="12"/>
+              </w:rPr>
+              <w:t>SAM2</w:t>
+            </w:r>
+          </w:p>
+        </w:tc>
+        <w:tc>
+          <w:tcPr>
+            <w:tcW w:type="dxa" w:w="2892"/>
+            <w:vAlign w:val="center"/>
+            <w:shd w:fill="8CCA7D"/>
+          </w:tcPr>
+          <w:p>
+            <w:pPr>
+              <w:jc w:val="center"/>
+            </w:pPr>
+            <w:r>
+              <w:rPr>
+                <w:rFonts w:ascii="DejaVu Sans" w:hAnsi="DejaVu Sans"/>
+                <w:sz w:val="12"/>
+              </w:rPr>
+              <w:t>0.870</w:t>
+            </w:r>
+          </w:p>
+        </w:tc>
+        <w:tc>
+          <w:tcPr>
+            <w:tcW w:type="dxa" w:w="2892"/>
+            <w:vAlign w:val="center"/>
+            <w:shd w:fill="B0D47F"/>
+          </w:tcPr>
+          <w:p>
+            <w:pPr>
+              <w:jc w:val="center"/>
+            </w:pPr>
+            <w:r>
+              <w:rPr>
+                <w:rFonts w:ascii="DejaVu Sans" w:hAnsi="DejaVu Sans"/>
+                <w:sz w:val="12"/>
+              </w:rPr>
+              <w:t>0.753</w:t>
+            </w:r>
+          </w:p>
+        </w:tc>
+        <w:tc>
+          <w:tcPr>
+            <w:tcW w:type="dxa" w:w="2892"/>
+            <w:vAlign w:val="center"/>
+          </w:tcPr>
+          <w:p>
+            <w:pPr>
+              <w:jc w:val="center"/>
+            </w:pPr>
+            <w:r>
+              <w:rPr>
+                <w:rFonts w:ascii="DejaVu Sans" w:hAnsi="DejaVu Sans"/>
+                <w:sz w:val="12"/>
+              </w:rPr>
+              <w:t>+0.117</w:t>
+            </w:r>
+          </w:p>
+        </w:tc>
+      </w:tr>
+      <w:tr>
+        <w:tc>
+          <w:tcPr>
+            <w:tcW w:type="dxa" w:w="2892"/>
+            <w:vAlign w:val="center"/>
+          </w:tcPr>
+          <w:p>
+            <w:pPr>
+              <w:jc w:val="center"/>
+            </w:pPr>
+            <w:r>
+              <w:rPr>
+                <w:rFonts w:ascii="DejaVu Sans" w:hAnsi="DejaVu Sans"/>
+                <w:sz w:val="12"/>
+              </w:rPr>
+              <w:t>Overlap × High Mask Area</w:t>
+            </w:r>
+          </w:p>
+        </w:tc>
+        <w:tc>
+          <w:tcPr>
+            <w:tcW w:type="dxa" w:w="2892"/>
+            <w:vAlign w:val="center"/>
+          </w:tcPr>
+          <w:p>
+            <w:pPr>
+              <w:jc w:val="center"/>
+            </w:pPr>
+            <w:r>
+              <w:rPr>
+                <w:rFonts w:ascii="DejaVu Sans" w:hAnsi="DejaVu Sans"/>
+                <w:sz w:val="12"/>
+              </w:rPr>
+              <w:t>SAM3</w:t>
+            </w:r>
+          </w:p>
+        </w:tc>
+        <w:tc>
+          <w:tcPr>
+            <w:tcW w:type="dxa" w:w="2892"/>
+            <w:vAlign w:val="center"/>
+            <w:shd w:fill="89C97D"/>
+          </w:tcPr>
+          <w:p>
+            <w:pPr>
+              <w:jc w:val="center"/>
+            </w:pPr>
+            <w:r>
+              <w:rPr>
+                <w:rFonts w:ascii="DejaVu Sans" w:hAnsi="DejaVu Sans"/>
+                <w:sz w:val="12"/>
+              </w:rPr>
+              <w:t>0.879</w:t>
+            </w:r>
+          </w:p>
+        </w:tc>
+        <w:tc>
+          <w:tcPr>
+            <w:tcW w:type="dxa" w:w="2892"/>
+            <w:vAlign w:val="center"/>
+            <w:shd w:fill="B2D580"/>
+          </w:tcPr>
+          <w:p>
+            <w:pPr>
+              <w:jc w:val="center"/>
+            </w:pPr>
+            <w:r>
+              <w:rPr>
+                <w:rFonts w:ascii="DejaVu Sans" w:hAnsi="DejaVu Sans"/>
+                <w:sz w:val="12"/>
+              </w:rPr>
+              <w:t>0.748</w:t>
+            </w:r>
+          </w:p>
+        </w:tc>
+        <w:tc>
+          <w:tcPr>
+            <w:tcW w:type="dxa" w:w="2892"/>
+            <w:vAlign w:val="center"/>
+          </w:tcPr>
+          <w:p>
+            <w:pPr>
+              <w:jc w:val="center"/>
+            </w:pPr>
+            <w:r>
+              <w:rPr>
+                <w:rFonts w:ascii="DejaVu Sans" w:hAnsi="DejaVu Sans"/>
+                <w:sz w:val="12"/>
+              </w:rPr>
+              <w:t>+0.131</w:t>
+            </w:r>
+          </w:p>
+        </w:tc>
+      </w:tr>
+    </w:tbl>
+    <w:p>
+      <w:pPr>
+        <w:pStyle w:val="Heading2"/>
+      </w:pPr>
+      <w:r>
+        <w:t>Temel Referanstan Kendi Etiketine Geçince Puan Değişimi · YOLO bbox</w:t>
+      </w:r>
+    </w:p>
+    <w:p>
+      <w:pPr>
+        <w:spacing w:after="80"/>
+      </w:pPr>
+      <w:r>
+        <w:rPr>
+          <w:rFonts w:ascii="DejaVu Sans" w:hAnsi="DejaVu Sans"/>
+          <w:sz w:val="16"/>
+        </w:rPr>
+        <w:t>Aynı tahmin sabit tutulur; yalnız puanın hesaplandığı referans maske değişir.</w:t>
       </w:r>
     </w:p>
     <w:tbl>
@@ -8047,7 +5939,7 @@
                 <w:color w:val="FFFFFF"/>
                 <w:sz w:val="13"/>
               </w:rPr>
-              <w:t>BBox</w:t>
+              <w:t>Model</w:t>
             </w:r>
           </w:p>
         </w:tc>
@@ -8063,7 +5955,7 @@
                 <w:color w:val="FFFFFF"/>
                 <w:sz w:val="13"/>
               </w:rPr>
-              <w:t>Referans</w:t>
+              <w:t>Yayımlanmış Etiketle IoU</w:t>
             </w:r>
           </w:p>
         </w:tc>
@@ -8079,7 +5971,7 @@
                 <w:color w:val="FFFFFF"/>
                 <w:sz w:val="13"/>
               </w:rPr>
-              <w:t>Sıralama</w:t>
+              <w:t>Kendi Etiketiyle IoU</w:t>
             </w:r>
           </w:p>
         </w:tc>
@@ -8095,7 +5987,7 @@
                 <w:color w:val="FFFFFF"/>
                 <w:sz w:val="13"/>
               </w:rPr>
-              <w:t>Temele Göre Değişen Sıra</w:t>
+              <w:t>Puan Değişimi</w:t>
             </w:r>
           </w:p>
         </w:tc>
@@ -8115,7 +6007,7 @@
                 <w:rFonts w:ascii="DejaVu Sans" w:hAnsi="DejaVu Sans"/>
                 <w:sz w:val="12"/>
               </w:rPr>
-              <w:t>GT bbox</w:t>
+              <w:t>SAM1</w:t>
             </w:r>
           </w:p>
         </w:tc>
@@ -8123,6 +6015,7 @@
           <w:tcPr>
             <w:tcW w:type="dxa" w:w="3614"/>
             <w:vAlign w:val="center"/>
+            <w:shd w:fill="9DCF7E"/>
           </w:tcPr>
           <w:p>
             <w:pPr>
@@ -8133,7 +6026,7 @@
                 <w:rFonts w:ascii="DejaVu Sans" w:hAnsi="DejaVu Sans"/>
                 <w:sz w:val="12"/>
               </w:rPr>
-              <w:t>Yayımlanmış SAMRS</w:t>
+              <w:t>0.813</w:t>
             </w:r>
           </w:p>
         </w:tc>
@@ -8141,6 +6034,7 @@
           <w:tcPr>
             <w:tcW w:type="dxa" w:w="3614"/>
             <w:vAlign w:val="center"/>
+            <w:shd w:fill="9CCE7E"/>
           </w:tcPr>
           <w:p>
             <w:pPr>
@@ -8151,7 +6045,7 @@
                 <w:rFonts w:ascii="DejaVu Sans" w:hAnsi="DejaVu Sans"/>
                 <w:sz w:val="12"/>
               </w:rPr>
-              <w:t>SAM1 &gt; SAM3 &gt; SAM2</w:t>
+              <w:t>0.818</w:t>
             </w:r>
           </w:p>
         </w:tc>
@@ -8169,7 +6063,7 @@
                 <w:rFonts w:ascii="DejaVu Sans" w:hAnsi="DejaVu Sans"/>
                 <w:sz w:val="12"/>
               </w:rPr>
-              <w:t>0</w:t>
+              <w:t>+0.005</w:t>
             </w:r>
           </w:p>
         </w:tc>
@@ -8189,7 +6083,7 @@
                 <w:rFonts w:ascii="DejaVu Sans" w:hAnsi="DejaVu Sans"/>
                 <w:sz w:val="12"/>
               </w:rPr>
-              <w:t>GT bbox</w:t>
+              <w:t>SAM2</w:t>
             </w:r>
           </w:p>
         </w:tc>
@@ -8197,6 +6091,7 @@
           <w:tcPr>
             <w:tcW w:type="dxa" w:w="3614"/>
             <w:vAlign w:val="center"/>
+            <w:shd w:fill="C7DB81"/>
           </w:tcPr>
           <w:p>
             <w:pPr>
@@ -8207,7 +6102,7 @@
                 <w:rFonts w:ascii="DejaVu Sans" w:hAnsi="DejaVu Sans"/>
                 <w:sz w:val="12"/>
               </w:rPr>
-              <w:t>Yeniden SAM1</w:t>
+              <w:t>0.679</w:t>
             </w:r>
           </w:p>
         </w:tc>
@@ -8215,6 +6110,7 @@
           <w:tcPr>
             <w:tcW w:type="dxa" w:w="3614"/>
             <w:vAlign w:val="center"/>
+            <w:shd w:fill="A6D17F"/>
           </w:tcPr>
           <w:p>
             <w:pPr>
@@ -8225,7 +6121,7 @@
                 <w:rFonts w:ascii="DejaVu Sans" w:hAnsi="DejaVu Sans"/>
                 <w:sz w:val="12"/>
               </w:rPr>
-              <w:t>SAM1 &gt; SAM3 &gt; SAM2</w:t>
+              <w:t>0.785</w:t>
             </w:r>
           </w:p>
         </w:tc>
@@ -8243,7 +6139,7 @@
                 <w:rFonts w:ascii="DejaVu Sans" w:hAnsi="DejaVu Sans"/>
                 <w:sz w:val="12"/>
               </w:rPr>
-              <w:t>0</w:t>
+              <w:t>+0.106</w:t>
             </w:r>
           </w:p>
         </w:tc>
@@ -8263,7 +6159,7 @@
                 <w:rFonts w:ascii="DejaVu Sans" w:hAnsi="DejaVu Sans"/>
                 <w:sz w:val="12"/>
               </w:rPr>
-              <w:t>GT bbox</w:t>
+              <w:t>SAM3</w:t>
             </w:r>
           </w:p>
         </w:tc>
@@ -8271,6 +6167,7 @@
           <w:tcPr>
             <w:tcW w:type="dxa" w:w="3614"/>
             <w:vAlign w:val="center"/>
+            <w:shd w:fill="C3DA81"/>
           </w:tcPr>
           <w:p>
             <w:pPr>
@@ -8281,7 +6178,7 @@
                 <w:rFonts w:ascii="DejaVu Sans" w:hAnsi="DejaVu Sans"/>
                 <w:sz w:val="12"/>
               </w:rPr>
-              <w:t>SAM2 pseudo</w:t>
+              <w:t>0.691</w:t>
             </w:r>
           </w:p>
         </w:tc>
@@ -8289,6 +6186,7 @@
           <w:tcPr>
             <w:tcW w:type="dxa" w:w="3614"/>
             <w:vAlign w:val="center"/>
+            <w:shd w:fill="A2D07F"/>
           </w:tcPr>
           <w:p>
             <w:pPr>
@@ -8299,7 +6197,7 @@
                 <w:rFonts w:ascii="DejaVu Sans" w:hAnsi="DejaVu Sans"/>
                 <w:sz w:val="12"/>
               </w:rPr>
-              <w:t>SAM2 &gt; SAM1 &gt; SAM3</w:t>
+              <w:t>0.799</w:t>
             </w:r>
           </w:p>
         </w:tc>
@@ -8317,377 +6215,7 @@
                 <w:rFonts w:ascii="DejaVu Sans" w:hAnsi="DejaVu Sans"/>
                 <w:sz w:val="12"/>
               </w:rPr>
-              <w:t>3</w:t>
-            </w:r>
-          </w:p>
-        </w:tc>
-      </w:tr>
-      <w:tr>
-        <w:tc>
-          <w:tcPr>
-            <w:tcW w:type="dxa" w:w="3614"/>
-            <w:vAlign w:val="center"/>
-          </w:tcPr>
-          <w:p>
-            <w:pPr>
-              <w:jc w:val="center"/>
-            </w:pPr>
-            <w:r>
-              <w:rPr>
-                <w:rFonts w:ascii="DejaVu Sans" w:hAnsi="DejaVu Sans"/>
-                <w:sz w:val="12"/>
-              </w:rPr>
-              <w:t>GT bbox</w:t>
-            </w:r>
-          </w:p>
-        </w:tc>
-        <w:tc>
-          <w:tcPr>
-            <w:tcW w:type="dxa" w:w="3614"/>
-            <w:vAlign w:val="center"/>
-          </w:tcPr>
-          <w:p>
-            <w:pPr>
-              <w:jc w:val="center"/>
-            </w:pPr>
-            <w:r>
-              <w:rPr>
-                <w:rFonts w:ascii="DejaVu Sans" w:hAnsi="DejaVu Sans"/>
-                <w:sz w:val="12"/>
-              </w:rPr>
-              <w:t>SAM3 pseudo</w:t>
-            </w:r>
-          </w:p>
-        </w:tc>
-        <w:tc>
-          <w:tcPr>
-            <w:tcW w:type="dxa" w:w="3614"/>
-            <w:vAlign w:val="center"/>
-          </w:tcPr>
-          <w:p>
-            <w:pPr>
-              <w:jc w:val="center"/>
-            </w:pPr>
-            <w:r>
-              <w:rPr>
-                <w:rFonts w:ascii="DejaVu Sans" w:hAnsi="DejaVu Sans"/>
-                <w:sz w:val="12"/>
-              </w:rPr>
-              <w:t>SAM3 &gt; SAM1 &gt; SAM2</w:t>
-            </w:r>
-          </w:p>
-        </w:tc>
-        <w:tc>
-          <w:tcPr>
-            <w:tcW w:type="dxa" w:w="3614"/>
-            <w:vAlign w:val="center"/>
-          </w:tcPr>
-          <w:p>
-            <w:pPr>
-              <w:jc w:val="center"/>
-            </w:pPr>
-            <w:r>
-              <w:rPr>
-                <w:rFonts w:ascii="DejaVu Sans" w:hAnsi="DejaVu Sans"/>
-                <w:sz w:val="12"/>
-              </w:rPr>
-              <w:t>2</w:t>
-            </w:r>
-          </w:p>
-        </w:tc>
-      </w:tr>
-      <w:tr>
-        <w:tc>
-          <w:tcPr>
-            <w:tcW w:type="dxa" w:w="3614"/>
-            <w:vAlign w:val="center"/>
-          </w:tcPr>
-          <w:p>
-            <w:pPr>
-              <w:jc w:val="center"/>
-            </w:pPr>
-            <w:r>
-              <w:rPr>
-                <w:rFonts w:ascii="DejaVu Sans" w:hAnsi="DejaVu Sans"/>
-                <w:sz w:val="12"/>
-              </w:rPr>
-              <w:t>YOLO bbox</w:t>
-            </w:r>
-          </w:p>
-        </w:tc>
-        <w:tc>
-          <w:tcPr>
-            <w:tcW w:type="dxa" w:w="3614"/>
-            <w:vAlign w:val="center"/>
-          </w:tcPr>
-          <w:p>
-            <w:pPr>
-              <w:jc w:val="center"/>
-            </w:pPr>
-            <w:r>
-              <w:rPr>
-                <w:rFonts w:ascii="DejaVu Sans" w:hAnsi="DejaVu Sans"/>
-                <w:sz w:val="12"/>
-              </w:rPr>
-              <w:t>Yayımlanmış SAMRS</w:t>
-            </w:r>
-          </w:p>
-        </w:tc>
-        <w:tc>
-          <w:tcPr>
-            <w:tcW w:type="dxa" w:w="3614"/>
-            <w:vAlign w:val="center"/>
-          </w:tcPr>
-          <w:p>
-            <w:pPr>
-              <w:jc w:val="center"/>
-            </w:pPr>
-            <w:r>
-              <w:rPr>
-                <w:rFonts w:ascii="DejaVu Sans" w:hAnsi="DejaVu Sans"/>
-                <w:sz w:val="12"/>
-              </w:rPr>
-              <w:t>SAM1 &gt; SAM3 &gt; SAM2</w:t>
-            </w:r>
-          </w:p>
-        </w:tc>
-        <w:tc>
-          <w:tcPr>
-            <w:tcW w:type="dxa" w:w="3614"/>
-            <w:vAlign w:val="center"/>
-          </w:tcPr>
-          <w:p>
-            <w:pPr>
-              <w:jc w:val="center"/>
-            </w:pPr>
-            <w:r>
-              <w:rPr>
-                <w:rFonts w:ascii="DejaVu Sans" w:hAnsi="DejaVu Sans"/>
-                <w:sz w:val="12"/>
-              </w:rPr>
-              <w:t>0</w:t>
-            </w:r>
-          </w:p>
-        </w:tc>
-      </w:tr>
-      <w:tr>
-        <w:tc>
-          <w:tcPr>
-            <w:tcW w:type="dxa" w:w="3614"/>
-            <w:vAlign w:val="center"/>
-          </w:tcPr>
-          <w:p>
-            <w:pPr>
-              <w:jc w:val="center"/>
-            </w:pPr>
-            <w:r>
-              <w:rPr>
-                <w:rFonts w:ascii="DejaVu Sans" w:hAnsi="DejaVu Sans"/>
-                <w:sz w:val="12"/>
-              </w:rPr>
-              <w:t>YOLO bbox</w:t>
-            </w:r>
-          </w:p>
-        </w:tc>
-        <w:tc>
-          <w:tcPr>
-            <w:tcW w:type="dxa" w:w="3614"/>
-            <w:vAlign w:val="center"/>
-          </w:tcPr>
-          <w:p>
-            <w:pPr>
-              <w:jc w:val="center"/>
-            </w:pPr>
-            <w:r>
-              <w:rPr>
-                <w:rFonts w:ascii="DejaVu Sans" w:hAnsi="DejaVu Sans"/>
-                <w:sz w:val="12"/>
-              </w:rPr>
-              <w:t>Yeniden SAM1</w:t>
-            </w:r>
-          </w:p>
-        </w:tc>
-        <w:tc>
-          <w:tcPr>
-            <w:tcW w:type="dxa" w:w="3614"/>
-            <w:vAlign w:val="center"/>
-          </w:tcPr>
-          <w:p>
-            <w:pPr>
-              <w:jc w:val="center"/>
-            </w:pPr>
-            <w:r>
-              <w:rPr>
-                <w:rFonts w:ascii="DejaVu Sans" w:hAnsi="DejaVu Sans"/>
-                <w:sz w:val="12"/>
-              </w:rPr>
-              <w:t>SAM1 &gt; SAM3 &gt; SAM2</w:t>
-            </w:r>
-          </w:p>
-        </w:tc>
-        <w:tc>
-          <w:tcPr>
-            <w:tcW w:type="dxa" w:w="3614"/>
-            <w:vAlign w:val="center"/>
-          </w:tcPr>
-          <w:p>
-            <w:pPr>
-              <w:jc w:val="center"/>
-            </w:pPr>
-            <w:r>
-              <w:rPr>
-                <w:rFonts w:ascii="DejaVu Sans" w:hAnsi="DejaVu Sans"/>
-                <w:sz w:val="12"/>
-              </w:rPr>
-              <w:t>0</w:t>
-            </w:r>
-          </w:p>
-        </w:tc>
-      </w:tr>
-      <w:tr>
-        <w:tc>
-          <w:tcPr>
-            <w:tcW w:type="dxa" w:w="3614"/>
-            <w:vAlign w:val="center"/>
-          </w:tcPr>
-          <w:p>
-            <w:pPr>
-              <w:jc w:val="center"/>
-            </w:pPr>
-            <w:r>
-              <w:rPr>
-                <w:rFonts w:ascii="DejaVu Sans" w:hAnsi="DejaVu Sans"/>
-                <w:sz w:val="12"/>
-              </w:rPr>
-              <w:t>YOLO bbox</w:t>
-            </w:r>
-          </w:p>
-        </w:tc>
-        <w:tc>
-          <w:tcPr>
-            <w:tcW w:type="dxa" w:w="3614"/>
-            <w:vAlign w:val="center"/>
-          </w:tcPr>
-          <w:p>
-            <w:pPr>
-              <w:jc w:val="center"/>
-            </w:pPr>
-            <w:r>
-              <w:rPr>
-                <w:rFonts w:ascii="DejaVu Sans" w:hAnsi="DejaVu Sans"/>
-                <w:sz w:val="12"/>
-              </w:rPr>
-              <w:t>SAM2 pseudo</w:t>
-            </w:r>
-          </w:p>
-        </w:tc>
-        <w:tc>
-          <w:tcPr>
-            <w:tcW w:type="dxa" w:w="3614"/>
-            <w:vAlign w:val="center"/>
-          </w:tcPr>
-          <w:p>
-            <w:pPr>
-              <w:jc w:val="center"/>
-            </w:pPr>
-            <w:r>
-              <w:rPr>
-                <w:rFonts w:ascii="DejaVu Sans" w:hAnsi="DejaVu Sans"/>
-                <w:sz w:val="12"/>
-              </w:rPr>
-              <w:t>SAM2 &gt; SAM1 &gt; SAM3</w:t>
-            </w:r>
-          </w:p>
-        </w:tc>
-        <w:tc>
-          <w:tcPr>
-            <w:tcW w:type="dxa" w:w="3614"/>
-            <w:vAlign w:val="center"/>
-          </w:tcPr>
-          <w:p>
-            <w:pPr>
-              <w:jc w:val="center"/>
-            </w:pPr>
-            <w:r>
-              <w:rPr>
-                <w:rFonts w:ascii="DejaVu Sans" w:hAnsi="DejaVu Sans"/>
-                <w:sz w:val="12"/>
-              </w:rPr>
-              <w:t>3</w:t>
-            </w:r>
-          </w:p>
-        </w:tc>
-      </w:tr>
-      <w:tr>
-        <w:tc>
-          <w:tcPr>
-            <w:tcW w:type="dxa" w:w="3614"/>
-            <w:vAlign w:val="center"/>
-          </w:tcPr>
-          <w:p>
-            <w:pPr>
-              <w:jc w:val="center"/>
-            </w:pPr>
-            <w:r>
-              <w:rPr>
-                <w:rFonts w:ascii="DejaVu Sans" w:hAnsi="DejaVu Sans"/>
-                <w:sz w:val="12"/>
-              </w:rPr>
-              <w:t>YOLO bbox</w:t>
-            </w:r>
-          </w:p>
-        </w:tc>
-        <w:tc>
-          <w:tcPr>
-            <w:tcW w:type="dxa" w:w="3614"/>
-            <w:vAlign w:val="center"/>
-          </w:tcPr>
-          <w:p>
-            <w:pPr>
-              <w:jc w:val="center"/>
-            </w:pPr>
-            <w:r>
-              <w:rPr>
-                <w:rFonts w:ascii="DejaVu Sans" w:hAnsi="DejaVu Sans"/>
-                <w:sz w:val="12"/>
-              </w:rPr>
-              <w:t>SAM3 pseudo</w:t>
-            </w:r>
-          </w:p>
-        </w:tc>
-        <w:tc>
-          <w:tcPr>
-            <w:tcW w:type="dxa" w:w="3614"/>
-            <w:vAlign w:val="center"/>
-          </w:tcPr>
-          <w:p>
-            <w:pPr>
-              <w:jc w:val="center"/>
-            </w:pPr>
-            <w:r>
-              <w:rPr>
-                <w:rFonts w:ascii="DejaVu Sans" w:hAnsi="DejaVu Sans"/>
-                <w:sz w:val="12"/>
-              </w:rPr>
-              <w:t>SAM3 &gt; SAM1 &gt; SAM2</w:t>
-            </w:r>
-          </w:p>
-        </w:tc>
-        <w:tc>
-          <w:tcPr>
-            <w:tcW w:type="dxa" w:w="3614"/>
-            <w:vAlign w:val="center"/>
-          </w:tcPr>
-          <w:p>
-            <w:pPr>
-              <w:jc w:val="center"/>
-            </w:pPr>
-            <w:r>
-              <w:rPr>
-                <w:rFonts w:ascii="DejaVu Sans" w:hAnsi="DejaVu Sans"/>
-                <w:sz w:val="12"/>
-              </w:rPr>
-              <w:t>2</w:t>
+              <w:t>+0.108</w:t>
             </w:r>
           </w:p>
         </w:tc>
@@ -8698,7 +6226,557 @@
         <w:pStyle w:val="Heading2"/>
       </w:pPr>
       <w:r>
-        <w:t>Boş Referans Denetimi</w:t>
+        <w:t>Referans Maskeler Birbirine Ne Kadar Benziyor?</w:t>
+      </w:r>
+    </w:p>
+    <w:p>
+      <w:pPr>
+        <w:spacing w:after="80"/>
+      </w:pPr>
+      <w:r>
+        <w:rPr>
+          <w:rFonts w:ascii="DejaVu Sans" w:hAnsi="DejaVu Sans"/>
+          <w:sz w:val="16"/>
+        </w:rPr>
+        <w:t>Bu tablo model başarısını değil, iki referans maske kümesinin birbirine benzerliğini gösterir.</w:t>
+      </w:r>
+    </w:p>
+    <w:tbl>
+      <w:tblPr>
+        <w:tblStyle w:val="TableGrid"/>
+        <w:tblW w:type="auto" w:w="0"/>
+        <w:jc w:val="center"/>
+        <w:tblLook w:firstColumn="1" w:firstRow="1" w:lastColumn="0" w:lastRow="0" w:noHBand="0" w:noVBand="1" w:val="04A0"/>
+      </w:tblPr>
+      <w:tblGrid>
+        <w:gridCol w:w="3614"/>
+        <w:gridCol w:w="3614"/>
+        <w:gridCol w:w="3614"/>
+        <w:gridCol w:w="3614"/>
+      </w:tblGrid>
+      <w:tr>
+        <w:tc>
+          <w:tcPr>
+            <w:tcW w:type="dxa" w:w="3614"/>
+            <w:shd w:fill="1F4E79"/>
+          </w:tcPr>
+          <w:p>
+            <w:r>
+              <w:rPr>
+                <w:b/>
+                <w:color w:val="FFFFFF"/>
+                <w:sz w:val="13"/>
+              </w:rPr>
+              <w:t>Referans A</w:t>
+            </w:r>
+          </w:p>
+        </w:tc>
+        <w:tc>
+          <w:tcPr>
+            <w:tcW w:type="dxa" w:w="3614"/>
+            <w:shd w:fill="1F4E79"/>
+          </w:tcPr>
+          <w:p>
+            <w:r>
+              <w:rPr>
+                <w:b/>
+                <w:color w:val="FFFFFF"/>
+                <w:sz w:val="13"/>
+              </w:rPr>
+              <w:t>Referans B</w:t>
+            </w:r>
+          </w:p>
+        </w:tc>
+        <w:tc>
+          <w:tcPr>
+            <w:tcW w:type="dxa" w:w="3614"/>
+            <w:shd w:fill="1F4E79"/>
+          </w:tcPr>
+          <w:p>
+            <w:r>
+              <w:rPr>
+                <w:b/>
+                <w:color w:val="FFFFFF"/>
+                <w:sz w:val="13"/>
+              </w:rPr>
+              <w:t>Maskeler Arası Ortalama IoU</w:t>
+            </w:r>
+          </w:p>
+        </w:tc>
+        <w:tc>
+          <w:tcPr>
+            <w:tcW w:type="dxa" w:w="3614"/>
+            <w:shd w:fill="1F4E79"/>
+          </w:tcPr>
+          <w:p>
+            <w:r>
+              <w:rPr>
+                <w:b/>
+                <w:color w:val="FFFFFF"/>
+                <w:sz w:val="13"/>
+              </w:rPr>
+              <w:t>Nesne Sayısı</w:t>
+            </w:r>
+          </w:p>
+        </w:tc>
+      </w:tr>
+      <w:tr>
+        <w:tc>
+          <w:tcPr>
+            <w:tcW w:type="dxa" w:w="3614"/>
+            <w:vAlign w:val="center"/>
+          </w:tcPr>
+          <w:p>
+            <w:pPr>
+              <w:jc w:val="center"/>
+            </w:pPr>
+            <w:r>
+              <w:rPr>
+                <w:rFonts w:ascii="DejaVu Sans" w:hAnsi="DejaVu Sans"/>
+                <w:sz w:val="12"/>
+              </w:rPr>
+              <w:t>Yayımlanmış SAMRS</w:t>
+            </w:r>
+          </w:p>
+        </w:tc>
+        <w:tc>
+          <w:tcPr>
+            <w:tcW w:type="dxa" w:w="3614"/>
+            <w:vAlign w:val="center"/>
+          </w:tcPr>
+          <w:p>
+            <w:pPr>
+              <w:jc w:val="center"/>
+            </w:pPr>
+            <w:r>
+              <w:rPr>
+                <w:rFonts w:ascii="DejaVu Sans" w:hAnsi="DejaVu Sans"/>
+                <w:sz w:val="12"/>
+              </w:rPr>
+              <w:t>Yeniden SAM1</w:t>
+            </w:r>
+          </w:p>
+        </w:tc>
+        <w:tc>
+          <w:tcPr>
+            <w:tcW w:type="dxa" w:w="3614"/>
+            <w:vAlign w:val="center"/>
+            <w:shd w:fill="66BF7B"/>
+          </w:tcPr>
+          <w:p>
+            <w:pPr>
+              <w:jc w:val="center"/>
+            </w:pPr>
+            <w:r>
+              <w:rPr>
+                <w:rFonts w:ascii="DejaVu Sans" w:hAnsi="DejaVu Sans"/>
+                <w:sz w:val="12"/>
+              </w:rPr>
+              <w:t>0.991</w:t>
+            </w:r>
+          </w:p>
+        </w:tc>
+        <w:tc>
+          <w:tcPr>
+            <w:tcW w:type="dxa" w:w="3614"/>
+            <w:vAlign w:val="center"/>
+          </w:tcPr>
+          <w:p>
+            <w:pPr>
+              <w:jc w:val="center"/>
+            </w:pPr>
+            <w:r>
+              <w:rPr>
+                <w:rFonts w:ascii="DejaVu Sans" w:hAnsi="DejaVu Sans"/>
+                <w:sz w:val="12"/>
+              </w:rPr>
+              <w:t>3713</w:t>
+            </w:r>
+          </w:p>
+        </w:tc>
+      </w:tr>
+      <w:tr>
+        <w:tc>
+          <w:tcPr>
+            <w:tcW w:type="dxa" w:w="3614"/>
+            <w:vAlign w:val="center"/>
+          </w:tcPr>
+          <w:p>
+            <w:pPr>
+              <w:jc w:val="center"/>
+            </w:pPr>
+            <w:r>
+              <w:rPr>
+                <w:rFonts w:ascii="DejaVu Sans" w:hAnsi="DejaVu Sans"/>
+                <w:sz w:val="12"/>
+              </w:rPr>
+              <w:t>Yayımlanmış SAMRS</w:t>
+            </w:r>
+          </w:p>
+        </w:tc>
+        <w:tc>
+          <w:tcPr>
+            <w:tcW w:type="dxa" w:w="3614"/>
+            <w:vAlign w:val="center"/>
+          </w:tcPr>
+          <w:p>
+            <w:pPr>
+              <w:jc w:val="center"/>
+            </w:pPr>
+            <w:r>
+              <w:rPr>
+                <w:rFonts w:ascii="DejaVu Sans" w:hAnsi="DejaVu Sans"/>
+                <w:sz w:val="12"/>
+              </w:rPr>
+              <w:t>SAM2 pseudo</w:t>
+            </w:r>
+          </w:p>
+        </w:tc>
+        <w:tc>
+          <w:tcPr>
+            <w:tcW w:type="dxa" w:w="3614"/>
+            <w:vAlign w:val="center"/>
+            <w:shd w:fill="A7D27F"/>
+          </w:tcPr>
+          <w:p>
+            <w:pPr>
+              <w:jc w:val="center"/>
+            </w:pPr>
+            <w:r>
+              <w:rPr>
+                <w:rFonts w:ascii="DejaVu Sans" w:hAnsi="DejaVu Sans"/>
+                <w:sz w:val="12"/>
+              </w:rPr>
+              <w:t>0.781</w:t>
+            </w:r>
+          </w:p>
+        </w:tc>
+        <w:tc>
+          <w:tcPr>
+            <w:tcW w:type="dxa" w:w="3614"/>
+            <w:vAlign w:val="center"/>
+          </w:tcPr>
+          <w:p>
+            <w:pPr>
+              <w:jc w:val="center"/>
+            </w:pPr>
+            <w:r>
+              <w:rPr>
+                <w:rFonts w:ascii="DejaVu Sans" w:hAnsi="DejaVu Sans"/>
+                <w:sz w:val="12"/>
+              </w:rPr>
+              <w:t>3713</w:t>
+            </w:r>
+          </w:p>
+        </w:tc>
+      </w:tr>
+      <w:tr>
+        <w:tc>
+          <w:tcPr>
+            <w:tcW w:type="dxa" w:w="3614"/>
+            <w:vAlign w:val="center"/>
+          </w:tcPr>
+          <w:p>
+            <w:pPr>
+              <w:jc w:val="center"/>
+            </w:pPr>
+            <w:r>
+              <w:rPr>
+                <w:rFonts w:ascii="DejaVu Sans" w:hAnsi="DejaVu Sans"/>
+                <w:sz w:val="12"/>
+              </w:rPr>
+              <w:t>Yayımlanmış SAMRS</w:t>
+            </w:r>
+          </w:p>
+        </w:tc>
+        <w:tc>
+          <w:tcPr>
+            <w:tcW w:type="dxa" w:w="3614"/>
+            <w:vAlign w:val="center"/>
+          </w:tcPr>
+          <w:p>
+            <w:pPr>
+              <w:jc w:val="center"/>
+            </w:pPr>
+            <w:r>
+              <w:rPr>
+                <w:rFonts w:ascii="DejaVu Sans" w:hAnsi="DejaVu Sans"/>
+                <w:sz w:val="12"/>
+              </w:rPr>
+              <w:t>SAM3 pseudo</w:t>
+            </w:r>
+          </w:p>
+        </w:tc>
+        <w:tc>
+          <w:tcPr>
+            <w:tcW w:type="dxa" w:w="3614"/>
+            <w:vAlign w:val="center"/>
+            <w:shd w:fill="9FCF7E"/>
+          </w:tcPr>
+          <w:p>
+            <w:pPr>
+              <w:jc w:val="center"/>
+            </w:pPr>
+            <w:r>
+              <w:rPr>
+                <w:rFonts w:ascii="DejaVu Sans" w:hAnsi="DejaVu Sans"/>
+                <w:sz w:val="12"/>
+              </w:rPr>
+              <w:t>0.808</w:t>
+            </w:r>
+          </w:p>
+        </w:tc>
+        <w:tc>
+          <w:tcPr>
+            <w:tcW w:type="dxa" w:w="3614"/>
+            <w:vAlign w:val="center"/>
+          </w:tcPr>
+          <w:p>
+            <w:pPr>
+              <w:jc w:val="center"/>
+            </w:pPr>
+            <w:r>
+              <w:rPr>
+                <w:rFonts w:ascii="DejaVu Sans" w:hAnsi="DejaVu Sans"/>
+                <w:sz w:val="12"/>
+              </w:rPr>
+              <w:t>3713</w:t>
+            </w:r>
+          </w:p>
+        </w:tc>
+      </w:tr>
+      <w:tr>
+        <w:tc>
+          <w:tcPr>
+            <w:tcW w:type="dxa" w:w="3614"/>
+            <w:vAlign w:val="center"/>
+          </w:tcPr>
+          <w:p>
+            <w:pPr>
+              <w:jc w:val="center"/>
+            </w:pPr>
+            <w:r>
+              <w:rPr>
+                <w:rFonts w:ascii="DejaVu Sans" w:hAnsi="DejaVu Sans"/>
+                <w:sz w:val="12"/>
+              </w:rPr>
+              <w:t>Yeniden SAM1</w:t>
+            </w:r>
+          </w:p>
+        </w:tc>
+        <w:tc>
+          <w:tcPr>
+            <w:tcW w:type="dxa" w:w="3614"/>
+            <w:vAlign w:val="center"/>
+          </w:tcPr>
+          <w:p>
+            <w:pPr>
+              <w:jc w:val="center"/>
+            </w:pPr>
+            <w:r>
+              <w:rPr>
+                <w:rFonts w:ascii="DejaVu Sans" w:hAnsi="DejaVu Sans"/>
+                <w:sz w:val="12"/>
+              </w:rPr>
+              <w:t>SAM2 pseudo</w:t>
+            </w:r>
+          </w:p>
+        </w:tc>
+        <w:tc>
+          <w:tcPr>
+            <w:tcW w:type="dxa" w:w="3614"/>
+            <w:vAlign w:val="center"/>
+            <w:shd w:fill="A6D17F"/>
+          </w:tcPr>
+          <w:p>
+            <w:pPr>
+              <w:jc w:val="center"/>
+            </w:pPr>
+            <w:r>
+              <w:rPr>
+                <w:rFonts w:ascii="DejaVu Sans" w:hAnsi="DejaVu Sans"/>
+                <w:sz w:val="12"/>
+              </w:rPr>
+              <w:t>0.785</w:t>
+            </w:r>
+          </w:p>
+        </w:tc>
+        <w:tc>
+          <w:tcPr>
+            <w:tcW w:type="dxa" w:w="3614"/>
+            <w:vAlign w:val="center"/>
+          </w:tcPr>
+          <w:p>
+            <w:pPr>
+              <w:jc w:val="center"/>
+            </w:pPr>
+            <w:r>
+              <w:rPr>
+                <w:rFonts w:ascii="DejaVu Sans" w:hAnsi="DejaVu Sans"/>
+                <w:sz w:val="12"/>
+              </w:rPr>
+              <w:t>3713</w:t>
+            </w:r>
+          </w:p>
+        </w:tc>
+      </w:tr>
+      <w:tr>
+        <w:tc>
+          <w:tcPr>
+            <w:tcW w:type="dxa" w:w="3614"/>
+            <w:vAlign w:val="center"/>
+          </w:tcPr>
+          <w:p>
+            <w:pPr>
+              <w:jc w:val="center"/>
+            </w:pPr>
+            <w:r>
+              <w:rPr>
+                <w:rFonts w:ascii="DejaVu Sans" w:hAnsi="DejaVu Sans"/>
+                <w:sz w:val="12"/>
+              </w:rPr>
+              <w:t>Yeniden SAM1</w:t>
+            </w:r>
+          </w:p>
+        </w:tc>
+        <w:tc>
+          <w:tcPr>
+            <w:tcW w:type="dxa" w:w="3614"/>
+            <w:vAlign w:val="center"/>
+          </w:tcPr>
+          <w:p>
+            <w:pPr>
+              <w:jc w:val="center"/>
+            </w:pPr>
+            <w:r>
+              <w:rPr>
+                <w:rFonts w:ascii="DejaVu Sans" w:hAnsi="DejaVu Sans"/>
+                <w:sz w:val="12"/>
+              </w:rPr>
+              <w:t>SAM3 pseudo</w:t>
+            </w:r>
+          </w:p>
+        </w:tc>
+        <w:tc>
+          <w:tcPr>
+            <w:tcW w:type="dxa" w:w="3614"/>
+            <w:vAlign w:val="center"/>
+            <w:shd w:fill="9DCF7E"/>
+          </w:tcPr>
+          <w:p>
+            <w:pPr>
+              <w:jc w:val="center"/>
+            </w:pPr>
+            <w:r>
+              <w:rPr>
+                <w:rFonts w:ascii="DejaVu Sans" w:hAnsi="DejaVu Sans"/>
+                <w:sz w:val="12"/>
+              </w:rPr>
+              <w:t>0.813</w:t>
+            </w:r>
+          </w:p>
+        </w:tc>
+        <w:tc>
+          <w:tcPr>
+            <w:tcW w:type="dxa" w:w="3614"/>
+            <w:vAlign w:val="center"/>
+          </w:tcPr>
+          <w:p>
+            <w:pPr>
+              <w:jc w:val="center"/>
+            </w:pPr>
+            <w:r>
+              <w:rPr>
+                <w:rFonts w:ascii="DejaVu Sans" w:hAnsi="DejaVu Sans"/>
+                <w:sz w:val="12"/>
+              </w:rPr>
+              <w:t>3713</w:t>
+            </w:r>
+          </w:p>
+        </w:tc>
+      </w:tr>
+      <w:tr>
+        <w:tc>
+          <w:tcPr>
+            <w:tcW w:type="dxa" w:w="3614"/>
+            <w:vAlign w:val="center"/>
+          </w:tcPr>
+          <w:p>
+            <w:pPr>
+              <w:jc w:val="center"/>
+            </w:pPr>
+            <w:r>
+              <w:rPr>
+                <w:rFonts w:ascii="DejaVu Sans" w:hAnsi="DejaVu Sans"/>
+                <w:sz w:val="12"/>
+              </w:rPr>
+              <w:t>SAM2 pseudo</w:t>
+            </w:r>
+          </w:p>
+        </w:tc>
+        <w:tc>
+          <w:tcPr>
+            <w:tcW w:type="dxa" w:w="3614"/>
+            <w:vAlign w:val="center"/>
+          </w:tcPr>
+          <w:p>
+            <w:pPr>
+              <w:jc w:val="center"/>
+            </w:pPr>
+            <w:r>
+              <w:rPr>
+                <w:rFonts w:ascii="DejaVu Sans" w:hAnsi="DejaVu Sans"/>
+                <w:sz w:val="12"/>
+              </w:rPr>
+              <w:t>SAM3 pseudo</w:t>
+            </w:r>
+          </w:p>
+        </w:tc>
+        <w:tc>
+          <w:tcPr>
+            <w:tcW w:type="dxa" w:w="3614"/>
+            <w:vAlign w:val="center"/>
+            <w:shd w:fill="B1D47F"/>
+          </w:tcPr>
+          <w:p>
+            <w:pPr>
+              <w:jc w:val="center"/>
+            </w:pPr>
+            <w:r>
+              <w:rPr>
+                <w:rFonts w:ascii="DejaVu Sans" w:hAnsi="DejaVu Sans"/>
+                <w:sz w:val="12"/>
+              </w:rPr>
+              <w:t>0.751</w:t>
+            </w:r>
+          </w:p>
+        </w:tc>
+        <w:tc>
+          <w:tcPr>
+            <w:tcW w:type="dxa" w:w="3614"/>
+            <w:vAlign w:val="center"/>
+          </w:tcPr>
+          <w:p>
+            <w:pPr>
+              <w:jc w:val="center"/>
+            </w:pPr>
+            <w:r>
+              <w:rPr>
+                <w:rFonts w:ascii="DejaVu Sans" w:hAnsi="DejaVu Sans"/>
+                <w:sz w:val="12"/>
+              </w:rPr>
+              <w:t>3713</w:t>
+            </w:r>
+          </w:p>
+        </w:tc>
+      </w:tr>
+    </w:tbl>
+    <w:p>
+      <w:pPr>
+        <w:pStyle w:val="Heading2"/>
+      </w:pPr>
+      <w:r>
+        <w:t>Referansa Göre Model Sırası</w:t>
       </w:r>
     </w:p>
     <w:tbl>
@@ -8726,7 +6804,7 @@
                 <w:color w:val="FFFFFF"/>
                 <w:sz w:val="13"/>
               </w:rPr>
-              <w:t>Referans</w:t>
+              <w:t>BBox</w:t>
             </w:r>
           </w:p>
         </w:tc>
@@ -8742,7 +6820,7 @@
                 <w:color w:val="FFFFFF"/>
                 <w:sz w:val="13"/>
               </w:rPr>
-              <w:t>Boş Maske</w:t>
+              <w:t>Referans</w:t>
             </w:r>
           </w:p>
         </w:tc>
@@ -8758,7 +6836,7 @@
                 <w:color w:val="FFFFFF"/>
                 <w:sz w:val="13"/>
               </w:rPr>
-              <w:t>Boş Oranı</w:t>
+              <w:t>Sıralama</w:t>
             </w:r>
           </w:p>
         </w:tc>
@@ -8778,7 +6856,7 @@
                 <w:rFonts w:ascii="DejaVu Sans" w:hAnsi="DejaVu Sans"/>
                 <w:sz w:val="12"/>
               </w:rPr>
-              <w:t>SAM2 pseudo</w:t>
+              <w:t>GT bbox</w:t>
             </w:r>
           </w:p>
         </w:tc>
@@ -8796,7 +6874,7 @@
                 <w:rFonts w:ascii="DejaVu Sans" w:hAnsi="DejaVu Sans"/>
                 <w:sz w:val="12"/>
               </w:rPr>
-              <w:t>0</w:t>
+              <w:t>Yayımlanmış SAMRS</w:t>
             </w:r>
           </w:p>
         </w:tc>
@@ -8814,7 +6892,7 @@
                 <w:rFonts w:ascii="DejaVu Sans" w:hAnsi="DejaVu Sans"/>
                 <w:sz w:val="12"/>
               </w:rPr>
-              <w:t>0.0000</w:t>
+              <w:t>SAM1 &gt; SAM3 &gt; SAM2</w:t>
             </w:r>
           </w:p>
         </w:tc>
@@ -8834,7 +6912,7 @@
                 <w:rFonts w:ascii="DejaVu Sans" w:hAnsi="DejaVu Sans"/>
                 <w:sz w:val="12"/>
               </w:rPr>
-              <w:t>SAM3 pseudo</w:t>
+              <w:t>GT bbox</w:t>
             </w:r>
           </w:p>
         </w:tc>
@@ -8852,7 +6930,7 @@
                 <w:rFonts w:ascii="DejaVu Sans" w:hAnsi="DejaVu Sans"/>
                 <w:sz w:val="12"/>
               </w:rPr>
-              <w:t>0</w:t>
+              <w:t>Yeniden SAM1</w:t>
             </w:r>
           </w:p>
         </w:tc>
@@ -8870,7 +6948,7 @@
                 <w:rFonts w:ascii="DejaVu Sans" w:hAnsi="DejaVu Sans"/>
                 <w:sz w:val="12"/>
               </w:rPr>
-              <w:t>0.0000</w:t>
+              <w:t>SAM1 &gt; SAM3 &gt; SAM2</w:t>
             </w:r>
           </w:p>
         </w:tc>
@@ -8890,7 +6968,7 @@
                 <w:rFonts w:ascii="DejaVu Sans" w:hAnsi="DejaVu Sans"/>
                 <w:sz w:val="12"/>
               </w:rPr>
-              <w:t>Yayımlanmış SAMRS</w:t>
+              <w:t>GT bbox</w:t>
             </w:r>
           </w:p>
         </w:tc>
@@ -8908,7 +6986,7 @@
                 <w:rFonts w:ascii="DejaVu Sans" w:hAnsi="DejaVu Sans"/>
                 <w:sz w:val="12"/>
               </w:rPr>
-              <w:t>0</w:t>
+              <w:t>SAM2 pseudo</w:t>
             </w:r>
           </w:p>
         </w:tc>
@@ -8926,7 +7004,7 @@
                 <w:rFonts w:ascii="DejaVu Sans" w:hAnsi="DejaVu Sans"/>
                 <w:sz w:val="12"/>
               </w:rPr>
-              <w:t>0.0000</w:t>
+              <w:t>SAM2 &gt; SAM1 &gt; SAM3</w:t>
             </w:r>
           </w:p>
         </w:tc>
@@ -8946,7 +7024,7 @@
                 <w:rFonts w:ascii="DejaVu Sans" w:hAnsi="DejaVu Sans"/>
                 <w:sz w:val="12"/>
               </w:rPr>
-              <w:t>Yeniden SAM1</w:t>
+              <w:t>GT bbox</w:t>
             </w:r>
           </w:p>
         </w:tc>
@@ -8964,7 +7042,7 @@
                 <w:rFonts w:ascii="DejaVu Sans" w:hAnsi="DejaVu Sans"/>
                 <w:sz w:val="12"/>
               </w:rPr>
-              <w:t>0</w:t>
+              <w:t>SAM3 pseudo</w:t>
             </w:r>
           </w:p>
         </w:tc>
@@ -8982,7 +7060,526 @@
                 <w:rFonts w:ascii="DejaVu Sans" w:hAnsi="DejaVu Sans"/>
                 <w:sz w:val="12"/>
               </w:rPr>
-              <w:t>0.0000</w:t>
+              <w:t>SAM3 &gt; SAM1 &gt; SAM2</w:t>
+            </w:r>
+          </w:p>
+        </w:tc>
+      </w:tr>
+      <w:tr>
+        <w:tc>
+          <w:tcPr>
+            <w:tcW w:type="dxa" w:w="4819"/>
+            <w:vAlign w:val="center"/>
+          </w:tcPr>
+          <w:p>
+            <w:pPr>
+              <w:jc w:val="center"/>
+            </w:pPr>
+            <w:r>
+              <w:rPr>
+                <w:rFonts w:ascii="DejaVu Sans" w:hAnsi="DejaVu Sans"/>
+                <w:sz w:val="12"/>
+              </w:rPr>
+              <w:t>YOLO bbox</w:t>
+            </w:r>
+          </w:p>
+        </w:tc>
+        <w:tc>
+          <w:tcPr>
+            <w:tcW w:type="dxa" w:w="4819"/>
+            <w:vAlign w:val="center"/>
+          </w:tcPr>
+          <w:p>
+            <w:pPr>
+              <w:jc w:val="center"/>
+            </w:pPr>
+            <w:r>
+              <w:rPr>
+                <w:rFonts w:ascii="DejaVu Sans" w:hAnsi="DejaVu Sans"/>
+                <w:sz w:val="12"/>
+              </w:rPr>
+              <w:t>Yayımlanmış SAMRS</w:t>
+            </w:r>
+          </w:p>
+        </w:tc>
+        <w:tc>
+          <w:tcPr>
+            <w:tcW w:type="dxa" w:w="4819"/>
+            <w:vAlign w:val="center"/>
+          </w:tcPr>
+          <w:p>
+            <w:pPr>
+              <w:jc w:val="center"/>
+            </w:pPr>
+            <w:r>
+              <w:rPr>
+                <w:rFonts w:ascii="DejaVu Sans" w:hAnsi="DejaVu Sans"/>
+                <w:sz w:val="12"/>
+              </w:rPr>
+              <w:t>SAM1 &gt; SAM3 &gt; SAM2</w:t>
+            </w:r>
+          </w:p>
+        </w:tc>
+      </w:tr>
+      <w:tr>
+        <w:tc>
+          <w:tcPr>
+            <w:tcW w:type="dxa" w:w="4819"/>
+            <w:vAlign w:val="center"/>
+          </w:tcPr>
+          <w:p>
+            <w:pPr>
+              <w:jc w:val="center"/>
+            </w:pPr>
+            <w:r>
+              <w:rPr>
+                <w:rFonts w:ascii="DejaVu Sans" w:hAnsi="DejaVu Sans"/>
+                <w:sz w:val="12"/>
+              </w:rPr>
+              <w:t>YOLO bbox</w:t>
+            </w:r>
+          </w:p>
+        </w:tc>
+        <w:tc>
+          <w:tcPr>
+            <w:tcW w:type="dxa" w:w="4819"/>
+            <w:vAlign w:val="center"/>
+          </w:tcPr>
+          <w:p>
+            <w:pPr>
+              <w:jc w:val="center"/>
+            </w:pPr>
+            <w:r>
+              <w:rPr>
+                <w:rFonts w:ascii="DejaVu Sans" w:hAnsi="DejaVu Sans"/>
+                <w:sz w:val="12"/>
+              </w:rPr>
+              <w:t>Yeniden SAM1</w:t>
+            </w:r>
+          </w:p>
+        </w:tc>
+        <w:tc>
+          <w:tcPr>
+            <w:tcW w:type="dxa" w:w="4819"/>
+            <w:vAlign w:val="center"/>
+          </w:tcPr>
+          <w:p>
+            <w:pPr>
+              <w:jc w:val="center"/>
+            </w:pPr>
+            <w:r>
+              <w:rPr>
+                <w:rFonts w:ascii="DejaVu Sans" w:hAnsi="DejaVu Sans"/>
+                <w:sz w:val="12"/>
+              </w:rPr>
+              <w:t>SAM1 &gt; SAM3 &gt; SAM2</w:t>
+            </w:r>
+          </w:p>
+        </w:tc>
+      </w:tr>
+      <w:tr>
+        <w:tc>
+          <w:tcPr>
+            <w:tcW w:type="dxa" w:w="4819"/>
+            <w:vAlign w:val="center"/>
+          </w:tcPr>
+          <w:p>
+            <w:pPr>
+              <w:jc w:val="center"/>
+            </w:pPr>
+            <w:r>
+              <w:rPr>
+                <w:rFonts w:ascii="DejaVu Sans" w:hAnsi="DejaVu Sans"/>
+                <w:sz w:val="12"/>
+              </w:rPr>
+              <w:t>YOLO bbox</w:t>
+            </w:r>
+          </w:p>
+        </w:tc>
+        <w:tc>
+          <w:tcPr>
+            <w:tcW w:type="dxa" w:w="4819"/>
+            <w:vAlign w:val="center"/>
+          </w:tcPr>
+          <w:p>
+            <w:pPr>
+              <w:jc w:val="center"/>
+            </w:pPr>
+            <w:r>
+              <w:rPr>
+                <w:rFonts w:ascii="DejaVu Sans" w:hAnsi="DejaVu Sans"/>
+                <w:sz w:val="12"/>
+              </w:rPr>
+              <w:t>SAM2 pseudo</w:t>
+            </w:r>
+          </w:p>
+        </w:tc>
+        <w:tc>
+          <w:tcPr>
+            <w:tcW w:type="dxa" w:w="4819"/>
+            <w:vAlign w:val="center"/>
+          </w:tcPr>
+          <w:p>
+            <w:pPr>
+              <w:jc w:val="center"/>
+            </w:pPr>
+            <w:r>
+              <w:rPr>
+                <w:rFonts w:ascii="DejaVu Sans" w:hAnsi="DejaVu Sans"/>
+                <w:sz w:val="12"/>
+              </w:rPr>
+              <w:t>SAM2 &gt; SAM1 &gt; SAM3</w:t>
+            </w:r>
+          </w:p>
+        </w:tc>
+      </w:tr>
+      <w:tr>
+        <w:tc>
+          <w:tcPr>
+            <w:tcW w:type="dxa" w:w="4819"/>
+            <w:vAlign w:val="center"/>
+          </w:tcPr>
+          <w:p>
+            <w:pPr>
+              <w:jc w:val="center"/>
+            </w:pPr>
+            <w:r>
+              <w:rPr>
+                <w:rFonts w:ascii="DejaVu Sans" w:hAnsi="DejaVu Sans"/>
+                <w:sz w:val="12"/>
+              </w:rPr>
+              <w:t>YOLO bbox</w:t>
+            </w:r>
+          </w:p>
+        </w:tc>
+        <w:tc>
+          <w:tcPr>
+            <w:tcW w:type="dxa" w:w="4819"/>
+            <w:vAlign w:val="center"/>
+          </w:tcPr>
+          <w:p>
+            <w:pPr>
+              <w:jc w:val="center"/>
+            </w:pPr>
+            <w:r>
+              <w:rPr>
+                <w:rFonts w:ascii="DejaVu Sans" w:hAnsi="DejaVu Sans"/>
+                <w:sz w:val="12"/>
+              </w:rPr>
+              <w:t>SAM3 pseudo</w:t>
+            </w:r>
+          </w:p>
+        </w:tc>
+        <w:tc>
+          <w:tcPr>
+            <w:tcW w:type="dxa" w:w="4819"/>
+            <w:vAlign w:val="center"/>
+          </w:tcPr>
+          <w:p>
+            <w:pPr>
+              <w:jc w:val="center"/>
+            </w:pPr>
+            <w:r>
+              <w:rPr>
+                <w:rFonts w:ascii="DejaVu Sans" w:hAnsi="DejaVu Sans"/>
+                <w:sz w:val="12"/>
+              </w:rPr>
+              <w:t>SAM3 &gt; SAM1 &gt; SAM2</w:t>
+            </w:r>
+          </w:p>
+        </w:tc>
+      </w:tr>
+    </w:tbl>
+    <w:p>
+      <w:pPr>
+        <w:pStyle w:val="Heading2"/>
+      </w:pPr>
+      <w:r>
+        <w:t>Boş Üretilen Referans Maskeler</w:t>
+      </w:r>
+    </w:p>
+    <w:tbl>
+      <w:tblPr>
+        <w:tblStyle w:val="TableGrid"/>
+        <w:tblW w:type="auto" w:w="0"/>
+        <w:jc w:val="center"/>
+        <w:tblLook w:firstColumn="1" w:firstRow="1" w:lastColumn="0" w:lastRow="0" w:noHBand="0" w:noVBand="1" w:val="04A0"/>
+      </w:tblPr>
+      <w:tblGrid>
+        <w:gridCol w:w="4819"/>
+        <w:gridCol w:w="4819"/>
+        <w:gridCol w:w="4819"/>
+      </w:tblGrid>
+      <w:tr>
+        <w:tc>
+          <w:tcPr>
+            <w:tcW w:type="dxa" w:w="4819"/>
+            <w:shd w:fill="1F4E79"/>
+          </w:tcPr>
+          <w:p>
+            <w:r>
+              <w:rPr>
+                <w:b/>
+                <w:color w:val="FFFFFF"/>
+                <w:sz w:val="13"/>
+              </w:rPr>
+              <w:t>Referans</w:t>
+            </w:r>
+          </w:p>
+        </w:tc>
+        <w:tc>
+          <w:tcPr>
+            <w:tcW w:type="dxa" w:w="4819"/>
+            <w:shd w:fill="1F4E79"/>
+          </w:tcPr>
+          <w:p>
+            <w:r>
+              <w:rPr>
+                <w:b/>
+                <w:color w:val="FFFFFF"/>
+                <w:sz w:val="13"/>
+              </w:rPr>
+              <w:t>Boş Maske</w:t>
+            </w:r>
+          </w:p>
+        </w:tc>
+        <w:tc>
+          <w:tcPr>
+            <w:tcW w:type="dxa" w:w="4819"/>
+            <w:shd w:fill="1F4E79"/>
+          </w:tcPr>
+          <w:p>
+            <w:r>
+              <w:rPr>
+                <w:b/>
+                <w:color w:val="FFFFFF"/>
+                <w:sz w:val="13"/>
+              </w:rPr>
+              <w:t>Boş Oranı</w:t>
+            </w:r>
+          </w:p>
+        </w:tc>
+      </w:tr>
+      <w:tr>
+        <w:tc>
+          <w:tcPr>
+            <w:tcW w:type="dxa" w:w="4819"/>
+            <w:vAlign w:val="center"/>
+          </w:tcPr>
+          <w:p>
+            <w:pPr>
+              <w:jc w:val="center"/>
+            </w:pPr>
+            <w:r>
+              <w:rPr>
+                <w:rFonts w:ascii="DejaVu Sans" w:hAnsi="DejaVu Sans"/>
+                <w:sz w:val="12"/>
+              </w:rPr>
+              <w:t>SAM2 pseudo</w:t>
+            </w:r>
+          </w:p>
+        </w:tc>
+        <w:tc>
+          <w:tcPr>
+            <w:tcW w:type="dxa" w:w="4819"/>
+            <w:vAlign w:val="center"/>
+          </w:tcPr>
+          <w:p>
+            <w:pPr>
+              <w:jc w:val="center"/>
+            </w:pPr>
+            <w:r>
+              <w:rPr>
+                <w:rFonts w:ascii="DejaVu Sans" w:hAnsi="DejaVu Sans"/>
+                <w:sz w:val="12"/>
+              </w:rPr>
+              <w:t>0</w:t>
+            </w:r>
+          </w:p>
+        </w:tc>
+        <w:tc>
+          <w:tcPr>
+            <w:tcW w:type="dxa" w:w="4819"/>
+            <w:vAlign w:val="center"/>
+          </w:tcPr>
+          <w:p>
+            <w:pPr>
+              <w:jc w:val="center"/>
+            </w:pPr>
+            <w:r>
+              <w:rPr>
+                <w:rFonts w:ascii="DejaVu Sans" w:hAnsi="DejaVu Sans"/>
+                <w:sz w:val="12"/>
+              </w:rPr>
+              <w:t>0.000</w:t>
+            </w:r>
+          </w:p>
+        </w:tc>
+      </w:tr>
+      <w:tr>
+        <w:tc>
+          <w:tcPr>
+            <w:tcW w:type="dxa" w:w="4819"/>
+            <w:vAlign w:val="center"/>
+          </w:tcPr>
+          <w:p>
+            <w:pPr>
+              <w:jc w:val="center"/>
+            </w:pPr>
+            <w:r>
+              <w:rPr>
+                <w:rFonts w:ascii="DejaVu Sans" w:hAnsi="DejaVu Sans"/>
+                <w:sz w:val="12"/>
+              </w:rPr>
+              <w:t>SAM3 pseudo</w:t>
+            </w:r>
+          </w:p>
+        </w:tc>
+        <w:tc>
+          <w:tcPr>
+            <w:tcW w:type="dxa" w:w="4819"/>
+            <w:vAlign w:val="center"/>
+          </w:tcPr>
+          <w:p>
+            <w:pPr>
+              <w:jc w:val="center"/>
+            </w:pPr>
+            <w:r>
+              <w:rPr>
+                <w:rFonts w:ascii="DejaVu Sans" w:hAnsi="DejaVu Sans"/>
+                <w:sz w:val="12"/>
+              </w:rPr>
+              <w:t>0</w:t>
+            </w:r>
+          </w:p>
+        </w:tc>
+        <w:tc>
+          <w:tcPr>
+            <w:tcW w:type="dxa" w:w="4819"/>
+            <w:vAlign w:val="center"/>
+          </w:tcPr>
+          <w:p>
+            <w:pPr>
+              <w:jc w:val="center"/>
+            </w:pPr>
+            <w:r>
+              <w:rPr>
+                <w:rFonts w:ascii="DejaVu Sans" w:hAnsi="DejaVu Sans"/>
+                <w:sz w:val="12"/>
+              </w:rPr>
+              <w:t>0.000</w:t>
+            </w:r>
+          </w:p>
+        </w:tc>
+      </w:tr>
+      <w:tr>
+        <w:tc>
+          <w:tcPr>
+            <w:tcW w:type="dxa" w:w="4819"/>
+            <w:vAlign w:val="center"/>
+          </w:tcPr>
+          <w:p>
+            <w:pPr>
+              <w:jc w:val="center"/>
+            </w:pPr>
+            <w:r>
+              <w:rPr>
+                <w:rFonts w:ascii="DejaVu Sans" w:hAnsi="DejaVu Sans"/>
+                <w:sz w:val="12"/>
+              </w:rPr>
+              <w:t>Yayımlanmış SAMRS</w:t>
+            </w:r>
+          </w:p>
+        </w:tc>
+        <w:tc>
+          <w:tcPr>
+            <w:tcW w:type="dxa" w:w="4819"/>
+            <w:vAlign w:val="center"/>
+          </w:tcPr>
+          <w:p>
+            <w:pPr>
+              <w:jc w:val="center"/>
+            </w:pPr>
+            <w:r>
+              <w:rPr>
+                <w:rFonts w:ascii="DejaVu Sans" w:hAnsi="DejaVu Sans"/>
+                <w:sz w:val="12"/>
+              </w:rPr>
+              <w:t>0</w:t>
+            </w:r>
+          </w:p>
+        </w:tc>
+        <w:tc>
+          <w:tcPr>
+            <w:tcW w:type="dxa" w:w="4819"/>
+            <w:vAlign w:val="center"/>
+          </w:tcPr>
+          <w:p>
+            <w:pPr>
+              <w:jc w:val="center"/>
+            </w:pPr>
+            <w:r>
+              <w:rPr>
+                <w:rFonts w:ascii="DejaVu Sans" w:hAnsi="DejaVu Sans"/>
+                <w:sz w:val="12"/>
+              </w:rPr>
+              <w:t>0.000</w:t>
+            </w:r>
+          </w:p>
+        </w:tc>
+      </w:tr>
+      <w:tr>
+        <w:tc>
+          <w:tcPr>
+            <w:tcW w:type="dxa" w:w="4819"/>
+            <w:vAlign w:val="center"/>
+          </w:tcPr>
+          <w:p>
+            <w:pPr>
+              <w:jc w:val="center"/>
+            </w:pPr>
+            <w:r>
+              <w:rPr>
+                <w:rFonts w:ascii="DejaVu Sans" w:hAnsi="DejaVu Sans"/>
+                <w:sz w:val="12"/>
+              </w:rPr>
+              <w:t>Yeniden SAM1</w:t>
+            </w:r>
+          </w:p>
+        </w:tc>
+        <w:tc>
+          <w:tcPr>
+            <w:tcW w:type="dxa" w:w="4819"/>
+            <w:vAlign w:val="center"/>
+          </w:tcPr>
+          <w:p>
+            <w:pPr>
+              <w:jc w:val="center"/>
+            </w:pPr>
+            <w:r>
+              <w:rPr>
+                <w:rFonts w:ascii="DejaVu Sans" w:hAnsi="DejaVu Sans"/>
+                <w:sz w:val="12"/>
+              </w:rPr>
+              <w:t>0</w:t>
+            </w:r>
+          </w:p>
+        </w:tc>
+        <w:tc>
+          <w:tcPr>
+            <w:tcW w:type="dxa" w:w="4819"/>
+            <w:vAlign w:val="center"/>
+          </w:tcPr>
+          <w:p>
+            <w:pPr>
+              <w:jc w:val="center"/>
+            </w:pPr>
+            <w:r>
+              <w:rPr>
+                <w:rFonts w:ascii="DejaVu Sans" w:hAnsi="DejaVu Sans"/>
+                <w:sz w:val="12"/>
+              </w:rPr>
+              <w:t>0.000</w:t>
             </w:r>
           </w:p>
         </w:tc>
